--- a/solver_LBM_steady_state/SafeNN_LBM_Paper_Full_KR.docx
+++ b/solver_LBM_steady_state/SafeNN_LBM_Paper_Full_KR.docx
@@ -131,13 +131,38 @@
         <w:t xml:space="preserve"> 를 제안한다. 본 방법은 표준 LBM 의 고정점 방정식 </w:t>
       </w:r>
       <w:r>
-        <w:rPr>
-          <w:rFonts w:ascii="Malgun Gothic" w:hAnsi="Malgun Gothic" w:eastAsia="Malgun Gothic"/>
-          <w:b w:val="0"/>
-          <w:i/>
-          <w:sz w:val="22"/>
-        </w:rPr>
-        <w:t>R(f) = f - \mathcal{L}(f) = 0</w:t>
+        <w:drawing>
+          <wp:inline xmlns:a="http://schemas.openxmlformats.org/drawingml/2006/main" xmlns:pic="http://schemas.openxmlformats.org/drawingml/2006/picture">
+            <wp:extent cx="1068866" cy="162000"/>
+            <wp:docPr id="1" name="Picture 1"/>
+            <wp:cNvGraphicFramePr>
+              <a:graphicFrameLocks noChangeAspect="1"/>
+            </wp:cNvGraphicFramePr>
+            <a:graphic>
+              <a:graphicData uri="http://schemas.openxmlformats.org/drawingml/2006/picture">
+                <pic:pic>
+                  <pic:nvPicPr>
+                    <pic:cNvPr id="0" name="109eeaaf2848.png"/>
+                    <pic:cNvPicPr/>
+                  </pic:nvPicPr>
+                  <pic:blipFill>
+                    <a:blip r:embed="rId9"/>
+                    <a:stretch>
+                      <a:fillRect/>
+                    </a:stretch>
+                  </pic:blipFill>
+                  <pic:spPr>
+                    <a:xfrm>
+                      <a:off x="0" y="0"/>
+                      <a:ext cx="1068866" cy="162000"/>
+                    </a:xfrm>
+                    <a:prstGeom prst="rect"/>
+                  </pic:spPr>
+                </pic:pic>
+              </a:graphicData>
+            </a:graphic>
+          </wp:inline>
+        </w:drawing>
       </w:r>
       <w:r>
         <w:rPr>
@@ -338,13 +363,38 @@
         <w:t xml:space="preserve">, 원래 고정점 </w:t>
       </w:r>
       <w:r>
-        <w:rPr>
-          <w:rFonts w:ascii="Malgun Gothic" w:hAnsi="Malgun Gothic" w:eastAsia="Malgun Gothic"/>
-          <w:b w:val="0"/>
-          <w:i/>
-          <w:sz w:val="22"/>
-        </w:rPr>
-        <w:t>R(f) = f - \mathcal{L}(f) = 0</w:t>
+        <w:drawing>
+          <wp:inline xmlns:a="http://schemas.openxmlformats.org/drawingml/2006/main" xmlns:pic="http://schemas.openxmlformats.org/drawingml/2006/picture">
+            <wp:extent cx="1068866" cy="162000"/>
+            <wp:docPr id="2" name="Picture 2"/>
+            <wp:cNvGraphicFramePr>
+              <a:graphicFrameLocks noChangeAspect="1"/>
+            </wp:cNvGraphicFramePr>
+            <a:graphic>
+              <a:graphicData uri="http://schemas.openxmlformats.org/drawingml/2006/picture">
+                <pic:pic>
+                  <pic:nvPicPr>
+                    <pic:cNvPr id="0" name="109eeaaf2848.png"/>
+                    <pic:cNvPicPr/>
+                  </pic:nvPicPr>
+                  <pic:blipFill>
+                    <a:blip r:embed="rId9"/>
+                    <a:stretch>
+                      <a:fillRect/>
+                    </a:stretch>
+                  </pic:blipFill>
+                  <pic:spPr>
+                    <a:xfrm>
+                      <a:off x="0" y="0"/>
+                      <a:ext cx="1068866" cy="162000"/>
+                    </a:xfrm>
+                    <a:prstGeom prst="rect"/>
+                  </pic:spPr>
+                </pic:pic>
+              </a:graphicData>
+            </a:graphic>
+          </wp:inline>
+        </w:drawing>
       </w:r>
       <w:r>
         <w:rPr>
@@ -377,11 +427,20 @@
       <w:r>
         <w:rPr>
           <w:rFonts w:ascii="Malgun Gothic" w:hAnsi="Malgun Gothic" w:eastAsia="Malgun Gothic"/>
+          <w:b/>
+          <w:i w:val="0"/>
+          <w:sz w:val="22"/>
+        </w:rPr>
+        <w:t>Fourier-moment AP-Schur 전처리기</w:t>
+      </w:r>
+      <w:r>
+        <w:rPr>
+          <w:rFonts w:ascii="Malgun Gothic" w:hAnsi="Malgun Gothic" w:eastAsia="Malgun Gothic"/>
           <w:b w:val="0"/>
           <w:i w:val="0"/>
           <w:sz w:val="22"/>
         </w:rPr>
-        <w:t>**Fourier-moment AP-Schur 전처리기**: 거시 (mass, momentum) 부분공간에 대한 Schur complement 를 Fourier-symbol 형태로 닫힌 형식 inverse 로 구성하고, BGK 완화율 의존 보정으로 운동학적 영공간 leak 을 정정한다.</w:t>
+        <w:t>: 거시 (mass, momentum) 부분공간에 대한 Schur complement 를 Fourier-symbol 형태로 닫힌 형식 inverse 로 구성하고, BGK 완화율 의존 보정으로 운동학적 영공간 leak 을 정정한다.</w:t>
       </w:r>
     </w:p>
     <w:p>
@@ -391,11 +450,20 @@
       <w:r>
         <w:rPr>
           <w:rFonts w:ascii="Malgun Gothic" w:hAnsi="Malgun Gothic" w:eastAsia="Malgun Gothic"/>
+          <w:b/>
+          <w:i w:val="0"/>
+          <w:sz w:val="22"/>
+        </w:rPr>
+        <w:t>Nesterov 룩어헤드 + Newton-Krylov 결합</w:t>
+      </w:r>
+      <w:r>
+        <w:rPr>
+          <w:rFonts w:ascii="Malgun Gothic" w:hAnsi="Malgun Gothic" w:eastAsia="Malgun Gothic"/>
           <w:b w:val="0"/>
           <w:i w:val="0"/>
           <w:sz w:val="22"/>
         </w:rPr>
-        <w:t>**Nesterov 룩어헤드 + Newton-Krylov 결합**: ML 최적화의 accelerated gradient 모멘텀을 root-finding 문제의 Newton-Krylov 단계에 직접 이식한다. LBM 문헌상 전례가 없다.</w:t>
+        <w:t>: ML 최적화의 accelerated gradient 모멘텀을 root-finding 문제의 Newton-Krylov 단계에 직접 이식한다. LBM 문헌상 전례가 없다.</w:t>
       </w:r>
     </w:p>
     <w:p>
@@ -405,11 +473,20 @@
       <w:r>
         <w:rPr>
           <w:rFonts w:ascii="Malgun Gothic" w:hAnsi="Malgun Gothic" w:eastAsia="Malgun Gothic"/>
+          <w:b/>
+          <w:i w:val="0"/>
+          <w:sz w:val="22"/>
+        </w:rPr>
+        <w:t>잔차 단조 안전성 검사</w:t>
+      </w:r>
+      <w:r>
+        <w:rPr>
+          <w:rFonts w:ascii="Malgun Gothic" w:hAnsi="Malgun Gothic" w:eastAsia="Malgun Gothic"/>
           <w:b w:val="0"/>
           <w:i w:val="0"/>
           <w:sz w:val="22"/>
         </w:rPr>
-        <w:t>**잔차 단조 안전성 검사**: 룩어헤드가 잔차를 비단조 증가시키면 거부하는 LBM-specific trust-region 가드. 이는 stiff cavity 발산을 방지한다.</w:t>
+        <w:t>: 룩어헤드가 잔차를 비단조 증가시키면 거부하는 LBM-specific trust-region 가드. 이는 stiff cavity 발산을 방지한다.</w:t>
       </w:r>
     </w:p>
     <w:p>
@@ -419,11 +496,20 @@
       <w:r>
         <w:rPr>
           <w:rFonts w:ascii="Malgun Gothic" w:hAnsi="Malgun Gothic" w:eastAsia="Malgun Gothic"/>
+          <w:b/>
+          <w:i w:val="0"/>
+          <w:sz w:val="22"/>
+        </w:rPr>
+        <w:t>적응형 K-anneal</w:t>
+      </w:r>
+      <w:r>
+        <w:rPr>
+          <w:rFonts w:ascii="Malgun Gothic" w:hAnsi="Malgun Gothic" w:eastAsia="Malgun Gothic"/>
           <w:b w:val="0"/>
           <w:i w:val="0"/>
           <w:sz w:val="22"/>
         </w:rPr>
-        <w:t>**적응형 K-anneal**: 사후 LBM 완화 단계 수를 잔차 절대값 + 단조 감소 조건에 적응시켜 수렴 후반의 잉여 LBM call 을 제거한다.</w:t>
+        <w:t>: 사후 LBM 완화 단계 수를 잔차 절대값 + 단조 감소 조건에 적응시켜 수렴 후반의 잉여 LBM call 을 제거한다.</w:t>
       </w:r>
     </w:p>
     <w:p>
@@ -433,11 +519,20 @@
       <w:r>
         <w:rPr>
           <w:rFonts w:ascii="Malgun Gothic" w:hAnsi="Malgun Gothic" w:eastAsia="Malgun Gothic"/>
+          <w:b/>
+          <w:i w:val="0"/>
+          <w:sz w:val="22"/>
+        </w:rPr>
+        <w:t>다섯 기준 사례 + stress test 에서 모두 안정 수렴</w:t>
+      </w:r>
+      <w:r>
+        <w:rPr>
+          <w:rFonts w:ascii="Malgun Gothic" w:hAnsi="Malgun Gothic" w:eastAsia="Malgun Gothic"/>
           <w:b w:val="0"/>
           <w:i w:val="0"/>
           <w:sz w:val="22"/>
         </w:rPr>
-        <w:t>**다섯 기준 사례 + stress test 에서 모두 안정 수렴**, 합성 점수 45.41 (vs Lean SCMK 41.39, NN 44.74, SAN 42.31).</w:t>
+        <w:t>, 합성 점수 45.41 (vs Lean SCMK 41.39, NN 44.74, SAN 42.31).</w:t>
       </w:r>
     </w:p>
     <w:p>
@@ -496,13 +591,81 @@
         <w:t xml:space="preserve">D2Q9 lattice Boltzmann 모델을 고려한다. 단위 격자상 입자 분포함수 </w:t>
       </w:r>
       <w:r>
+        <w:drawing>
+          <wp:inline xmlns:a="http://schemas.openxmlformats.org/drawingml/2006/main" xmlns:pic="http://schemas.openxmlformats.org/drawingml/2006/picture">
+            <wp:extent cx="1068866" cy="162000"/>
+            <wp:docPr id="3" name="Picture 3"/>
+            <wp:cNvGraphicFramePr>
+              <a:graphicFrameLocks noChangeAspect="1"/>
+            </wp:cNvGraphicFramePr>
+            <a:graphic>
+              <a:graphicData uri="http://schemas.openxmlformats.org/drawingml/2006/picture">
+                <pic:pic>
+                  <pic:nvPicPr>
+                    <pic:cNvPr id="0" name="a7c498eb5505.png"/>
+                    <pic:cNvPicPr/>
+                  </pic:nvPicPr>
+                  <pic:blipFill>
+                    <a:blip r:embed="rId10"/>
+                    <a:stretch>
+                      <a:fillRect/>
+                    </a:stretch>
+                  </pic:blipFill>
+                  <pic:spPr>
+                    <a:xfrm>
+                      <a:off x="0" y="0"/>
+                      <a:ext cx="1068866" cy="162000"/>
+                    </a:xfrm>
+                    <a:prstGeom prst="rect"/>
+                  </pic:spPr>
+                </pic:pic>
+              </a:graphicData>
+            </a:graphic>
+          </wp:inline>
+        </w:drawing>
+      </w:r>
+      <w:r>
         <w:rPr>
           <w:rFonts w:ascii="Malgun Gothic" w:hAnsi="Malgun Gothic" w:eastAsia="Malgun Gothic"/>
           <w:b w:val="0"/>
-          <w:i/>
+          <w:i w:val="0"/>
           <w:sz w:val="22"/>
         </w:rPr>
-        <w:t>f_i(\mathbf{x}, t)</w:t>
+        <w:t xml:space="preserve">, </w:t>
+      </w:r>
+      <w:r>
+        <w:drawing>
+          <wp:inline xmlns:a="http://schemas.openxmlformats.org/drawingml/2006/main" xmlns:pic="http://schemas.openxmlformats.org/drawingml/2006/picture">
+            <wp:extent cx="1068866" cy="162000"/>
+            <wp:docPr id="4" name="Picture 4"/>
+            <wp:cNvGraphicFramePr>
+              <a:graphicFrameLocks noChangeAspect="1"/>
+            </wp:cNvGraphicFramePr>
+            <a:graphic>
+              <a:graphicData uri="http://schemas.openxmlformats.org/drawingml/2006/picture">
+                <pic:pic>
+                  <pic:nvPicPr>
+                    <pic:cNvPr id="0" name="510615089ef9.png"/>
+                    <pic:cNvPicPr/>
+                  </pic:nvPicPr>
+                  <pic:blipFill>
+                    <a:blip r:embed="rId11"/>
+                    <a:stretch>
+                      <a:fillRect/>
+                    </a:stretch>
+                  </pic:blipFill>
+                  <pic:spPr>
+                    <a:xfrm>
+                      <a:off x="0" y="0"/>
+                      <a:ext cx="1068866" cy="162000"/>
+                    </a:xfrm>
+                    <a:prstGeom prst="rect"/>
+                  </pic:spPr>
+                </pic:pic>
+              </a:graphicData>
+            </a:graphic>
+          </wp:inline>
+        </w:drawing>
       </w:r>
       <w:r>
         <w:rPr>
@@ -511,34 +674,41 @@
           <w:i w:val="0"/>
           <w:sz w:val="22"/>
         </w:rPr>
-        <w:t xml:space="preserve">, </w:t>
-      </w:r>
-      <w:r>
-        <w:rPr>
-          <w:rFonts w:ascii="Malgun Gothic" w:hAnsi="Malgun Gothic" w:eastAsia="Malgun Gothic"/>
-          <w:b w:val="0"/>
-          <w:i/>
-          <w:sz w:val="22"/>
-        </w:rPr>
-        <w:t>i = 0, 1, \ldots, q-1</w:t>
-      </w:r>
-      <w:r>
-        <w:rPr>
-          <w:rFonts w:ascii="Malgun Gothic" w:hAnsi="Malgun Gothic" w:eastAsia="Malgun Gothic"/>
-          <w:b w:val="0"/>
-          <w:i w:val="0"/>
-          <w:sz w:val="22"/>
-        </w:rPr>
         <w:t xml:space="preserve"> (</w:t>
       </w:r>
       <w:r>
-        <w:rPr>
-          <w:rFonts w:ascii="Malgun Gothic" w:hAnsi="Malgun Gothic" w:eastAsia="Malgun Gothic"/>
-          <w:b w:val="0"/>
-          <w:i/>
-          <w:sz w:val="22"/>
-        </w:rPr>
-        <w:t>q=9</w:t>
+        <w:drawing>
+          <wp:inline xmlns:a="http://schemas.openxmlformats.org/drawingml/2006/main" xmlns:pic="http://schemas.openxmlformats.org/drawingml/2006/picture">
+            <wp:extent cx="1068866" cy="162000"/>
+            <wp:docPr id="5" name="Picture 5"/>
+            <wp:cNvGraphicFramePr>
+              <a:graphicFrameLocks noChangeAspect="1"/>
+            </wp:cNvGraphicFramePr>
+            <a:graphic>
+              <a:graphicData uri="http://schemas.openxmlformats.org/drawingml/2006/picture">
+                <pic:pic>
+                  <pic:nvPicPr>
+                    <pic:cNvPr id="0" name="285b98601c65.png"/>
+                    <pic:cNvPicPr/>
+                  </pic:nvPicPr>
+                  <pic:blipFill>
+                    <a:blip r:embed="rId12"/>
+                    <a:stretch>
+                      <a:fillRect/>
+                    </a:stretch>
+                  </pic:blipFill>
+                  <pic:spPr>
+                    <a:xfrm>
+                      <a:off x="0" y="0"/>
+                      <a:ext cx="1068866" cy="162000"/>
+                    </a:xfrm>
+                    <a:prstGeom prst="rect"/>
+                  </pic:spPr>
+                </pic:pic>
+              </a:graphicData>
+            </a:graphic>
+          </wp:inline>
+        </w:drawing>
       </w:r>
       <w:r>
         <w:rPr>
@@ -552,17 +722,42 @@
     </w:p>
     <w:p>
       <w:pPr>
-        <w:spacing w:after="80"/>
+        <w:spacing w:before="120" w:after="120"/>
         <w:jc w:val="center"/>
       </w:pPr>
       <w:r>
-        <w:rPr>
-          <w:rFonts w:ascii="Malgun Gothic" w:hAnsi="Malgun Gothic" w:eastAsia="Malgun Gothic"/>
-          <w:b w:val="0"/>
-          <w:i/>
-          <w:sz w:val="22"/>
-        </w:rPr>
-        <w:t>f_i(\mathbf{x} + \mathbf{c}_i, t+1) = f_i(\mathbf{x}, t) - \omega \left[ f_i(\mathbf{x}, t) - f_i^{eq}(\rho, \mathbf{u}) \right] + S_i(\mathbf{x}, t)</w:t>
+        <w:drawing>
+          <wp:inline xmlns:a="http://schemas.openxmlformats.org/drawingml/2006/main" xmlns:pic="http://schemas.openxmlformats.org/drawingml/2006/picture">
+            <wp:extent cx="4680000" cy="883218"/>
+            <wp:docPr id="6" name="Picture 6"/>
+            <wp:cNvGraphicFramePr>
+              <a:graphicFrameLocks noChangeAspect="1"/>
+            </wp:cNvGraphicFramePr>
+            <a:graphic>
+              <a:graphicData uri="http://schemas.openxmlformats.org/drawingml/2006/picture">
+                <pic:pic>
+                  <pic:nvPicPr>
+                    <pic:cNvPr id="0" name="3c57a020cc17.png"/>
+                    <pic:cNvPicPr/>
+                  </pic:nvPicPr>
+                  <pic:blipFill>
+                    <a:blip r:embed="rId13"/>
+                    <a:stretch>
+                      <a:fillRect/>
+                    </a:stretch>
+                  </pic:blipFill>
+                  <pic:spPr>
+                    <a:xfrm>
+                      <a:off x="0" y="0"/>
+                      <a:ext cx="4680000" cy="883218"/>
+                    </a:xfrm>
+                    <a:prstGeom prst="rect"/>
+                  </pic:spPr>
+                </pic:pic>
+              </a:graphicData>
+            </a:graphic>
+          </wp:inline>
+        </w:drawing>
       </w:r>
     </w:p>
     <w:p>
@@ -579,13 +774,81 @@
         <w:t xml:space="preserve">여기서 </w:t>
       </w:r>
       <w:r>
+        <w:drawing>
+          <wp:inline xmlns:a="http://schemas.openxmlformats.org/drawingml/2006/main" xmlns:pic="http://schemas.openxmlformats.org/drawingml/2006/picture">
+            <wp:extent cx="1068866" cy="162000"/>
+            <wp:docPr id="7" name="Picture 7"/>
+            <wp:cNvGraphicFramePr>
+              <a:graphicFrameLocks noChangeAspect="1"/>
+            </wp:cNvGraphicFramePr>
+            <a:graphic>
+              <a:graphicData uri="http://schemas.openxmlformats.org/drawingml/2006/picture">
+                <pic:pic>
+                  <pic:nvPicPr>
+                    <pic:cNvPr id="0" name="bdc570692d1b.png"/>
+                    <pic:cNvPicPr/>
+                  </pic:nvPicPr>
+                  <pic:blipFill>
+                    <a:blip r:embed="rId14"/>
+                    <a:stretch>
+                      <a:fillRect/>
+                    </a:stretch>
+                  </pic:blipFill>
+                  <pic:spPr>
+                    <a:xfrm>
+                      <a:off x="0" y="0"/>
+                      <a:ext cx="1068866" cy="162000"/>
+                    </a:xfrm>
+                    <a:prstGeom prst="rect"/>
+                  </pic:spPr>
+                </pic:pic>
+              </a:graphicData>
+            </a:graphic>
+          </wp:inline>
+        </w:drawing>
+      </w:r>
+      <w:r>
         <w:rPr>
           <w:rFonts w:ascii="Malgun Gothic" w:hAnsi="Malgun Gothic" w:eastAsia="Malgun Gothic"/>
           <w:b w:val="0"/>
-          <w:i/>
+          <w:i w:val="0"/>
           <w:sz w:val="22"/>
         </w:rPr>
-        <w:t>\omega = 1/(3\nu + 1/2)</w:t>
+        <w:t xml:space="preserve"> 는 BGK 완화율, </w:t>
+      </w:r>
+      <w:r>
+        <w:drawing>
+          <wp:inline xmlns:a="http://schemas.openxmlformats.org/drawingml/2006/main" xmlns:pic="http://schemas.openxmlformats.org/drawingml/2006/picture">
+            <wp:extent cx="1068866" cy="162000"/>
+            <wp:docPr id="8" name="Picture 8"/>
+            <wp:cNvGraphicFramePr>
+              <a:graphicFrameLocks noChangeAspect="1"/>
+            </wp:cNvGraphicFramePr>
+            <a:graphic>
+              <a:graphicData uri="http://schemas.openxmlformats.org/drawingml/2006/picture">
+                <pic:pic>
+                  <pic:nvPicPr>
+                    <pic:cNvPr id="0" name="ab935a5b6b09.png"/>
+                    <pic:cNvPicPr/>
+                  </pic:nvPicPr>
+                  <pic:blipFill>
+                    <a:blip r:embed="rId15"/>
+                    <a:stretch>
+                      <a:fillRect/>
+                    </a:stretch>
+                  </pic:blipFill>
+                  <pic:spPr>
+                    <a:xfrm>
+                      <a:off x="0" y="0"/>
+                      <a:ext cx="1068866" cy="162000"/>
+                    </a:xfrm>
+                    <a:prstGeom prst="rect"/>
+                  </pic:spPr>
+                </pic:pic>
+              </a:graphicData>
+            </a:graphic>
+          </wp:inline>
+        </w:drawing>
       </w:r>
       <w:r>
         <w:rPr>
@@ -594,16 +857,84 @@
           <w:i w:val="0"/>
           <w:sz w:val="22"/>
         </w:rPr>
-        <w:t xml:space="preserve"> 는 BGK 완화율, </w:t>
+        <w:t xml:space="preserve"> 는 운동학적 점성, </w:t>
+      </w:r>
+      <w:r>
+        <w:drawing>
+          <wp:inline xmlns:a="http://schemas.openxmlformats.org/drawingml/2006/main" xmlns:pic="http://schemas.openxmlformats.org/drawingml/2006/picture">
+            <wp:extent cx="1103938" cy="162000"/>
+            <wp:docPr id="9" name="Picture 9"/>
+            <wp:cNvGraphicFramePr>
+              <a:graphicFrameLocks noChangeAspect="1"/>
+            </wp:cNvGraphicFramePr>
+            <a:graphic>
+              <a:graphicData uri="http://schemas.openxmlformats.org/drawingml/2006/picture">
+                <pic:pic>
+                  <pic:nvPicPr>
+                    <pic:cNvPr id="0" name="0ddd278cced3.png"/>
+                    <pic:cNvPicPr/>
+                  </pic:nvPicPr>
+                  <pic:blipFill>
+                    <a:blip r:embed="rId16"/>
+                    <a:stretch>
+                      <a:fillRect/>
+                    </a:stretch>
+                  </pic:blipFill>
+                  <pic:spPr>
+                    <a:xfrm>
+                      <a:off x="0" y="0"/>
+                      <a:ext cx="1103938" cy="162000"/>
+                    </a:xfrm>
+                    <a:prstGeom prst="rect"/>
+                  </pic:spPr>
+                </pic:pic>
+              </a:graphicData>
+            </a:graphic>
+          </wp:inline>
+        </w:drawing>
       </w:r>
       <w:r>
         <w:rPr>
           <w:rFonts w:ascii="Malgun Gothic" w:hAnsi="Malgun Gothic" w:eastAsia="Malgun Gothic"/>
           <w:b w:val="0"/>
-          <w:i/>
+          <w:i w:val="0"/>
           <w:sz w:val="22"/>
         </w:rPr>
-        <w:t>\nu</w:t>
+        <w:t xml:space="preserve"> 는 격자 속도 벡터, </w:t>
+      </w:r>
+      <w:r>
+        <w:drawing>
+          <wp:inline xmlns:a="http://schemas.openxmlformats.org/drawingml/2006/main" xmlns:pic="http://schemas.openxmlformats.org/drawingml/2006/picture">
+            <wp:extent cx="1068866" cy="162000"/>
+            <wp:docPr id="10" name="Picture 10"/>
+            <wp:cNvGraphicFramePr>
+              <a:graphicFrameLocks noChangeAspect="1"/>
+            </wp:cNvGraphicFramePr>
+            <a:graphic>
+              <a:graphicData uri="http://schemas.openxmlformats.org/drawingml/2006/picture">
+                <pic:pic>
+                  <pic:nvPicPr>
+                    <pic:cNvPr id="0" name="04d9210c425f.png"/>
+                    <pic:cNvPicPr/>
+                  </pic:nvPicPr>
+                  <pic:blipFill>
+                    <a:blip r:embed="rId17"/>
+                    <a:stretch>
+                      <a:fillRect/>
+                    </a:stretch>
+                  </pic:blipFill>
+                  <pic:spPr>
+                    <a:xfrm>
+                      <a:off x="0" y="0"/>
+                      <a:ext cx="1068866" cy="162000"/>
+                    </a:xfrm>
+                    <a:prstGeom prst="rect"/>
+                  </pic:spPr>
+                </pic:pic>
+              </a:graphicData>
+            </a:graphic>
+          </wp:inline>
+        </w:drawing>
       </w:r>
       <w:r>
         <w:rPr>
@@ -612,52 +943,41 @@
           <w:i w:val="0"/>
           <w:sz w:val="22"/>
         </w:rPr>
-        <w:t xml:space="preserve"> 는 운동학적 점성, </w:t>
-      </w:r>
-      <w:r>
-        <w:rPr>
-          <w:rFonts w:ascii="Malgun Gothic" w:hAnsi="Malgun Gothic" w:eastAsia="Malgun Gothic"/>
-          <w:b w:val="0"/>
-          <w:i/>
-          <w:sz w:val="22"/>
-        </w:rPr>
-        <w:t>\mathbf{c}_i \in \{(0,0), (\pm 1, 0), (0, \pm 1), (\pm 1, \pm 1)\}</w:t>
-      </w:r>
-      <w:r>
-        <w:rPr>
-          <w:rFonts w:ascii="Malgun Gothic" w:hAnsi="Malgun Gothic" w:eastAsia="Malgun Gothic"/>
-          <w:b w:val="0"/>
-          <w:i w:val="0"/>
-          <w:sz w:val="22"/>
-        </w:rPr>
-        <w:t xml:space="preserve"> 는 격자 속도 벡터, </w:t>
-      </w:r>
-      <w:r>
-        <w:rPr>
-          <w:rFonts w:ascii="Malgun Gothic" w:hAnsi="Malgun Gothic" w:eastAsia="Malgun Gothic"/>
-          <w:b w:val="0"/>
-          <w:i/>
-          <w:sz w:val="22"/>
-        </w:rPr>
-        <w:t>W_i \in \{4/9, 1/9, 1/36\}</w:t>
-      </w:r>
-      <w:r>
-        <w:rPr>
-          <w:rFonts w:ascii="Malgun Gothic" w:hAnsi="Malgun Gothic" w:eastAsia="Malgun Gothic"/>
-          <w:b w:val="0"/>
-          <w:i w:val="0"/>
-          <w:sz w:val="22"/>
-        </w:rPr>
         <w:t xml:space="preserve"> 는 가중치, </w:t>
       </w:r>
       <w:r>
-        <w:rPr>
-          <w:rFonts w:ascii="Malgun Gothic" w:hAnsi="Malgun Gothic" w:eastAsia="Malgun Gothic"/>
-          <w:b w:val="0"/>
-          <w:i/>
-          <w:sz w:val="22"/>
-        </w:rPr>
-        <w:t>f_i^{eq}</w:t>
+        <w:drawing>
+          <wp:inline xmlns:a="http://schemas.openxmlformats.org/drawingml/2006/main" xmlns:pic="http://schemas.openxmlformats.org/drawingml/2006/picture">
+            <wp:extent cx="1068866" cy="162000"/>
+            <wp:docPr id="11" name="Picture 11"/>
+            <wp:cNvGraphicFramePr>
+              <a:graphicFrameLocks noChangeAspect="1"/>
+            </wp:cNvGraphicFramePr>
+            <a:graphic>
+              <a:graphicData uri="http://schemas.openxmlformats.org/drawingml/2006/picture">
+                <pic:pic>
+                  <pic:nvPicPr>
+                    <pic:cNvPr id="0" name="812420847704.png"/>
+                    <pic:cNvPicPr/>
+                  </pic:nvPicPr>
+                  <pic:blipFill>
+                    <a:blip r:embed="rId18"/>
+                    <a:stretch>
+                      <a:fillRect/>
+                    </a:stretch>
+                  </pic:blipFill>
+                  <pic:spPr>
+                    <a:xfrm>
+                      <a:off x="0" y="0"/>
+                      <a:ext cx="1068866" cy="162000"/>
+                    </a:xfrm>
+                    <a:prstGeom prst="rect"/>
+                  </pic:spPr>
+                </pic:pic>
+              </a:graphicData>
+            </a:graphic>
+          </wp:inline>
+        </w:drawing>
       </w:r>
       <w:r>
         <w:rPr>
@@ -671,17 +991,42 @@
     </w:p>
     <w:p>
       <w:pPr>
-        <w:spacing w:after="80"/>
+        <w:spacing w:before="120" w:after="120"/>
         <w:jc w:val="center"/>
       </w:pPr>
       <w:r>
-        <w:rPr>
-          <w:rFonts w:ascii="Malgun Gothic" w:hAnsi="Malgun Gothic" w:eastAsia="Malgun Gothic"/>
-          <w:b w:val="0"/>
-          <w:i/>
-          <w:sz w:val="22"/>
-        </w:rPr>
-        <w:t>f_i^{eq}(\rho, \mathbf{u}) = W_i \rho \left[ 1 + 3 \mathbf{c}_i \cdot \mathbf{u} + \frac{9}{2}(\mathbf{c}_i \cdot \mathbf{u})^2 - \frac{3}{2} \|\mathbf{u}\|^2 \right]</w:t>
+        <w:drawing>
+          <wp:inline xmlns:a="http://schemas.openxmlformats.org/drawingml/2006/main" xmlns:pic="http://schemas.openxmlformats.org/drawingml/2006/picture">
+            <wp:extent cx="4680000" cy="932286"/>
+            <wp:docPr id="12" name="Picture 12"/>
+            <wp:cNvGraphicFramePr>
+              <a:graphicFrameLocks noChangeAspect="1"/>
+            </wp:cNvGraphicFramePr>
+            <a:graphic>
+              <a:graphicData uri="http://schemas.openxmlformats.org/drawingml/2006/picture">
+                <pic:pic>
+                  <pic:nvPicPr>
+                    <pic:cNvPr id="0" name="ec27e3e8209c.png"/>
+                    <pic:cNvPicPr/>
+                  </pic:nvPicPr>
+                  <pic:blipFill>
+                    <a:blip r:embed="rId19"/>
+                    <a:stretch>
+                      <a:fillRect/>
+                    </a:stretch>
+                  </pic:blipFill>
+                  <pic:spPr>
+                    <a:xfrm>
+                      <a:off x="0" y="0"/>
+                      <a:ext cx="4680000" cy="932286"/>
+                    </a:xfrm>
+                    <a:prstGeom prst="rect"/>
+                  </pic:spPr>
+                </pic:pic>
+              </a:graphicData>
+            </a:graphic>
+          </wp:inline>
+        </w:drawing>
       </w:r>
     </w:p>
     <w:p>
@@ -698,13 +1043,81 @@
         <w:t xml:space="preserve">거시변수: </w:t>
       </w:r>
       <w:r>
+        <w:drawing>
+          <wp:inline xmlns:a="http://schemas.openxmlformats.org/drawingml/2006/main" xmlns:pic="http://schemas.openxmlformats.org/drawingml/2006/picture">
+            <wp:extent cx="1068866" cy="162000"/>
+            <wp:docPr id="13" name="Picture 13"/>
+            <wp:cNvGraphicFramePr>
+              <a:graphicFrameLocks noChangeAspect="1"/>
+            </wp:cNvGraphicFramePr>
+            <a:graphic>
+              <a:graphicData uri="http://schemas.openxmlformats.org/drawingml/2006/picture">
+                <pic:pic>
+                  <pic:nvPicPr>
+                    <pic:cNvPr id="0" name="cc2f15a82105.png"/>
+                    <pic:cNvPicPr/>
+                  </pic:nvPicPr>
+                  <pic:blipFill>
+                    <a:blip r:embed="rId20"/>
+                    <a:stretch>
+                      <a:fillRect/>
+                    </a:stretch>
+                  </pic:blipFill>
+                  <pic:spPr>
+                    <a:xfrm>
+                      <a:off x="0" y="0"/>
+                      <a:ext cx="1068866" cy="162000"/>
+                    </a:xfrm>
+                    <a:prstGeom prst="rect"/>
+                  </pic:spPr>
+                </pic:pic>
+              </a:graphicData>
+            </a:graphic>
+          </wp:inline>
+        </w:drawing>
+      </w:r>
+      <w:r>
         <w:rPr>
           <w:rFonts w:ascii="Malgun Gothic" w:hAnsi="Malgun Gothic" w:eastAsia="Malgun Gothic"/>
           <w:b w:val="0"/>
-          <w:i/>
+          <w:i w:val="0"/>
           <w:sz w:val="22"/>
         </w:rPr>
-        <w:t>\rho = \sum_i f_i</w:t>
+        <w:t xml:space="preserve">, </w:t>
+      </w:r>
+      <w:r>
+        <w:drawing>
+          <wp:inline xmlns:a="http://schemas.openxmlformats.org/drawingml/2006/main" xmlns:pic="http://schemas.openxmlformats.org/drawingml/2006/picture">
+            <wp:extent cx="1068866" cy="162000"/>
+            <wp:docPr id="14" name="Picture 14"/>
+            <wp:cNvGraphicFramePr>
+              <a:graphicFrameLocks noChangeAspect="1"/>
+            </wp:cNvGraphicFramePr>
+            <a:graphic>
+              <a:graphicData uri="http://schemas.openxmlformats.org/drawingml/2006/picture">
+                <pic:pic>
+                  <pic:nvPicPr>
+                    <pic:cNvPr id="0" name="1822468af79f.png"/>
+                    <pic:cNvPicPr/>
+                  </pic:nvPicPr>
+                  <pic:blipFill>
+                    <a:blip r:embed="rId21"/>
+                    <a:stretch>
+                      <a:fillRect/>
+                    </a:stretch>
+                  </pic:blipFill>
+                  <pic:spPr>
+                    <a:xfrm>
+                      <a:off x="0" y="0"/>
+                      <a:ext cx="1068866" cy="162000"/>
+                    </a:xfrm>
+                    <a:prstGeom prst="rect"/>
+                  </pic:spPr>
+                </pic:pic>
+              </a:graphicData>
+            </a:graphic>
+          </wp:inline>
+        </w:drawing>
       </w:r>
       <w:r>
         <w:rPr>
@@ -713,34 +1126,41 @@
           <w:i w:val="0"/>
           <w:sz w:val="22"/>
         </w:rPr>
-        <w:t xml:space="preserve">, </w:t>
-      </w:r>
-      <w:r>
-        <w:rPr>
-          <w:rFonts w:ascii="Malgun Gothic" w:hAnsi="Malgun Gothic" w:eastAsia="Malgun Gothic"/>
-          <w:b w:val="0"/>
-          <w:i/>
-          <w:sz w:val="22"/>
-        </w:rPr>
-        <w:t>\rho \mathbf{u} = \sum_i \mathbf{c}_i f_i</w:t>
-      </w:r>
-      <w:r>
-        <w:rPr>
-          <w:rFonts w:ascii="Malgun Gothic" w:hAnsi="Malgun Gothic" w:eastAsia="Malgun Gothic"/>
-          <w:b w:val="0"/>
-          <w:i w:val="0"/>
-          <w:sz w:val="22"/>
-        </w:rPr>
         <w:t xml:space="preserve">. 외력 </w:t>
       </w:r>
       <w:r>
-        <w:rPr>
-          <w:rFonts w:ascii="Malgun Gothic" w:hAnsi="Malgun Gothic" w:eastAsia="Malgun Gothic"/>
-          <w:b w:val="0"/>
-          <w:i/>
-          <w:sz w:val="22"/>
-        </w:rPr>
-        <w:t>\mathbf{F}</w:t>
+        <w:drawing>
+          <wp:inline xmlns:a="http://schemas.openxmlformats.org/drawingml/2006/main" xmlns:pic="http://schemas.openxmlformats.org/drawingml/2006/picture">
+            <wp:extent cx="1068866" cy="162000"/>
+            <wp:docPr id="15" name="Picture 15"/>
+            <wp:cNvGraphicFramePr>
+              <a:graphicFrameLocks noChangeAspect="1"/>
+            </wp:cNvGraphicFramePr>
+            <a:graphic>
+              <a:graphicData uri="http://schemas.openxmlformats.org/drawingml/2006/picture">
+                <pic:pic>
+                  <pic:nvPicPr>
+                    <pic:cNvPr id="0" name="2637761ae871.png"/>
+                    <pic:cNvPicPr/>
+                  </pic:nvPicPr>
+                  <pic:blipFill>
+                    <a:blip r:embed="rId22"/>
+                    <a:stretch>
+                      <a:fillRect/>
+                    </a:stretch>
+                  </pic:blipFill>
+                  <pic:spPr>
+                    <a:xfrm>
+                      <a:off x="0" y="0"/>
+                      <a:ext cx="1068866" cy="162000"/>
+                    </a:xfrm>
+                    <a:prstGeom prst="rect"/>
+                  </pic:spPr>
+                </pic:pic>
+              </a:graphicData>
+            </a:graphic>
+          </wp:inline>
+        </w:drawing>
       </w:r>
       <w:r>
         <w:rPr>
@@ -754,17 +1174,42 @@
     </w:p>
     <w:p>
       <w:pPr>
-        <w:spacing w:after="80"/>
+        <w:spacing w:before="120" w:after="120"/>
         <w:jc w:val="center"/>
       </w:pPr>
       <w:r>
-        <w:rPr>
-          <w:rFonts w:ascii="Malgun Gothic" w:hAnsi="Malgun Gothic" w:eastAsia="Malgun Gothic"/>
-          <w:b w:val="0"/>
-          <w:i/>
-          <w:sz w:val="22"/>
-        </w:rPr>
-        <w:t>S_i = (1 - \omega/2) W_i \left[ 3 (\mathbf{c}_i - \mathbf{u}) \cdot \mathbf{F} + 9 (\mathbf{c}_i \cdot \mathbf{u})(\mathbf{c}_i \cdot \mathbf{F}) \right]</w:t>
+        <w:drawing>
+          <wp:inline xmlns:a="http://schemas.openxmlformats.org/drawingml/2006/main" xmlns:pic="http://schemas.openxmlformats.org/drawingml/2006/picture">
+            <wp:extent cx="4680000" cy="932286"/>
+            <wp:docPr id="16" name="Picture 16"/>
+            <wp:cNvGraphicFramePr>
+              <a:graphicFrameLocks noChangeAspect="1"/>
+            </wp:cNvGraphicFramePr>
+            <a:graphic>
+              <a:graphicData uri="http://schemas.openxmlformats.org/drawingml/2006/picture">
+                <pic:pic>
+                  <pic:nvPicPr>
+                    <pic:cNvPr id="0" name="d179ea91497d.png"/>
+                    <pic:cNvPicPr/>
+                  </pic:nvPicPr>
+                  <pic:blipFill>
+                    <a:blip r:embed="rId23"/>
+                    <a:stretch>
+                      <a:fillRect/>
+                    </a:stretch>
+                  </pic:blipFill>
+                  <pic:spPr>
+                    <a:xfrm>
+                      <a:off x="0" y="0"/>
+                      <a:ext cx="4680000" cy="932286"/>
+                    </a:xfrm>
+                    <a:prstGeom prst="rect"/>
+                  </pic:spPr>
+                </pic:pic>
+              </a:graphicData>
+            </a:graphic>
+          </wp:inline>
+        </w:drawing>
       </w:r>
     </w:p>
     <w:p>
@@ -781,13 +1226,38 @@
         <w:t xml:space="preserve">한 step 의 전체 연산자 </w:t>
       </w:r>
       <w:r>
-        <w:rPr>
-          <w:rFonts w:ascii="Malgun Gothic" w:hAnsi="Malgun Gothic" w:eastAsia="Malgun Gothic"/>
-          <w:b w:val="0"/>
-          <w:i/>
-          <w:sz w:val="22"/>
-        </w:rPr>
-        <w:t>\mathcal{L}: \mathbb{R}^{qN^2} \to \mathbb{R}^{qN^2}</w:t>
+        <w:drawing>
+          <wp:inline xmlns:a="http://schemas.openxmlformats.org/drawingml/2006/main" xmlns:pic="http://schemas.openxmlformats.org/drawingml/2006/picture">
+            <wp:extent cx="1068866" cy="162000"/>
+            <wp:docPr id="17" name="Picture 17"/>
+            <wp:cNvGraphicFramePr>
+              <a:graphicFrameLocks noChangeAspect="1"/>
+            </wp:cNvGraphicFramePr>
+            <a:graphic>
+              <a:graphicData uri="http://schemas.openxmlformats.org/drawingml/2006/picture">
+                <pic:pic>
+                  <pic:nvPicPr>
+                    <pic:cNvPr id="0" name="c51a5805f1a0.png"/>
+                    <pic:cNvPicPr/>
+                  </pic:nvPicPr>
+                  <pic:blipFill>
+                    <a:blip r:embed="rId24"/>
+                    <a:stretch>
+                      <a:fillRect/>
+                    </a:stretch>
+                  </pic:blipFill>
+                  <pic:spPr>
+                    <a:xfrm>
+                      <a:off x="0" y="0"/>
+                      <a:ext cx="1068866" cy="162000"/>
+                    </a:xfrm>
+                    <a:prstGeom prst="rect"/>
+                  </pic:spPr>
+                </pic:pic>
+              </a:graphicData>
+            </a:graphic>
+          </wp:inline>
+        </w:drawing>
       </w:r>
       <w:r>
         <w:rPr>
@@ -801,17 +1271,42 @@
     </w:p>
     <w:p>
       <w:pPr>
-        <w:spacing w:after="80"/>
+        <w:spacing w:before="120" w:after="120"/>
         <w:jc w:val="center"/>
       </w:pPr>
       <w:r>
-        <w:rPr>
-          <w:rFonts w:ascii="Malgun Gothic" w:hAnsi="Malgun Gothic" w:eastAsia="Malgun Gothic"/>
-          <w:b w:val="0"/>
-          <w:i/>
-          <w:sz w:val="22"/>
-        </w:rPr>
-        <w:t>\mathcal{L}(f) \equiv \text{stream} \circ \text{(collide + force)}(f)</w:t>
+        <w:drawing>
+          <wp:inline xmlns:a="http://schemas.openxmlformats.org/drawingml/2006/main" xmlns:pic="http://schemas.openxmlformats.org/drawingml/2006/picture">
+            <wp:extent cx="4680000" cy="932286"/>
+            <wp:docPr id="18" name="Picture 18"/>
+            <wp:cNvGraphicFramePr>
+              <a:graphicFrameLocks noChangeAspect="1"/>
+            </wp:cNvGraphicFramePr>
+            <a:graphic>
+              <a:graphicData uri="http://schemas.openxmlformats.org/drawingml/2006/picture">
+                <pic:pic>
+                  <pic:nvPicPr>
+                    <pic:cNvPr id="0" name="707bf0af95a0.png"/>
+                    <pic:cNvPicPr/>
+                  </pic:nvPicPr>
+                  <pic:blipFill>
+                    <a:blip r:embed="rId25"/>
+                    <a:stretch>
+                      <a:fillRect/>
+                    </a:stretch>
+                  </pic:blipFill>
+                  <pic:spPr>
+                    <a:xfrm>
+                      <a:off x="0" y="0"/>
+                      <a:ext cx="4680000" cy="932286"/>
+                    </a:xfrm>
+                    <a:prstGeom prst="rect"/>
+                  </pic:spPr>
+                </pic:pic>
+              </a:graphicData>
+            </a:graphic>
+          </wp:inline>
+        </w:drawing>
       </w:r>
     </w:p>
     <w:p>
@@ -839,17 +1334,42 @@
     </w:p>
     <w:p>
       <w:pPr>
-        <w:spacing w:after="80"/>
+        <w:spacing w:before="120" w:after="120"/>
         <w:jc w:val="center"/>
       </w:pPr>
       <w:r>
-        <w:rPr>
-          <w:rFonts w:ascii="Malgun Gothic" w:hAnsi="Malgun Gothic" w:eastAsia="Malgun Gothic"/>
-          <w:b w:val="0"/>
-          <w:i/>
-          <w:sz w:val="22"/>
-        </w:rPr>
-        <w:t>\boxed{R(f^*) \equiv f^* - \mathcal{L}(f^*) = 0}</w:t>
+        <w:drawing>
+          <wp:inline xmlns:a="http://schemas.openxmlformats.org/drawingml/2006/main" xmlns:pic="http://schemas.openxmlformats.org/drawingml/2006/picture">
+            <wp:extent cx="4680000" cy="932286"/>
+            <wp:docPr id="19" name="Picture 19"/>
+            <wp:cNvGraphicFramePr>
+              <a:graphicFrameLocks noChangeAspect="1"/>
+            </wp:cNvGraphicFramePr>
+            <a:graphic>
+              <a:graphicData uri="http://schemas.openxmlformats.org/drawingml/2006/picture">
+                <pic:pic>
+                  <pic:nvPicPr>
+                    <pic:cNvPr id="0" name="66c131c426ee.png"/>
+                    <pic:cNvPicPr/>
+                  </pic:nvPicPr>
+                  <pic:blipFill>
+                    <a:blip r:embed="rId26"/>
+                    <a:stretch>
+                      <a:fillRect/>
+                    </a:stretch>
+                  </pic:blipFill>
+                  <pic:spPr>
+                    <a:xfrm>
+                      <a:off x="0" y="0"/>
+                      <a:ext cx="4680000" cy="932286"/>
+                    </a:xfrm>
+                    <a:prstGeom prst="rect"/>
+                  </pic:spPr>
+                </pic:pic>
+              </a:graphicData>
+            </a:graphic>
+          </wp:inline>
+        </w:drawing>
       </w:r>
     </w:p>
     <w:p>
@@ -866,13 +1386,38 @@
         <w:t xml:space="preserve">본 방법은 위 native residual 형식을 그대로 풀며, </w:t>
       </w:r>
       <w:r>
-        <w:rPr>
-          <w:rFonts w:ascii="Malgun Gothic" w:hAnsi="Malgun Gothic" w:eastAsia="Malgun Gothic"/>
-          <w:b w:val="0"/>
-          <w:i/>
-          <w:sz w:val="22"/>
-        </w:rPr>
-        <w:t>\mathcal{L}</w:t>
+        <w:drawing>
+          <wp:inline xmlns:a="http://schemas.openxmlformats.org/drawingml/2006/main" xmlns:pic="http://schemas.openxmlformats.org/drawingml/2006/picture">
+            <wp:extent cx="1068866" cy="162000"/>
+            <wp:docPr id="20" name="Picture 20"/>
+            <wp:cNvGraphicFramePr>
+              <a:graphicFrameLocks noChangeAspect="1"/>
+            </wp:cNvGraphicFramePr>
+            <a:graphic>
+              <a:graphicData uri="http://schemas.openxmlformats.org/drawingml/2006/picture">
+                <pic:pic>
+                  <pic:nvPicPr>
+                    <pic:cNvPr id="0" name="88209d4bcb96.png"/>
+                    <pic:cNvPicPr/>
+                  </pic:nvPicPr>
+                  <pic:blipFill>
+                    <a:blip r:embed="rId27"/>
+                    <a:stretch>
+                      <a:fillRect/>
+                    </a:stretch>
+                  </pic:blipFill>
+                  <pic:spPr>
+                    <a:xfrm>
+                      <a:off x="0" y="0"/>
+                      <a:ext cx="1068866" cy="162000"/>
+                    </a:xfrm>
+                    <a:prstGeom prst="rect"/>
+                  </pic:spPr>
+                </pic:pic>
+              </a:graphicData>
+            </a:graphic>
+          </wp:inline>
+        </w:drawing>
       </w:r>
       <w:r>
         <w:rPr>
@@ -907,31 +1452,81 @@
         <w:t xml:space="preserve">: 거시변수 추출 </w:t>
       </w:r>
       <w:r>
+        <w:drawing>
+          <wp:inline xmlns:a="http://schemas.openxmlformats.org/drawingml/2006/main" xmlns:pic="http://schemas.openxmlformats.org/drawingml/2006/picture">
+            <wp:extent cx="1068866" cy="162000"/>
+            <wp:docPr id="21" name="Picture 21"/>
+            <wp:cNvGraphicFramePr>
+              <a:graphicFrameLocks noChangeAspect="1"/>
+            </wp:cNvGraphicFramePr>
+            <a:graphic>
+              <a:graphicData uri="http://schemas.openxmlformats.org/drawingml/2006/picture">
+                <pic:pic>
+                  <pic:nvPicPr>
+                    <pic:cNvPr id="0" name="b8fae07fa17c.png"/>
+                    <pic:cNvPicPr/>
+                  </pic:nvPicPr>
+                  <pic:blipFill>
+                    <a:blip r:embed="rId28"/>
+                    <a:stretch>
+                      <a:fillRect/>
+                    </a:stretch>
+                  </pic:blipFill>
+                  <pic:spPr>
+                    <a:xfrm>
+                      <a:off x="0" y="0"/>
+                      <a:ext cx="1068866" cy="162000"/>
+                    </a:xfrm>
+                    <a:prstGeom prst="rect"/>
+                  </pic:spPr>
+                </pic:pic>
+              </a:graphicData>
+            </a:graphic>
+          </wp:inline>
+        </w:drawing>
+      </w:r>
+      <w:r>
         <w:rPr>
           <w:rFonts w:ascii="Malgun Gothic" w:hAnsi="Malgun Gothic" w:eastAsia="Malgun Gothic"/>
           <w:b w:val="0"/>
-          <w:i/>
+          <w:i w:val="0"/>
           <w:sz w:val="22"/>
         </w:rPr>
-        <w:t>M: \mathbb{R}^q \to \mathbb{R}^d</w:t>
-      </w:r>
-      <w:r>
-        <w:rPr>
-          <w:rFonts w:ascii="Malgun Gothic" w:hAnsi="Malgun Gothic" w:eastAsia="Malgun Gothic"/>
-          <w:b w:val="0"/>
-          <w:i w:val="0"/>
-          <w:sz w:val="22"/>
-        </w:rPr>
         <w:t xml:space="preserve"> 와 평형 lift </w:t>
       </w:r>
       <w:r>
-        <w:rPr>
-          <w:rFonts w:ascii="Malgun Gothic" w:hAnsi="Malgun Gothic" w:eastAsia="Malgun Gothic"/>
-          <w:b w:val="0"/>
-          <w:i/>
-          <w:sz w:val="22"/>
-        </w:rPr>
-        <w:t>T: \mathbb{R}^d \to \mathbb{R}^q</w:t>
+        <w:drawing>
+          <wp:inline xmlns:a="http://schemas.openxmlformats.org/drawingml/2006/main" xmlns:pic="http://schemas.openxmlformats.org/drawingml/2006/picture">
+            <wp:extent cx="1068866" cy="162000"/>
+            <wp:docPr id="22" name="Picture 22"/>
+            <wp:cNvGraphicFramePr>
+              <a:graphicFrameLocks noChangeAspect="1"/>
+            </wp:cNvGraphicFramePr>
+            <a:graphic>
+              <a:graphicData uri="http://schemas.openxmlformats.org/drawingml/2006/picture">
+                <pic:pic>
+                  <pic:nvPicPr>
+                    <pic:cNvPr id="0" name="4294e95896eb.png"/>
+                    <pic:cNvPicPr/>
+                  </pic:nvPicPr>
+                  <pic:blipFill>
+                    <a:blip r:embed="rId29"/>
+                    <a:stretch>
+                      <a:fillRect/>
+                    </a:stretch>
+                  </pic:blipFill>
+                  <pic:spPr>
+                    <a:xfrm>
+                      <a:off x="0" y="0"/>
+                      <a:ext cx="1068866" cy="162000"/>
+                    </a:xfrm>
+                    <a:prstGeom prst="rect"/>
+                  </pic:spPr>
+                </pic:pic>
+              </a:graphicData>
+            </a:graphic>
+          </wp:inline>
+        </w:drawing>
       </w:r>
       <w:r>
         <w:rPr>
@@ -945,17 +1540,42 @@
     </w:p>
     <w:p>
       <w:pPr>
-        <w:spacing w:after="80"/>
+        <w:spacing w:before="120" w:after="120"/>
         <w:jc w:val="center"/>
       </w:pPr>
       <w:r>
-        <w:rPr>
-          <w:rFonts w:ascii="Malgun Gothic" w:hAnsi="Malgun Gothic" w:eastAsia="Malgun Gothic"/>
-          <w:b w:val="0"/>
-          <w:i/>
-          <w:sz w:val="22"/>
-        </w:rPr>
-        <w:t>M = \begin{pmatrix} 1 &amp; 1 &amp; \cdots &amp; 1 \\ c_{0x} &amp; c_{1x} &amp; \cdots &amp; c_{8x} \\ c_{0y} &amp; c_{1y} &amp; \cdots &amp; c_{8y} \end{pmatrix}, \quad T_{i,a} = \begin{cases} W_i &amp; a = 0 \\ 3 W_i c_{i,a} &amp; a = 1, 2 \end{cases}</w:t>
+        <w:drawing>
+          <wp:inline xmlns:a="http://schemas.openxmlformats.org/drawingml/2006/main" xmlns:pic="http://schemas.openxmlformats.org/drawingml/2006/picture">
+            <wp:extent cx="4680000" cy="166018"/>
+            <wp:docPr id="23" name="Picture 23"/>
+            <wp:cNvGraphicFramePr>
+              <a:graphicFrameLocks noChangeAspect="1"/>
+            </wp:cNvGraphicFramePr>
+            <a:graphic>
+              <a:graphicData uri="http://schemas.openxmlformats.org/drawingml/2006/picture">
+                <pic:pic>
+                  <pic:nvPicPr>
+                    <pic:cNvPr id="0" name="6cb9b5bdd41f.png"/>
+                    <pic:cNvPicPr/>
+                  </pic:nvPicPr>
+                  <pic:blipFill>
+                    <a:blip r:embed="rId30"/>
+                    <a:stretch>
+                      <a:fillRect/>
+                    </a:stretch>
+                  </pic:blipFill>
+                  <pic:spPr>
+                    <a:xfrm>
+                      <a:off x="0" y="0"/>
+                      <a:ext cx="4680000" cy="166018"/>
+                    </a:xfrm>
+                    <a:prstGeom prst="rect"/>
+                  </pic:spPr>
+                </pic:pic>
+              </a:graphicData>
+            </a:graphic>
+          </wp:inline>
+        </w:drawing>
       </w:r>
     </w:p>
     <w:p>
@@ -963,13 +1583,81 @@
         <w:spacing w:after="80"/>
       </w:pPr>
       <w:r>
+        <w:drawing>
+          <wp:inline xmlns:a="http://schemas.openxmlformats.org/drawingml/2006/main" xmlns:pic="http://schemas.openxmlformats.org/drawingml/2006/picture">
+            <wp:extent cx="1068866" cy="162000"/>
+            <wp:docPr id="24" name="Picture 24"/>
+            <wp:cNvGraphicFramePr>
+              <a:graphicFrameLocks noChangeAspect="1"/>
+            </wp:cNvGraphicFramePr>
+            <a:graphic>
+              <a:graphicData uri="http://schemas.openxmlformats.org/drawingml/2006/picture">
+                <pic:pic>
+                  <pic:nvPicPr>
+                    <pic:cNvPr id="0" name="78884beb6259.png"/>
+                    <pic:cNvPicPr/>
+                  </pic:nvPicPr>
+                  <pic:blipFill>
+                    <a:blip r:embed="rId31"/>
+                    <a:stretch>
+                      <a:fillRect/>
+                    </a:stretch>
+                  </pic:blipFill>
+                  <pic:spPr>
+                    <a:xfrm>
+                      <a:off x="0" y="0"/>
+                      <a:ext cx="1068866" cy="162000"/>
+                    </a:xfrm>
+                    <a:prstGeom prst="rect"/>
+                  </pic:spPr>
+                </pic:pic>
+              </a:graphicData>
+            </a:graphic>
+          </wp:inline>
+        </w:drawing>
+      </w:r>
+      <w:r>
         <w:rPr>
           <w:rFonts w:ascii="Malgun Gothic" w:hAnsi="Malgun Gothic" w:eastAsia="Malgun Gothic"/>
           <w:b w:val="0"/>
-          <w:i/>
+          <w:i w:val="0"/>
           <w:sz w:val="22"/>
         </w:rPr>
-        <w:t>d = 3</w:t>
+        <w:t xml:space="preserve"> (mass, </w:t>
+      </w:r>
+      <w:r>
+        <w:drawing>
+          <wp:inline xmlns:a="http://schemas.openxmlformats.org/drawingml/2006/main" xmlns:pic="http://schemas.openxmlformats.org/drawingml/2006/picture">
+            <wp:extent cx="1068866" cy="162000"/>
+            <wp:docPr id="25" name="Picture 25"/>
+            <wp:cNvGraphicFramePr>
+              <a:graphicFrameLocks noChangeAspect="1"/>
+            </wp:cNvGraphicFramePr>
+            <a:graphic>
+              <a:graphicData uri="http://schemas.openxmlformats.org/drawingml/2006/picture">
+                <pic:pic>
+                  <pic:nvPicPr>
+                    <pic:cNvPr id="0" name="97d35d1b1691.png"/>
+                    <pic:cNvPicPr/>
+                  </pic:nvPicPr>
+                  <pic:blipFill>
+                    <a:blip r:embed="rId32"/>
+                    <a:stretch>
+                      <a:fillRect/>
+                    </a:stretch>
+                  </pic:blipFill>
+                  <pic:spPr>
+                    <a:xfrm>
+                      <a:off x="0" y="0"/>
+                      <a:ext cx="1068866" cy="162000"/>
+                    </a:xfrm>
+                    <a:prstGeom prst="rect"/>
+                  </pic:spPr>
+                </pic:pic>
+              </a:graphicData>
+            </a:graphic>
+          </wp:inline>
+        </w:drawing>
       </w:r>
       <w:r>
         <w:rPr>
@@ -978,52 +1666,84 @@
           <w:i w:val="0"/>
           <w:sz w:val="22"/>
         </w:rPr>
-        <w:t xml:space="preserve"> (mass, </w:t>
+        <w:t xml:space="preserve">-momentum, </w:t>
+      </w:r>
+      <w:r>
+        <w:drawing>
+          <wp:inline xmlns:a="http://schemas.openxmlformats.org/drawingml/2006/main" xmlns:pic="http://schemas.openxmlformats.org/drawingml/2006/picture">
+            <wp:extent cx="1068866" cy="162000"/>
+            <wp:docPr id="26" name="Picture 26"/>
+            <wp:cNvGraphicFramePr>
+              <a:graphicFrameLocks noChangeAspect="1"/>
+            </wp:cNvGraphicFramePr>
+            <a:graphic>
+              <a:graphicData uri="http://schemas.openxmlformats.org/drawingml/2006/picture">
+                <pic:pic>
+                  <pic:nvPicPr>
+                    <pic:cNvPr id="0" name="7ab29bae298d.png"/>
+                    <pic:cNvPicPr/>
+                  </pic:nvPicPr>
+                  <pic:blipFill>
+                    <a:blip r:embed="rId33"/>
+                    <a:stretch>
+                      <a:fillRect/>
+                    </a:stretch>
+                  </pic:blipFill>
+                  <pic:spPr>
+                    <a:xfrm>
+                      <a:off x="0" y="0"/>
+                      <a:ext cx="1068866" cy="162000"/>
+                    </a:xfrm>
+                    <a:prstGeom prst="rect"/>
+                  </pic:spPr>
+                </pic:pic>
+              </a:graphicData>
+            </a:graphic>
+          </wp:inline>
+        </w:drawing>
       </w:r>
       <w:r>
         <w:rPr>
           <w:rFonts w:ascii="Malgun Gothic" w:hAnsi="Malgun Gothic" w:eastAsia="Malgun Gothic"/>
           <w:b w:val="0"/>
-          <w:i/>
+          <w:i w:val="0"/>
           <w:sz w:val="22"/>
         </w:rPr>
-        <w:t>x</w:t>
-      </w:r>
-      <w:r>
-        <w:rPr>
-          <w:rFonts w:ascii="Malgun Gothic" w:hAnsi="Malgun Gothic" w:eastAsia="Malgun Gothic"/>
-          <w:b w:val="0"/>
-          <w:i w:val="0"/>
-          <w:sz w:val="22"/>
-        </w:rPr>
-        <w:t xml:space="preserve">-momentum, </w:t>
-      </w:r>
-      <w:r>
-        <w:rPr>
-          <w:rFonts w:ascii="Malgun Gothic" w:hAnsi="Malgun Gothic" w:eastAsia="Malgun Gothic"/>
-          <w:b w:val="0"/>
-          <w:i/>
-          <w:sz w:val="22"/>
-        </w:rPr>
-        <w:t>y</w:t>
-      </w:r>
-      <w:r>
-        <w:rPr>
-          <w:rFonts w:ascii="Malgun Gothic" w:hAnsi="Malgun Gothic" w:eastAsia="Malgun Gothic"/>
-          <w:b w:val="0"/>
-          <w:i w:val="0"/>
-          <w:sz w:val="22"/>
-        </w:rPr>
         <w:t xml:space="preserve">-momentum). </w:t>
       </w:r>
       <w:r>
-        <w:rPr>
-          <w:rFonts w:ascii="Malgun Gothic" w:hAnsi="Malgun Gothic" w:eastAsia="Malgun Gothic"/>
-          <w:b w:val="0"/>
-          <w:i/>
-          <w:sz w:val="22"/>
-        </w:rPr>
-        <w:t>MT = I_{3 \times 3}</w:t>
+        <w:drawing>
+          <wp:inline xmlns:a="http://schemas.openxmlformats.org/drawingml/2006/main" xmlns:pic="http://schemas.openxmlformats.org/drawingml/2006/picture">
+            <wp:extent cx="1068866" cy="162000"/>
+            <wp:docPr id="27" name="Picture 27"/>
+            <wp:cNvGraphicFramePr>
+              <a:graphicFrameLocks noChangeAspect="1"/>
+            </wp:cNvGraphicFramePr>
+            <a:graphic>
+              <a:graphicData uri="http://schemas.openxmlformats.org/drawingml/2006/picture">
+                <pic:pic>
+                  <pic:nvPicPr>
+                    <pic:cNvPr id="0" name="6e095a77c921.png"/>
+                    <pic:cNvPicPr/>
+                  </pic:nvPicPr>
+                  <pic:blipFill>
+                    <a:blip r:embed="rId34"/>
+                    <a:stretch>
+                      <a:fillRect/>
+                    </a:stretch>
+                  </pic:blipFill>
+                  <pic:spPr>
+                    <a:xfrm>
+                      <a:off x="0" y="0"/>
+                      <a:ext cx="1068866" cy="162000"/>
+                    </a:xfrm>
+                    <a:prstGeom prst="rect"/>
+                  </pic:spPr>
+                </pic:pic>
+              </a:graphicData>
+            </a:graphic>
+          </wp:inline>
+        </w:drawing>
       </w:r>
       <w:r>
         <w:rPr>
@@ -1063,13 +1783,38 @@
         <w:t xml:space="preserve">Safe-NN-SCMK 의 outer iteration </w:t>
       </w:r>
       <w:r>
-        <w:rPr>
-          <w:rFonts w:ascii="Malgun Gothic" w:hAnsi="Malgun Gothic" w:eastAsia="Malgun Gothic"/>
-          <w:b w:val="0"/>
-          <w:i/>
-          <w:sz w:val="22"/>
-        </w:rPr>
-        <w:t>k</w:t>
+        <w:drawing>
+          <wp:inline xmlns:a="http://schemas.openxmlformats.org/drawingml/2006/main" xmlns:pic="http://schemas.openxmlformats.org/drawingml/2006/picture">
+            <wp:extent cx="1068866" cy="162000"/>
+            <wp:docPr id="28" name="Picture 28"/>
+            <wp:cNvGraphicFramePr>
+              <a:graphicFrameLocks noChangeAspect="1"/>
+            </wp:cNvGraphicFramePr>
+            <a:graphic>
+              <a:graphicData uri="http://schemas.openxmlformats.org/drawingml/2006/picture">
+                <pic:pic>
+                  <pic:nvPicPr>
+                    <pic:cNvPr id="0" name="7f8331c7ef55.png"/>
+                    <pic:cNvPicPr/>
+                  </pic:nvPicPr>
+                  <pic:blipFill>
+                    <a:blip r:embed="rId35"/>
+                    <a:stretch>
+                      <a:fillRect/>
+                    </a:stretch>
+                  </pic:blipFill>
+                  <pic:spPr>
+                    <a:xfrm>
+                      <a:off x="0" y="0"/>
+                      <a:ext cx="1068866" cy="162000"/>
+                    </a:xfrm>
+                    <a:prstGeom prst="rect"/>
+                  </pic:spPr>
+                </pic:pic>
+              </a:graphicData>
+            </a:graphic>
+          </wp:inline>
+        </w:drawing>
       </w:r>
       <w:r>
         <w:rPr>
@@ -1104,13 +1849,38 @@
         <w:t xml:space="preserve"> 잔차 계산: </w:t>
       </w:r>
       <w:r>
-        <w:rPr>
-          <w:rFonts w:ascii="Malgun Gothic" w:hAnsi="Malgun Gothic" w:eastAsia="Malgun Gothic"/>
-          <w:b w:val="0"/>
-          <w:i/>
-          <w:sz w:val="22"/>
-        </w:rPr>
-        <w:t>R_k = f_k - \mathcal{L}(f_k)</w:t>
+        <w:drawing>
+          <wp:inline xmlns:a="http://schemas.openxmlformats.org/drawingml/2006/main" xmlns:pic="http://schemas.openxmlformats.org/drawingml/2006/picture">
+            <wp:extent cx="1068866" cy="162000"/>
+            <wp:docPr id="29" name="Picture 29"/>
+            <wp:cNvGraphicFramePr>
+              <a:graphicFrameLocks noChangeAspect="1"/>
+            </wp:cNvGraphicFramePr>
+            <a:graphic>
+              <a:graphicData uri="http://schemas.openxmlformats.org/drawingml/2006/picture">
+                <pic:pic>
+                  <pic:nvPicPr>
+                    <pic:cNvPr id="0" name="6c81117b6ef1.png"/>
+                    <pic:cNvPicPr/>
+                  </pic:nvPicPr>
+                  <pic:blipFill>
+                    <a:blip r:embed="rId36"/>
+                    <a:stretch>
+                      <a:fillRect/>
+                    </a:stretch>
+                  </pic:blipFill>
+                  <pic:spPr>
+                    <a:xfrm>
+                      <a:off x="0" y="0"/>
+                      <a:ext cx="1068866" cy="162000"/>
+                    </a:xfrm>
+                    <a:prstGeom prst="rect"/>
+                  </pic:spPr>
+                </pic:pic>
+              </a:graphicData>
+            </a:graphic>
+          </wp:inline>
+        </w:drawing>
       </w:r>
       <w:r>
         <w:rPr>
@@ -1145,13 +1915,38 @@
         <w:t xml:space="preserve"> 적응형 모멘텀 계수 </w:t>
       </w:r>
       <w:r>
-        <w:rPr>
-          <w:rFonts w:ascii="Malgun Gothic" w:hAnsi="Malgun Gothic" w:eastAsia="Malgun Gothic"/>
-          <w:b w:val="0"/>
-          <w:i/>
-          <w:sz w:val="22"/>
-        </w:rPr>
-        <w:t>\beta_k</w:t>
+        <w:drawing>
+          <wp:inline xmlns:a="http://schemas.openxmlformats.org/drawingml/2006/main" xmlns:pic="http://schemas.openxmlformats.org/drawingml/2006/picture">
+            <wp:extent cx="1068866" cy="162000"/>
+            <wp:docPr id="30" name="Picture 30"/>
+            <wp:cNvGraphicFramePr>
+              <a:graphicFrameLocks noChangeAspect="1"/>
+            </wp:cNvGraphicFramePr>
+            <a:graphic>
+              <a:graphicData uri="http://schemas.openxmlformats.org/drawingml/2006/picture">
+                <pic:pic>
+                  <pic:nvPicPr>
+                    <pic:cNvPr id="0" name="7fa626ab6577.png"/>
+                    <pic:cNvPicPr/>
+                  </pic:nvPicPr>
+                  <pic:blipFill>
+                    <a:blip r:embed="rId37"/>
+                    <a:stretch>
+                      <a:fillRect/>
+                    </a:stretch>
+                  </pic:blipFill>
+                  <pic:spPr>
+                    <a:xfrm>
+                      <a:off x="0" y="0"/>
+                      <a:ext cx="1068866" cy="162000"/>
+                    </a:xfrm>
+                    <a:prstGeom prst="rect"/>
+                  </pic:spPr>
+                </pic:pic>
+              </a:graphicData>
+            </a:graphic>
+          </wp:inline>
+        </w:drawing>
       </w:r>
       <w:r>
         <w:rPr>
@@ -1166,7 +1961,6 @@
     <w:p>
       <w:pPr>
         <w:pStyle w:val="ListBullet"/>
-        <w:ind w:left="283"/>
       </w:pPr>
       <w:r>
         <w:rPr>
@@ -1175,13 +1969,55 @@
           <w:i w:val="0"/>
           <w:sz w:val="22"/>
         </w:rPr>
-        <w:t>잔차 증가 시: $\beta_k \leftarrow 0.7 \beta_k$ + streak reset</w:t>
+        <w:t xml:space="preserve">잔차 증가 시: </w:t>
+      </w:r>
+      <w:r>
+        <w:drawing>
+          <wp:inline xmlns:a="http://schemas.openxmlformats.org/drawingml/2006/main" xmlns:pic="http://schemas.openxmlformats.org/drawingml/2006/picture">
+            <wp:extent cx="1068866" cy="162000"/>
+            <wp:docPr id="31" name="Picture 31"/>
+            <wp:cNvGraphicFramePr>
+              <a:graphicFrameLocks noChangeAspect="1"/>
+            </wp:cNvGraphicFramePr>
+            <a:graphic>
+              <a:graphicData uri="http://schemas.openxmlformats.org/drawingml/2006/picture">
+                <pic:pic>
+                  <pic:nvPicPr>
+                    <pic:cNvPr id="0" name="cfe5f8025026.png"/>
+                    <pic:cNvPicPr/>
+                  </pic:nvPicPr>
+                  <pic:blipFill>
+                    <a:blip r:embed="rId38"/>
+                    <a:stretch>
+                      <a:fillRect/>
+                    </a:stretch>
+                  </pic:blipFill>
+                  <pic:spPr>
+                    <a:xfrm>
+                      <a:off x="0" y="0"/>
+                      <a:ext cx="1068866" cy="162000"/>
+                    </a:xfrm>
+                    <a:prstGeom prst="rect"/>
+                  </pic:spPr>
+                </pic:pic>
+              </a:graphicData>
+            </a:graphic>
+          </wp:inline>
+        </w:drawing>
+      </w:r>
+      <w:r>
+        <w:rPr>
+          <w:rFonts w:ascii="Malgun Gothic" w:hAnsi="Malgun Gothic" w:eastAsia="Malgun Gothic"/>
+          <w:b w:val="0"/>
+          <w:i w:val="0"/>
+          <w:sz w:val="22"/>
+        </w:rPr>
+        <w:t xml:space="preserve"> + streak reset</w:t>
       </w:r>
     </w:p>
     <w:p>
       <w:pPr>
         <w:pStyle w:val="ListBullet"/>
-        <w:ind w:left="283"/>
       </w:pPr>
       <w:r>
         <w:rPr>
@@ -1190,7 +2026,41 @@
           <w:i w:val="0"/>
           <w:sz w:val="22"/>
         </w:rPr>
-        <w:t>잔차 감소 시: $\beta_k \leftarrow \min(\beta_{\text{cap}}, \beta_k + 0.15)$</w:t>
+        <w:t xml:space="preserve">잔차 감소 시: </w:t>
+      </w:r>
+      <w:r>
+        <w:drawing>
+          <wp:inline xmlns:a="http://schemas.openxmlformats.org/drawingml/2006/main" xmlns:pic="http://schemas.openxmlformats.org/drawingml/2006/picture">
+            <wp:extent cx="1068866" cy="162000"/>
+            <wp:docPr id="32" name="Picture 32"/>
+            <wp:cNvGraphicFramePr>
+              <a:graphicFrameLocks noChangeAspect="1"/>
+            </wp:cNvGraphicFramePr>
+            <a:graphic>
+              <a:graphicData uri="http://schemas.openxmlformats.org/drawingml/2006/picture">
+                <pic:pic>
+                  <pic:nvPicPr>
+                    <pic:cNvPr id="0" name="54764b99239b.png"/>
+                    <pic:cNvPicPr/>
+                  </pic:nvPicPr>
+                  <pic:blipFill>
+                    <a:blip r:embed="rId39"/>
+                    <a:stretch>
+                      <a:fillRect/>
+                    </a:stretch>
+                  </pic:blipFill>
+                  <pic:spPr>
+                    <a:xfrm>
+                      <a:off x="0" y="0"/>
+                      <a:ext cx="1068866" cy="162000"/>
+                    </a:xfrm>
+                    <a:prstGeom prst="rect"/>
+                  </pic:spPr>
+                </pic:pic>
+              </a:graphicData>
+            </a:graphic>
+          </wp:inline>
+        </w:drawing>
       </w:r>
     </w:p>
     <w:p>
@@ -1219,8 +2089,41 @@
     <w:p>
       <w:pPr>
         <w:pStyle w:val="ListBullet"/>
-        <w:ind w:left="283"/>
       </w:pPr>
+      <w:r>
+        <w:drawing>
+          <wp:inline xmlns:a="http://schemas.openxmlformats.org/drawingml/2006/main" xmlns:pic="http://schemas.openxmlformats.org/drawingml/2006/picture">
+            <wp:extent cx="1068866" cy="162000"/>
+            <wp:docPr id="33" name="Picture 33"/>
+            <wp:cNvGraphicFramePr>
+              <a:graphicFrameLocks noChangeAspect="1"/>
+            </wp:cNvGraphicFramePr>
+            <a:graphic>
+              <a:graphicData uri="http://schemas.openxmlformats.org/drawingml/2006/picture">
+                <pic:pic>
+                  <pic:nvPicPr>
+                    <pic:cNvPr id="0" name="9d9ab8f05a41.png"/>
+                    <pic:cNvPicPr/>
+                  </pic:nvPicPr>
+                  <pic:blipFill>
+                    <a:blip r:embed="rId40"/>
+                    <a:stretch>
+                      <a:fillRect/>
+                    </a:stretch>
+                  </pic:blipFill>
+                  <pic:spPr>
+                    <a:xfrm>
+                      <a:off x="0" y="0"/>
+                      <a:ext cx="1068866" cy="162000"/>
+                    </a:xfrm>
+                    <a:prstGeom prst="rect"/>
+                  </pic:spPr>
+                </pic:pic>
+              </a:graphicData>
+            </a:graphic>
+          </wp:inline>
+        </w:drawing>
+      </w:r>
       <w:r>
         <w:rPr>
           <w:rFonts w:ascii="Malgun Gothic" w:hAnsi="Malgun Gothic" w:eastAsia="Malgun Gothic"/>
@@ -1228,14 +2131,133 @@
           <w:i w:val="0"/>
           <w:sz w:val="22"/>
         </w:rPr>
-        <w:t>$\beta_k &gt; 0.3$ 인 경우 $y_k = f_k + \beta_k (f_k - f_{k-1})$ 계산, $R_y = y_k - \mathcal{L}(y_k)$ 평가</w:t>
+        <w:t xml:space="preserve"> 인 경우 </w:t>
+      </w:r>
+      <w:r>
+        <w:drawing>
+          <wp:inline xmlns:a="http://schemas.openxmlformats.org/drawingml/2006/main" xmlns:pic="http://schemas.openxmlformats.org/drawingml/2006/picture">
+            <wp:extent cx="1068866" cy="162000"/>
+            <wp:docPr id="34" name="Picture 34"/>
+            <wp:cNvGraphicFramePr>
+              <a:graphicFrameLocks noChangeAspect="1"/>
+            </wp:cNvGraphicFramePr>
+            <a:graphic>
+              <a:graphicData uri="http://schemas.openxmlformats.org/drawingml/2006/picture">
+                <pic:pic>
+                  <pic:nvPicPr>
+                    <pic:cNvPr id="0" name="dae35e765a8f.png"/>
+                    <pic:cNvPicPr/>
+                  </pic:nvPicPr>
+                  <pic:blipFill>
+                    <a:blip r:embed="rId41"/>
+                    <a:stretch>
+                      <a:fillRect/>
+                    </a:stretch>
+                  </pic:blipFill>
+                  <pic:spPr>
+                    <a:xfrm>
+                      <a:off x="0" y="0"/>
+                      <a:ext cx="1068866" cy="162000"/>
+                    </a:xfrm>
+                    <a:prstGeom prst="rect"/>
+                  </pic:spPr>
+                </pic:pic>
+              </a:graphicData>
+            </a:graphic>
+          </wp:inline>
+        </w:drawing>
+      </w:r>
+      <w:r>
+        <w:rPr>
+          <w:rFonts w:ascii="Malgun Gothic" w:hAnsi="Malgun Gothic" w:eastAsia="Malgun Gothic"/>
+          <w:b w:val="0"/>
+          <w:i w:val="0"/>
+          <w:sz w:val="22"/>
+        </w:rPr>
+        <w:t xml:space="preserve"> 계산, </w:t>
+      </w:r>
+      <w:r>
+        <w:drawing>
+          <wp:inline xmlns:a="http://schemas.openxmlformats.org/drawingml/2006/main" xmlns:pic="http://schemas.openxmlformats.org/drawingml/2006/picture">
+            <wp:extent cx="1068866" cy="162000"/>
+            <wp:docPr id="35" name="Picture 35"/>
+            <wp:cNvGraphicFramePr>
+              <a:graphicFrameLocks noChangeAspect="1"/>
+            </wp:cNvGraphicFramePr>
+            <a:graphic>
+              <a:graphicData uri="http://schemas.openxmlformats.org/drawingml/2006/picture">
+                <pic:pic>
+                  <pic:nvPicPr>
+                    <pic:cNvPr id="0" name="0776bdda02e0.png"/>
+                    <pic:cNvPicPr/>
+                  </pic:nvPicPr>
+                  <pic:blipFill>
+                    <a:blip r:embed="rId42"/>
+                    <a:stretch>
+                      <a:fillRect/>
+                    </a:stretch>
+                  </pic:blipFill>
+                  <pic:spPr>
+                    <a:xfrm>
+                      <a:off x="0" y="0"/>
+                      <a:ext cx="1068866" cy="162000"/>
+                    </a:xfrm>
+                    <a:prstGeom prst="rect"/>
+                  </pic:spPr>
+                </pic:pic>
+              </a:graphicData>
+            </a:graphic>
+          </wp:inline>
+        </w:drawing>
+      </w:r>
+      <w:r>
+        <w:rPr>
+          <w:rFonts w:ascii="Malgun Gothic" w:hAnsi="Malgun Gothic" w:eastAsia="Malgun Gothic"/>
+          <w:b w:val="0"/>
+          <w:i w:val="0"/>
+          <w:sz w:val="22"/>
+        </w:rPr>
+        <w:t xml:space="preserve"> 평가</w:t>
       </w:r>
     </w:p>
     <w:p>
       <w:pPr>
         <w:pStyle w:val="ListBullet"/>
-        <w:ind w:left="283"/>
       </w:pPr>
+      <w:r>
+        <w:drawing>
+          <wp:inline xmlns:a="http://schemas.openxmlformats.org/drawingml/2006/main" xmlns:pic="http://schemas.openxmlformats.org/drawingml/2006/picture">
+            <wp:extent cx="1068866" cy="162000"/>
+            <wp:docPr id="36" name="Picture 36"/>
+            <wp:cNvGraphicFramePr>
+              <a:graphicFrameLocks noChangeAspect="1"/>
+            </wp:cNvGraphicFramePr>
+            <a:graphic>
+              <a:graphicData uri="http://schemas.openxmlformats.org/drawingml/2006/picture">
+                <pic:pic>
+                  <pic:nvPicPr>
+                    <pic:cNvPr id="0" name="5eae617ced2f.png"/>
+                    <pic:cNvPicPr/>
+                  </pic:nvPicPr>
+                  <pic:blipFill>
+                    <a:blip r:embed="rId43"/>
+                    <a:stretch>
+                      <a:fillRect/>
+                    </a:stretch>
+                  </pic:blipFill>
+                  <pic:spPr>
+                    <a:xfrm>
+                      <a:off x="0" y="0"/>
+                      <a:ext cx="1068866" cy="162000"/>
+                    </a:xfrm>
+                    <a:prstGeom prst="rect"/>
+                  </pic:spPr>
+                </pic:pic>
+              </a:graphicData>
+            </a:graphic>
+          </wp:inline>
+        </w:drawing>
+      </w:r>
       <w:r>
         <w:rPr>
           <w:rFonts w:ascii="Malgun Gothic" w:hAnsi="Malgun Gothic" w:eastAsia="Malgun Gothic"/>
@@ -1243,13 +2265,46 @@
           <w:i w:val="0"/>
           <w:sz w:val="22"/>
         </w:rPr>
-        <w:t>$\|R_y\| &gt; (1 + \varepsilon_{\text{eff}}) \|R_k\|$ 이면 거부, $y_k \leftarrow f_k$</w:t>
+        <w:t xml:space="preserve"> 이면 거부, </w:t>
+      </w:r>
+      <w:r>
+        <w:drawing>
+          <wp:inline xmlns:a="http://schemas.openxmlformats.org/drawingml/2006/main" xmlns:pic="http://schemas.openxmlformats.org/drawingml/2006/picture">
+            <wp:extent cx="1068866" cy="162000"/>
+            <wp:docPr id="37" name="Picture 37"/>
+            <wp:cNvGraphicFramePr>
+              <a:graphicFrameLocks noChangeAspect="1"/>
+            </wp:cNvGraphicFramePr>
+            <a:graphic>
+              <a:graphicData uri="http://schemas.openxmlformats.org/drawingml/2006/picture">
+                <pic:pic>
+                  <pic:nvPicPr>
+                    <pic:cNvPr id="0" name="41eb47ecaebc.png"/>
+                    <pic:cNvPicPr/>
+                  </pic:nvPicPr>
+                  <pic:blipFill>
+                    <a:blip r:embed="rId44"/>
+                    <a:stretch>
+                      <a:fillRect/>
+                    </a:stretch>
+                  </pic:blipFill>
+                  <pic:spPr>
+                    <a:xfrm>
+                      <a:off x="0" y="0"/>
+                      <a:ext cx="1068866" cy="162000"/>
+                    </a:xfrm>
+                    <a:prstGeom prst="rect"/>
+                  </pic:spPr>
+                </pic:pic>
+              </a:graphicData>
+            </a:graphic>
+          </wp:inline>
+        </w:drawing>
       </w:r>
     </w:p>
     <w:p>
       <w:pPr>
         <w:pStyle w:val="ListBullet"/>
-        <w:ind w:left="283"/>
       </w:pPr>
       <w:r>
         <w:rPr>
@@ -1258,7 +2313,50 @@
           <w:i w:val="0"/>
           <w:sz w:val="22"/>
         </w:rPr>
-        <w:t>그 외에는 $y_k \leftarrow f_k$ (모멘텀 없음)</w:t>
+        <w:t xml:space="preserve">그 외에는 </w:t>
+      </w:r>
+      <w:r>
+        <w:drawing>
+          <wp:inline xmlns:a="http://schemas.openxmlformats.org/drawingml/2006/main" xmlns:pic="http://schemas.openxmlformats.org/drawingml/2006/picture">
+            <wp:extent cx="1068866" cy="162000"/>
+            <wp:docPr id="38" name="Picture 38"/>
+            <wp:cNvGraphicFramePr>
+              <a:graphicFrameLocks noChangeAspect="1"/>
+            </wp:cNvGraphicFramePr>
+            <a:graphic>
+              <a:graphicData uri="http://schemas.openxmlformats.org/drawingml/2006/picture">
+                <pic:pic>
+                  <pic:nvPicPr>
+                    <pic:cNvPr id="0" name="41eb47ecaebc.png"/>
+                    <pic:cNvPicPr/>
+                  </pic:nvPicPr>
+                  <pic:blipFill>
+                    <a:blip r:embed="rId44"/>
+                    <a:stretch>
+                      <a:fillRect/>
+                    </a:stretch>
+                  </pic:blipFill>
+                  <pic:spPr>
+                    <a:xfrm>
+                      <a:off x="0" y="0"/>
+                      <a:ext cx="1068866" cy="162000"/>
+                    </a:xfrm>
+                    <a:prstGeom prst="rect"/>
+                  </pic:spPr>
+                </pic:pic>
+              </a:graphicData>
+            </a:graphic>
+          </wp:inline>
+        </w:drawing>
+      </w:r>
+      <w:r>
+        <w:rPr>
+          <w:rFonts w:ascii="Malgun Gothic" w:hAnsi="Malgun Gothic" w:eastAsia="Malgun Gothic"/>
+          <w:b w:val="0"/>
+          <w:i w:val="0"/>
+          <w:sz w:val="22"/>
+        </w:rPr>
+        <w:t xml:space="preserve"> (모멘텀 없음)</w:t>
       </w:r>
     </w:p>
     <w:p>
@@ -1284,13 +2382,38 @@
         <w:t xml:space="preserve"> Newton-Krylov inner solve: </w:t>
       </w:r>
       <w:r>
-        <w:rPr>
-          <w:rFonts w:ascii="Malgun Gothic" w:hAnsi="Malgun Gothic" w:eastAsia="Malgun Gothic"/>
-          <w:b w:val="0"/>
-          <w:i/>
-          <w:sz w:val="22"/>
-        </w:rPr>
-        <w:t>J(y_k) \delta f = -R_y</w:t>
+        <w:drawing>
+          <wp:inline xmlns:a="http://schemas.openxmlformats.org/drawingml/2006/main" xmlns:pic="http://schemas.openxmlformats.org/drawingml/2006/picture">
+            <wp:extent cx="1068866" cy="162000"/>
+            <wp:docPr id="39" name="Picture 39"/>
+            <wp:cNvGraphicFramePr>
+              <a:graphicFrameLocks noChangeAspect="1"/>
+            </wp:cNvGraphicFramePr>
+            <a:graphic>
+              <a:graphicData uri="http://schemas.openxmlformats.org/drawingml/2006/picture">
+                <pic:pic>
+                  <pic:nvPicPr>
+                    <pic:cNvPr id="0" name="c37f15a0ef29.png"/>
+                    <pic:cNvPicPr/>
+                  </pic:nvPicPr>
+                  <pic:blipFill>
+                    <a:blip r:embed="rId45"/>
+                    <a:stretch>
+                      <a:fillRect/>
+                    </a:stretch>
+                  </pic:blipFill>
+                  <pic:spPr>
+                    <a:xfrm>
+                      <a:off x="0" y="0"/>
+                      <a:ext cx="1068866" cy="162000"/>
+                    </a:xfrm>
+                    <a:prstGeom prst="rect"/>
+                  </pic:spPr>
+                </pic:pic>
+              </a:graphicData>
+            </a:graphic>
+          </wp:inline>
+        </w:drawing>
       </w:r>
       <w:r>
         <w:rPr>
@@ -1325,31 +2448,81 @@
         <w:t xml:space="preserve"> 적응형 K-anneal 사후 LBM 완화: </w:t>
       </w:r>
       <w:r>
+        <w:drawing>
+          <wp:inline xmlns:a="http://schemas.openxmlformats.org/drawingml/2006/main" xmlns:pic="http://schemas.openxmlformats.org/drawingml/2006/picture">
+            <wp:extent cx="1068866" cy="162000"/>
+            <wp:docPr id="40" name="Picture 40"/>
+            <wp:cNvGraphicFramePr>
+              <a:graphicFrameLocks noChangeAspect="1"/>
+            </wp:cNvGraphicFramePr>
+            <a:graphic>
+              <a:graphicData uri="http://schemas.openxmlformats.org/drawingml/2006/picture">
+                <pic:pic>
+                  <pic:nvPicPr>
+                    <pic:cNvPr id="0" name="e9f151c0d0db.png"/>
+                    <pic:cNvPicPr/>
+                  </pic:nvPicPr>
+                  <pic:blipFill>
+                    <a:blip r:embed="rId46"/>
+                    <a:stretch>
+                      <a:fillRect/>
+                    </a:stretch>
+                  </pic:blipFill>
+                  <pic:spPr>
+                    <a:xfrm>
+                      <a:off x="0" y="0"/>
+                      <a:ext cx="1068866" cy="162000"/>
+                    </a:xfrm>
+                    <a:prstGeom prst="rect"/>
+                  </pic:spPr>
+                </pic:pic>
+              </a:graphicData>
+            </a:graphic>
+          </wp:inline>
+        </w:drawing>
+      </w:r>
+      <w:r>
         <w:rPr>
           <w:rFonts w:ascii="Malgun Gothic" w:hAnsi="Malgun Gothic" w:eastAsia="Malgun Gothic"/>
           <w:b w:val="0"/>
-          <w:i/>
+          <w:i w:val="0"/>
           <w:sz w:val="22"/>
         </w:rPr>
-        <w:t>f_{\text{new}} = \mathcal{L}^{K_{\text{eff}}}(y_k + \delta f)</w:t>
-      </w:r>
-      <w:r>
-        <w:rPr>
-          <w:rFonts w:ascii="Malgun Gothic" w:hAnsi="Malgun Gothic" w:eastAsia="Malgun Gothic"/>
-          <w:b w:val="0"/>
-          <w:i w:val="0"/>
-          <w:sz w:val="22"/>
-        </w:rPr>
         <w:t xml:space="preserve"> 여기서 </w:t>
       </w:r>
       <w:r>
-        <w:rPr>
-          <w:rFonts w:ascii="Malgun Gothic" w:hAnsi="Malgun Gothic" w:eastAsia="Malgun Gothic"/>
-          <w:b w:val="0"/>
-          <w:i/>
-          <w:sz w:val="22"/>
-        </w:rPr>
-        <w:t>K_{\text{eff}} \in \{K, K/2\}</w:t>
+        <w:drawing>
+          <wp:inline xmlns:a="http://schemas.openxmlformats.org/drawingml/2006/main" xmlns:pic="http://schemas.openxmlformats.org/drawingml/2006/picture">
+            <wp:extent cx="1068866" cy="162000"/>
+            <wp:docPr id="41" name="Picture 41"/>
+            <wp:cNvGraphicFramePr>
+              <a:graphicFrameLocks noChangeAspect="1"/>
+            </wp:cNvGraphicFramePr>
+            <a:graphic>
+              <a:graphicData uri="http://schemas.openxmlformats.org/drawingml/2006/picture">
+                <pic:pic>
+                  <pic:nvPicPr>
+                    <pic:cNvPr id="0" name="9961cdd7e277.png"/>
+                    <pic:cNvPicPr/>
+                  </pic:nvPicPr>
+                  <pic:blipFill>
+                    <a:blip r:embed="rId47"/>
+                    <a:stretch>
+                      <a:fillRect/>
+                    </a:stretch>
+                  </pic:blipFill>
+                  <pic:spPr>
+                    <a:xfrm>
+                      <a:off x="0" y="0"/>
+                      <a:ext cx="1068866" cy="162000"/>
+                    </a:xfrm>
+                    <a:prstGeom prst="rect"/>
+                  </pic:spPr>
+                </pic:pic>
+              </a:graphicData>
+            </a:graphic>
+          </wp:inline>
+        </w:drawing>
       </w:r>
       <w:r>
         <w:rPr>
@@ -1417,13 +2590,38 @@
         <w:t xml:space="preserve">균일 정지 기준 상태 </w:t>
       </w:r>
       <w:r>
-        <w:rPr>
-          <w:rFonts w:ascii="Malgun Gothic" w:hAnsi="Malgun Gothic" w:eastAsia="Malgun Gothic"/>
-          <w:b w:val="0"/>
-          <w:i/>
-          <w:sz w:val="22"/>
-        </w:rPr>
-        <w:t>(\bar\rho = 1, \bar{\mathbf{u}} = 0)</w:t>
+        <w:drawing>
+          <wp:inline xmlns:a="http://schemas.openxmlformats.org/drawingml/2006/main" xmlns:pic="http://schemas.openxmlformats.org/drawingml/2006/picture">
+            <wp:extent cx="1068866" cy="162000"/>
+            <wp:docPr id="42" name="Picture 42"/>
+            <wp:cNvGraphicFramePr>
+              <a:graphicFrameLocks noChangeAspect="1"/>
+            </wp:cNvGraphicFramePr>
+            <a:graphic>
+              <a:graphicData uri="http://schemas.openxmlformats.org/drawingml/2006/picture">
+                <pic:pic>
+                  <pic:nvPicPr>
+                    <pic:cNvPr id="0" name="0d8f43c59e7c.png"/>
+                    <pic:cNvPicPr/>
+                  </pic:nvPicPr>
+                  <pic:blipFill>
+                    <a:blip r:embed="rId48"/>
+                    <a:stretch>
+                      <a:fillRect/>
+                    </a:stretch>
+                  </pic:blipFill>
+                  <pic:spPr>
+                    <a:xfrm>
+                      <a:off x="0" y="0"/>
+                      <a:ext cx="1068866" cy="162000"/>
+                    </a:xfrm>
+                    <a:prstGeom prst="rect"/>
+                  </pic:spPr>
+                </pic:pic>
+              </a:graphicData>
+            </a:graphic>
+          </wp:inline>
+        </w:drawing>
       </w:r>
       <w:r>
         <w:rPr>
@@ -1437,17 +2635,42 @@
     </w:p>
     <w:p>
       <w:pPr>
-        <w:spacing w:after="80"/>
+        <w:spacing w:before="120" w:after="120"/>
         <w:jc w:val="center"/>
       </w:pPr>
       <w:r>
-        <w:rPr>
-          <w:rFonts w:ascii="Malgun Gothic" w:hAnsi="Malgun Gothic" w:eastAsia="Malgun Gothic"/>
-          <w:b w:val="0"/>
-          <w:i/>
-          <w:sz w:val="22"/>
-        </w:rPr>
-        <w:t>C(\omega) = (1 - \omega) I + \omega T M \in \mathbb{R}^{q \times q}</w:t>
+        <w:drawing>
+          <wp:inline xmlns:a="http://schemas.openxmlformats.org/drawingml/2006/main" xmlns:pic="http://schemas.openxmlformats.org/drawingml/2006/picture">
+            <wp:extent cx="4680000" cy="932286"/>
+            <wp:docPr id="43" name="Picture 43"/>
+            <wp:cNvGraphicFramePr>
+              <a:graphicFrameLocks noChangeAspect="1"/>
+            </wp:cNvGraphicFramePr>
+            <a:graphic>
+              <a:graphicData uri="http://schemas.openxmlformats.org/drawingml/2006/picture">
+                <pic:pic>
+                  <pic:nvPicPr>
+                    <pic:cNvPr id="0" name="338a01a08547.png"/>
+                    <pic:cNvPicPr/>
+                  </pic:nvPicPr>
+                  <pic:blipFill>
+                    <a:blip r:embed="rId49"/>
+                    <a:stretch>
+                      <a:fillRect/>
+                    </a:stretch>
+                  </pic:blipFill>
+                  <pic:spPr>
+                    <a:xfrm>
+                      <a:off x="0" y="0"/>
+                      <a:ext cx="4680000" cy="932286"/>
+                    </a:xfrm>
+                    <a:prstGeom prst="rect"/>
+                  </pic:spPr>
+                </pic:pic>
+              </a:graphicData>
+            </a:graphic>
+          </wp:inline>
+        </w:drawing>
       </w:r>
     </w:p>
     <w:p>
@@ -1466,17 +2689,42 @@
     </w:p>
     <w:p>
       <w:pPr>
-        <w:spacing w:after="80"/>
+        <w:spacing w:before="120" w:after="120"/>
         <w:jc w:val="center"/>
       </w:pPr>
       <w:r>
-        <w:rPr>
-          <w:rFonts w:ascii="Malgun Gothic" w:hAnsi="Malgun Gothic" w:eastAsia="Malgun Gothic"/>
-          <w:b w:val="0"/>
-          <w:i/>
-          <w:sz w:val="22"/>
-        </w:rPr>
-        <w:t>\hat A(\mathbf{k}) = \text{diag}\left( e^{-i \mathbf{k} \cdot \mathbf{c}_0}, e^{-i \mathbf{k} \cdot \mathbf{c}_1}, \ldots, e^{-i \mathbf{k} \cdot \mathbf{c}_8} \right)</w:t>
+        <w:drawing>
+          <wp:inline xmlns:a="http://schemas.openxmlformats.org/drawingml/2006/main" xmlns:pic="http://schemas.openxmlformats.org/drawingml/2006/picture">
+            <wp:extent cx="4680000" cy="932286"/>
+            <wp:docPr id="44" name="Picture 44"/>
+            <wp:cNvGraphicFramePr>
+              <a:graphicFrameLocks noChangeAspect="1"/>
+            </wp:cNvGraphicFramePr>
+            <a:graphic>
+              <a:graphicData uri="http://schemas.openxmlformats.org/drawingml/2006/picture">
+                <pic:pic>
+                  <pic:nvPicPr>
+                    <pic:cNvPr id="0" name="d0165a9ea9f6.png"/>
+                    <pic:cNvPicPr/>
+                  </pic:nvPicPr>
+                  <pic:blipFill>
+                    <a:blip r:embed="rId50"/>
+                    <a:stretch>
+                      <a:fillRect/>
+                    </a:stretch>
+                  </pic:blipFill>
+                  <pic:spPr>
+                    <a:xfrm>
+                      <a:off x="0" y="0"/>
+                      <a:ext cx="4680000" cy="932286"/>
+                    </a:xfrm>
+                    <a:prstGeom prst="rect"/>
+                  </pic:spPr>
+                </pic:pic>
+              </a:graphicData>
+            </a:graphic>
+          </wp:inline>
+        </w:drawing>
       </w:r>
     </w:p>
     <w:p>
@@ -1493,31 +2741,81 @@
         <w:t xml:space="preserve">여기서 </w:t>
       </w:r>
       <w:r>
+        <w:drawing>
+          <wp:inline xmlns:a="http://schemas.openxmlformats.org/drawingml/2006/main" xmlns:pic="http://schemas.openxmlformats.org/drawingml/2006/picture">
+            <wp:extent cx="1068866" cy="162000"/>
+            <wp:docPr id="45" name="Picture 45"/>
+            <wp:cNvGraphicFramePr>
+              <a:graphicFrameLocks noChangeAspect="1"/>
+            </wp:cNvGraphicFramePr>
+            <a:graphic>
+              <a:graphicData uri="http://schemas.openxmlformats.org/drawingml/2006/picture">
+                <pic:pic>
+                  <pic:nvPicPr>
+                    <pic:cNvPr id="0" name="02a89106b1c3.png"/>
+                    <pic:cNvPicPr/>
+                  </pic:nvPicPr>
+                  <pic:blipFill>
+                    <a:blip r:embed="rId51"/>
+                    <a:stretch>
+                      <a:fillRect/>
+                    </a:stretch>
+                  </pic:blipFill>
+                  <pic:spPr>
+                    <a:xfrm>
+                      <a:off x="0" y="0"/>
+                      <a:ext cx="1068866" cy="162000"/>
+                    </a:xfrm>
+                    <a:prstGeom prst="rect"/>
+                  </pic:spPr>
+                </pic:pic>
+              </a:graphicData>
+            </a:graphic>
+          </wp:inline>
+        </w:drawing>
+      </w:r>
+      <w:r>
         <w:rPr>
           <w:rFonts w:ascii="Malgun Gothic" w:hAnsi="Malgun Gothic" w:eastAsia="Malgun Gothic"/>
           <w:b w:val="0"/>
-          <w:i/>
+          <w:i w:val="0"/>
           <w:sz w:val="22"/>
         </w:rPr>
-        <w:t>\mathbf{k} = 2\pi (m/N, n/N)</w:t>
-      </w:r>
-      <w:r>
-        <w:rPr>
-          <w:rFonts w:ascii="Malgun Gothic" w:hAnsi="Malgun Gothic" w:eastAsia="Malgun Gothic"/>
-          <w:b w:val="0"/>
-          <w:i w:val="0"/>
-          <w:sz w:val="22"/>
-        </w:rPr>
         <w:t xml:space="preserve">, </w:t>
       </w:r>
       <w:r>
-        <w:rPr>
-          <w:rFonts w:ascii="Malgun Gothic" w:hAnsi="Malgun Gothic" w:eastAsia="Malgun Gothic"/>
-          <w:b w:val="0"/>
-          <w:i/>
-          <w:sz w:val="22"/>
-        </w:rPr>
-        <w:t>m, n \in [0, N)</w:t>
+        <w:drawing>
+          <wp:inline xmlns:a="http://schemas.openxmlformats.org/drawingml/2006/main" xmlns:pic="http://schemas.openxmlformats.org/drawingml/2006/picture">
+            <wp:extent cx="1068866" cy="162000"/>
+            <wp:docPr id="46" name="Picture 46"/>
+            <wp:cNvGraphicFramePr>
+              <a:graphicFrameLocks noChangeAspect="1"/>
+            </wp:cNvGraphicFramePr>
+            <a:graphic>
+              <a:graphicData uri="http://schemas.openxmlformats.org/drawingml/2006/picture">
+                <pic:pic>
+                  <pic:nvPicPr>
+                    <pic:cNvPr id="0" name="f45ebcdbcc01.png"/>
+                    <pic:cNvPicPr/>
+                  </pic:nvPicPr>
+                  <pic:blipFill>
+                    <a:blip r:embed="rId52"/>
+                    <a:stretch>
+                      <a:fillRect/>
+                    </a:stretch>
+                  </pic:blipFill>
+                  <pic:spPr>
+                    <a:xfrm>
+                      <a:off x="0" y="0"/>
+                      <a:ext cx="1068866" cy="162000"/>
+                    </a:xfrm>
+                    <a:prstGeom prst="rect"/>
+                  </pic:spPr>
+                </pic:pic>
+              </a:graphicData>
+            </a:graphic>
+          </wp:inline>
+        </w:drawing>
       </w:r>
       <w:r>
         <w:rPr>
@@ -1531,17 +2829,42 @@
     </w:p>
     <w:p>
       <w:pPr>
-        <w:spacing w:after="80"/>
+        <w:spacing w:before="120" w:after="120"/>
         <w:jc w:val="center"/>
       </w:pPr>
       <w:r>
-        <w:rPr>
-          <w:rFonts w:ascii="Malgun Gothic" w:hAnsi="Malgun Gothic" w:eastAsia="Malgun Gothic"/>
-          <w:b w:val="0"/>
-          <w:i/>
-          <w:sz w:val="22"/>
-        </w:rPr>
-        <w:t>\hat{\mathcal{L}}'(\mathbf{k}) = \hat A(\mathbf{k}) \cdot C(\omega)</w:t>
+        <w:drawing>
+          <wp:inline xmlns:a="http://schemas.openxmlformats.org/drawingml/2006/main" xmlns:pic="http://schemas.openxmlformats.org/drawingml/2006/picture">
+            <wp:extent cx="4680000" cy="932286"/>
+            <wp:docPr id="47" name="Picture 47"/>
+            <wp:cNvGraphicFramePr>
+              <a:graphicFrameLocks noChangeAspect="1"/>
+            </wp:cNvGraphicFramePr>
+            <a:graphic>
+              <a:graphicData uri="http://schemas.openxmlformats.org/drawingml/2006/picture">
+                <pic:pic>
+                  <pic:nvPicPr>
+                    <pic:cNvPr id="0" name="f163bf14fbe8.png"/>
+                    <pic:cNvPicPr/>
+                  </pic:nvPicPr>
+                  <pic:blipFill>
+                    <a:blip r:embed="rId53"/>
+                    <a:stretch>
+                      <a:fillRect/>
+                    </a:stretch>
+                  </pic:blipFill>
+                  <pic:spPr>
+                    <a:xfrm>
+                      <a:off x="0" y="0"/>
+                      <a:ext cx="4680000" cy="932286"/>
+                    </a:xfrm>
+                    <a:prstGeom prst="rect"/>
+                  </pic:spPr>
+                </pic:pic>
+              </a:graphicData>
+            </a:graphic>
+          </wp:inline>
+        </w:drawing>
       </w:r>
     </w:p>
     <w:p>
@@ -1560,17 +2883,42 @@
     </w:p>
     <w:p>
       <w:pPr>
-        <w:spacing w:after="80"/>
+        <w:spacing w:before="120" w:after="120"/>
         <w:jc w:val="center"/>
       </w:pPr>
       <w:r>
-        <w:rPr>
-          <w:rFonts w:ascii="Malgun Gothic" w:hAnsi="Malgun Gothic" w:eastAsia="Malgun Gothic"/>
-          <w:b w:val="0"/>
-          <w:i/>
-          <w:sz w:val="22"/>
-        </w:rPr>
-        <w:t>\hat J(\mathbf{k}) = I - \hat A(\mathbf{k}) C(\omega) \in \mathbb{C}^{q \times q}</w:t>
+        <w:drawing>
+          <wp:inline xmlns:a="http://schemas.openxmlformats.org/drawingml/2006/main" xmlns:pic="http://schemas.openxmlformats.org/drawingml/2006/picture">
+            <wp:extent cx="4680000" cy="932286"/>
+            <wp:docPr id="48" name="Picture 48"/>
+            <wp:cNvGraphicFramePr>
+              <a:graphicFrameLocks noChangeAspect="1"/>
+            </wp:cNvGraphicFramePr>
+            <a:graphic>
+              <a:graphicData uri="http://schemas.openxmlformats.org/drawingml/2006/picture">
+                <pic:pic>
+                  <pic:nvPicPr>
+                    <pic:cNvPr id="0" name="b49ce44b60f7.png"/>
+                    <pic:cNvPicPr/>
+                  </pic:nvPicPr>
+                  <pic:blipFill>
+                    <a:blip r:embed="rId54"/>
+                    <a:stretch>
+                      <a:fillRect/>
+                    </a:stretch>
+                  </pic:blipFill>
+                  <pic:spPr>
+                    <a:xfrm>
+                      <a:off x="0" y="0"/>
+                      <a:ext cx="4680000" cy="932286"/>
+                    </a:xfrm>
+                    <a:prstGeom prst="rect"/>
+                  </pic:spPr>
+                </pic:pic>
+              </a:graphicData>
+            </a:graphic>
+          </wp:inline>
+        </w:drawing>
       </w:r>
     </w:p>
     <w:p>
@@ -1601,13 +2949,38 @@
         <w:t xml:space="preserve">거시 부분공간에 projection 하여 </w:t>
       </w:r>
       <w:r>
-        <w:rPr>
-          <w:rFonts w:ascii="Malgun Gothic" w:hAnsi="Malgun Gothic" w:eastAsia="Malgun Gothic"/>
-          <w:b w:val="0"/>
-          <w:i/>
-          <w:sz w:val="22"/>
-        </w:rPr>
-        <w:t>3 \times 3</w:t>
+        <w:drawing>
+          <wp:inline xmlns:a="http://schemas.openxmlformats.org/drawingml/2006/main" xmlns:pic="http://schemas.openxmlformats.org/drawingml/2006/picture">
+            <wp:extent cx="1068866" cy="162000"/>
+            <wp:docPr id="49" name="Picture 49"/>
+            <wp:cNvGraphicFramePr>
+              <a:graphicFrameLocks noChangeAspect="1"/>
+            </wp:cNvGraphicFramePr>
+            <a:graphic>
+              <a:graphicData uri="http://schemas.openxmlformats.org/drawingml/2006/picture">
+                <pic:pic>
+                  <pic:nvPicPr>
+                    <pic:cNvPr id="0" name="d207abc02af8.png"/>
+                    <pic:cNvPicPr/>
+                  </pic:nvPicPr>
+                  <pic:blipFill>
+                    <a:blip r:embed="rId55"/>
+                    <a:stretch>
+                      <a:fillRect/>
+                    </a:stretch>
+                  </pic:blipFill>
+                  <pic:spPr>
+                    <a:xfrm>
+                      <a:off x="0" y="0"/>
+                      <a:ext cx="1068866" cy="162000"/>
+                    </a:xfrm>
+                    <a:prstGeom prst="rect"/>
+                  </pic:spPr>
+                </pic:pic>
+              </a:graphicData>
+            </a:graphic>
+          </wp:inline>
+        </w:drawing>
       </w:r>
       <w:r>
         <w:rPr>
@@ -1621,17 +2994,42 @@
     </w:p>
     <w:p>
       <w:pPr>
-        <w:spacing w:after="80"/>
+        <w:spacing w:before="120" w:after="120"/>
         <w:jc w:val="center"/>
       </w:pPr>
       <w:r>
-        <w:rPr>
-          <w:rFonts w:ascii="Malgun Gothic" w:hAnsi="Malgun Gothic" w:eastAsia="Malgun Gothic"/>
-          <w:b w:val="0"/>
-          <w:i/>
-          <w:sz w:val="22"/>
-        </w:rPr>
-        <w:t>\hat S_U^G(\mathbf{k}) \equiv M \hat J(\mathbf{k}) T = I_3 - M \hat A(\mathbf{k}) T \in \mathbb{C}^{3 \times 3}</w:t>
+        <w:drawing>
+          <wp:inline xmlns:a="http://schemas.openxmlformats.org/drawingml/2006/main" xmlns:pic="http://schemas.openxmlformats.org/drawingml/2006/picture">
+            <wp:extent cx="4680000" cy="932286"/>
+            <wp:docPr id="50" name="Picture 50"/>
+            <wp:cNvGraphicFramePr>
+              <a:graphicFrameLocks noChangeAspect="1"/>
+            </wp:cNvGraphicFramePr>
+            <a:graphic>
+              <a:graphicData uri="http://schemas.openxmlformats.org/drawingml/2006/picture">
+                <pic:pic>
+                  <pic:nvPicPr>
+                    <pic:cNvPr id="0" name="998536c7ff8e.png"/>
+                    <pic:cNvPicPr/>
+                  </pic:nvPicPr>
+                  <pic:blipFill>
+                    <a:blip r:embed="rId56"/>
+                    <a:stretch>
+                      <a:fillRect/>
+                    </a:stretch>
+                  </pic:blipFill>
+                  <pic:spPr>
+                    <a:xfrm>
+                      <a:off x="0" y="0"/>
+                      <a:ext cx="4680000" cy="932286"/>
+                    </a:xfrm>
+                    <a:prstGeom prst="rect"/>
+                  </pic:spPr>
+                </pic:pic>
+              </a:graphicData>
+            </a:graphic>
+          </wp:inline>
+        </w:drawing>
       </w:r>
     </w:p>
     <w:p>
@@ -1678,17 +3076,42 @@
     </w:p>
     <w:p>
       <w:pPr>
-        <w:spacing w:after="80"/>
+        <w:spacing w:before="120" w:after="120"/>
         <w:jc w:val="center"/>
       </w:pPr>
       <w:r>
-        <w:rPr>
-          <w:rFonts w:ascii="Malgun Gothic" w:hAnsi="Malgun Gothic" w:eastAsia="Malgun Gothic"/>
-          <w:b w:val="0"/>
-          <w:i/>
-          <w:sz w:val="22"/>
-        </w:rPr>
-        <w:t>\boxed{\hat S_U^{AP}(\mathbf{k}) = \hat S_U^G(\mathbf{k}) - \frac{1-\omega}{2\omega} \left[ M \hat A^2(\mathbf{k}) T - (M \hat A(\mathbf{k}) T)^2 \right]}</w:t>
+        <w:drawing>
+          <wp:inline xmlns:a="http://schemas.openxmlformats.org/drawingml/2006/main" xmlns:pic="http://schemas.openxmlformats.org/drawingml/2006/picture">
+            <wp:extent cx="4680000" cy="932286"/>
+            <wp:docPr id="51" name="Picture 51"/>
+            <wp:cNvGraphicFramePr>
+              <a:graphicFrameLocks noChangeAspect="1"/>
+            </wp:cNvGraphicFramePr>
+            <a:graphic>
+              <a:graphicData uri="http://schemas.openxmlformats.org/drawingml/2006/picture">
+                <pic:pic>
+                  <pic:nvPicPr>
+                    <pic:cNvPr id="0" name="1690e02af8a6.png"/>
+                    <pic:cNvPicPr/>
+                  </pic:nvPicPr>
+                  <pic:blipFill>
+                    <a:blip r:embed="rId57"/>
+                    <a:stretch>
+                      <a:fillRect/>
+                    </a:stretch>
+                  </pic:blipFill>
+                  <pic:spPr>
+                    <a:xfrm>
+                      <a:off x="0" y="0"/>
+                      <a:ext cx="4680000" cy="932286"/>
+                    </a:xfrm>
+                    <a:prstGeom prst="rect"/>
+                  </pic:spPr>
+                </pic:pic>
+              </a:graphicData>
+            </a:graphic>
+          </wp:inline>
+        </w:drawing>
       </w:r>
     </w:p>
     <w:p>
@@ -1705,13 +3128,81 @@
         <w:t xml:space="preserve">보정 계수 </w:t>
       </w:r>
       <w:r>
+        <w:drawing>
+          <wp:inline xmlns:a="http://schemas.openxmlformats.org/drawingml/2006/main" xmlns:pic="http://schemas.openxmlformats.org/drawingml/2006/picture">
+            <wp:extent cx="1068866" cy="162000"/>
+            <wp:docPr id="52" name="Picture 52"/>
+            <wp:cNvGraphicFramePr>
+              <a:graphicFrameLocks noChangeAspect="1"/>
+            </wp:cNvGraphicFramePr>
+            <a:graphic>
+              <a:graphicData uri="http://schemas.openxmlformats.org/drawingml/2006/picture">
+                <pic:pic>
+                  <pic:nvPicPr>
+                    <pic:cNvPr id="0" name="a7e8da0de94a.png"/>
+                    <pic:cNvPicPr/>
+                  </pic:nvPicPr>
+                  <pic:blipFill>
+                    <a:blip r:embed="rId58"/>
+                    <a:stretch>
+                      <a:fillRect/>
+                    </a:stretch>
+                  </pic:blipFill>
+                  <pic:spPr>
+                    <a:xfrm>
+                      <a:off x="0" y="0"/>
+                      <a:ext cx="1068866" cy="162000"/>
+                    </a:xfrm>
+                    <a:prstGeom prst="rect"/>
+                  </pic:spPr>
+                </pic:pic>
+              </a:graphicData>
+            </a:graphic>
+          </wp:inline>
+        </w:drawing>
+      </w:r>
+      <w:r>
         <w:rPr>
           <w:rFonts w:ascii="Malgun Gothic" w:hAnsi="Malgun Gothic" w:eastAsia="Malgun Gothic"/>
           <w:b w:val="0"/>
-          <w:i/>
+          <w:i w:val="0"/>
           <w:sz w:val="22"/>
         </w:rPr>
-        <w:t>\frac{1-\omega}{2\omega}</w:t>
+        <w:t xml:space="preserve"> 는 BGK 의 비평형 인덱스이며, </w:t>
+      </w:r>
+      <w:r>
+        <w:drawing>
+          <wp:inline xmlns:a="http://schemas.openxmlformats.org/drawingml/2006/main" xmlns:pic="http://schemas.openxmlformats.org/drawingml/2006/picture">
+            <wp:extent cx="1068866" cy="162000"/>
+            <wp:docPr id="53" name="Picture 53"/>
+            <wp:cNvGraphicFramePr>
+              <a:graphicFrameLocks noChangeAspect="1"/>
+            </wp:cNvGraphicFramePr>
+            <a:graphic>
+              <a:graphicData uri="http://schemas.openxmlformats.org/drawingml/2006/picture">
+                <pic:pic>
+                  <pic:nvPicPr>
+                    <pic:cNvPr id="0" name="2cb59b3312fd.png"/>
+                    <pic:cNvPicPr/>
+                  </pic:nvPicPr>
+                  <pic:blipFill>
+                    <a:blip r:embed="rId59"/>
+                    <a:stretch>
+                      <a:fillRect/>
+                    </a:stretch>
+                  </pic:blipFill>
+                  <pic:spPr>
+                    <a:xfrm>
+                      <a:off x="0" y="0"/>
+                      <a:ext cx="1068866" cy="162000"/>
+                    </a:xfrm>
+                    <a:prstGeom prst="rect"/>
+                  </pic:spPr>
+                </pic:pic>
+              </a:graphicData>
+            </a:graphic>
+          </wp:inline>
+        </w:drawing>
       </w:r>
       <w:r>
         <w:rPr>
@@ -1720,34 +3211,41 @@
           <w:i w:val="0"/>
           <w:sz w:val="22"/>
         </w:rPr>
-        <w:t xml:space="preserve"> 는 BGK 의 비평형 인덱스이며, </w:t>
-      </w:r>
-      <w:r>
-        <w:rPr>
-          <w:rFonts w:ascii="Malgun Gothic" w:hAnsi="Malgun Gothic" w:eastAsia="Malgun Gothic"/>
-          <w:b w:val="0"/>
-          <w:i/>
-          <w:sz w:val="22"/>
-        </w:rPr>
-        <w:t>\omega = 1</w:t>
-      </w:r>
-      <w:r>
-        <w:rPr>
-          <w:rFonts w:ascii="Malgun Gothic" w:hAnsi="Malgun Gothic" w:eastAsia="Malgun Gothic"/>
-          <w:b w:val="0"/>
-          <w:i w:val="0"/>
-          <w:sz w:val="22"/>
-        </w:rPr>
         <w:t xml:space="preserve"> (BGK relaxation 한계)에서 0 이 되어 보정이 사라진다. </w:t>
       </w:r>
       <w:r>
-        <w:rPr>
-          <w:rFonts w:ascii="Malgun Gothic" w:hAnsi="Malgun Gothic" w:eastAsia="Malgun Gothic"/>
-          <w:b w:val="0"/>
-          <w:i/>
-          <w:sz w:val="22"/>
-        </w:rPr>
-        <w:t>\omega \to 2</w:t>
+        <w:drawing>
+          <wp:inline xmlns:a="http://schemas.openxmlformats.org/drawingml/2006/main" xmlns:pic="http://schemas.openxmlformats.org/drawingml/2006/picture">
+            <wp:extent cx="1068866" cy="162000"/>
+            <wp:docPr id="54" name="Picture 54"/>
+            <wp:cNvGraphicFramePr>
+              <a:graphicFrameLocks noChangeAspect="1"/>
+            </wp:cNvGraphicFramePr>
+            <a:graphic>
+              <a:graphicData uri="http://schemas.openxmlformats.org/drawingml/2006/picture">
+                <pic:pic>
+                  <pic:nvPicPr>
+                    <pic:cNvPr id="0" name="4ce6be4a3b61.png"/>
+                    <pic:cNvPicPr/>
+                  </pic:nvPicPr>
+                  <pic:blipFill>
+                    <a:blip r:embed="rId60"/>
+                    <a:stretch>
+                      <a:fillRect/>
+                    </a:stretch>
+                  </pic:blipFill>
+                  <pic:spPr>
+                    <a:xfrm>
+                      <a:off x="0" y="0"/>
+                      <a:ext cx="1068866" cy="162000"/>
+                    </a:xfrm>
+                    <a:prstGeom prst="rect"/>
+                  </pic:spPr>
+                </pic:pic>
+              </a:graphicData>
+            </a:graphic>
+          </wp:inline>
+        </w:drawing>
       </w:r>
       <w:r>
         <w:rPr>
@@ -1761,17 +3259,42 @@
     </w:p>
     <w:p>
       <w:pPr>
-        <w:spacing w:after="80"/>
+        <w:spacing w:before="120" w:after="120"/>
         <w:jc w:val="center"/>
       </w:pPr>
       <w:r>
-        <w:rPr>
-          <w:rFonts w:ascii="Malgun Gothic" w:hAnsi="Malgun Gothic" w:eastAsia="Malgun Gothic"/>
-          <w:b w:val="0"/>
-          <w:i/>
-          <w:sz w:val="22"/>
-        </w:rPr>
-        <w:t>\text{coeff}_{\text{used}} = \frac{1}{2} \cdot \text{sign}\!\left(\frac{1-\omega}{\omega}\right) \cdot \min\!\left( 0.5, \left|\frac{1-\omega}{\omega}\right| \right)</w:t>
+        <w:drawing>
+          <wp:inline xmlns:a="http://schemas.openxmlformats.org/drawingml/2006/main" xmlns:pic="http://schemas.openxmlformats.org/drawingml/2006/picture">
+            <wp:extent cx="4680000" cy="932286"/>
+            <wp:docPr id="55" name="Picture 55"/>
+            <wp:cNvGraphicFramePr>
+              <a:graphicFrameLocks noChangeAspect="1"/>
+            </wp:cNvGraphicFramePr>
+            <a:graphic>
+              <a:graphicData uri="http://schemas.openxmlformats.org/drawingml/2006/picture">
+                <pic:pic>
+                  <pic:nvPicPr>
+                    <pic:cNvPr id="0" name="16dcd92ae3a0.png"/>
+                    <pic:cNvPicPr/>
+                  </pic:nvPicPr>
+                  <pic:blipFill>
+                    <a:blip r:embed="rId61"/>
+                    <a:stretch>
+                      <a:fillRect/>
+                    </a:stretch>
+                  </pic:blipFill>
+                  <pic:spPr>
+                    <a:xfrm>
+                      <a:off x="0" y="0"/>
+                      <a:ext cx="4680000" cy="932286"/>
+                    </a:xfrm>
+                    <a:prstGeom prst="rect"/>
+                  </pic:spPr>
+                </pic:pic>
+              </a:graphicData>
+            </a:graphic>
+          </wp:inline>
+        </w:drawing>
       </w:r>
     </w:p>
     <w:p>
@@ -1788,31 +3311,81 @@
         <w:t xml:space="preserve">이 cap 은 </w:t>
       </w:r>
       <w:r>
+        <w:drawing>
+          <wp:inline xmlns:a="http://schemas.openxmlformats.org/drawingml/2006/main" xmlns:pic="http://schemas.openxmlformats.org/drawingml/2006/picture">
+            <wp:extent cx="1068866" cy="162000"/>
+            <wp:docPr id="56" name="Picture 56"/>
+            <wp:cNvGraphicFramePr>
+              <a:graphicFrameLocks noChangeAspect="1"/>
+            </wp:cNvGraphicFramePr>
+            <a:graphic>
+              <a:graphicData uri="http://schemas.openxmlformats.org/drawingml/2006/picture">
+                <pic:pic>
+                  <pic:nvPicPr>
+                    <pic:cNvPr id="0" name="b4e250f2a62d.png"/>
+                    <pic:cNvPicPr/>
+                  </pic:nvPicPr>
+                  <pic:blipFill>
+                    <a:blip r:embed="rId62"/>
+                    <a:stretch>
+                      <a:fillRect/>
+                    </a:stretch>
+                  </pic:blipFill>
+                  <pic:spPr>
+                    <a:xfrm>
+                      <a:off x="0" y="0"/>
+                      <a:ext cx="1068866" cy="162000"/>
+                    </a:xfrm>
+                    <a:prstGeom prst="rect"/>
+                  </pic:spPr>
+                </pic:pic>
+              </a:graphicData>
+            </a:graphic>
+          </wp:inline>
+        </w:drawing>
+      </w:r>
+      <w:r>
         <w:rPr>
           <w:rFonts w:ascii="Malgun Gothic" w:hAnsi="Malgun Gothic" w:eastAsia="Malgun Gothic"/>
           <w:b w:val="0"/>
-          <w:i/>
+          <w:i w:val="0"/>
           <w:sz w:val="22"/>
         </w:rPr>
-        <w:t>|\text{coeff}| \le 0.25</w:t>
-      </w:r>
-      <w:r>
-        <w:rPr>
-          <w:rFonts w:ascii="Malgun Gothic" w:hAnsi="Malgun Gothic" w:eastAsia="Malgun Gothic"/>
-          <w:b w:val="0"/>
-          <w:i w:val="0"/>
-          <w:sz w:val="22"/>
-        </w:rPr>
         <w:t xml:space="preserve"> 를 보장하여 어떤 </w:t>
       </w:r>
       <w:r>
-        <w:rPr>
-          <w:rFonts w:ascii="Malgun Gothic" w:hAnsi="Malgun Gothic" w:eastAsia="Malgun Gothic"/>
-          <w:b w:val="0"/>
-          <w:i/>
-          <w:sz w:val="22"/>
-        </w:rPr>
-        <w:t>\omega</w:t>
+        <w:drawing>
+          <wp:inline xmlns:a="http://schemas.openxmlformats.org/drawingml/2006/main" xmlns:pic="http://schemas.openxmlformats.org/drawingml/2006/picture">
+            <wp:extent cx="1068866" cy="162000"/>
+            <wp:docPr id="57" name="Picture 57"/>
+            <wp:cNvGraphicFramePr>
+              <a:graphicFrameLocks noChangeAspect="1"/>
+            </wp:cNvGraphicFramePr>
+            <a:graphic>
+              <a:graphicData uri="http://schemas.openxmlformats.org/drawingml/2006/picture">
+                <pic:pic>
+                  <pic:nvPicPr>
+                    <pic:cNvPr id="0" name="4d74de376540.png"/>
+                    <pic:cNvPicPr/>
+                  </pic:nvPicPr>
+                  <pic:blipFill>
+                    <a:blip r:embed="rId63"/>
+                    <a:stretch>
+                      <a:fillRect/>
+                    </a:stretch>
+                  </pic:blipFill>
+                  <pic:spPr>
+                    <a:xfrm>
+                      <a:off x="0" y="0"/>
+                      <a:ext cx="1068866" cy="162000"/>
+                    </a:xfrm>
+                    <a:prstGeom prst="rect"/>
+                  </pic:spPr>
+                </pic:pic>
+              </a:graphicData>
+            </a:graphic>
+          </wp:inline>
+        </w:drawing>
       </w:r>
       <w:r>
         <w:rPr>
@@ -1843,31 +3416,81 @@
         <w:spacing w:after="80"/>
       </w:pPr>
       <w:r>
+        <w:drawing>
+          <wp:inline xmlns:a="http://schemas.openxmlformats.org/drawingml/2006/main" xmlns:pic="http://schemas.openxmlformats.org/drawingml/2006/picture">
+            <wp:extent cx="1068866" cy="162000"/>
+            <wp:docPr id="58" name="Picture 58"/>
+            <wp:cNvGraphicFramePr>
+              <a:graphicFrameLocks noChangeAspect="1"/>
+            </wp:cNvGraphicFramePr>
+            <a:graphic>
+              <a:graphicData uri="http://schemas.openxmlformats.org/drawingml/2006/picture">
+                <pic:pic>
+                  <pic:nvPicPr>
+                    <pic:cNvPr id="0" name="0ad45726ac92.png"/>
+                    <pic:cNvPicPr/>
+                  </pic:nvPicPr>
+                  <pic:blipFill>
+                    <a:blip r:embed="rId64"/>
+                    <a:stretch>
+                      <a:fillRect/>
+                    </a:stretch>
+                  </pic:blipFill>
+                  <pic:spPr>
+                    <a:xfrm>
+                      <a:off x="0" y="0"/>
+                      <a:ext cx="1068866" cy="162000"/>
+                    </a:xfrm>
+                    <a:prstGeom prst="rect"/>
+                  </pic:spPr>
+                </pic:pic>
+              </a:graphicData>
+            </a:graphic>
+          </wp:inline>
+        </w:drawing>
+      </w:r>
+      <w:r>
         <w:rPr>
           <w:rFonts w:ascii="Malgun Gothic" w:hAnsi="Malgun Gothic" w:eastAsia="Malgun Gothic"/>
           <w:b w:val="0"/>
-          <w:i/>
+          <w:i w:val="0"/>
           <w:sz w:val="22"/>
         </w:rPr>
-        <w:t>\hat S_U^{AP}(\mathbf{k})</w:t>
-      </w:r>
-      <w:r>
-        <w:rPr>
-          <w:rFonts w:ascii="Malgun Gothic" w:hAnsi="Malgun Gothic" w:eastAsia="Malgun Gothic"/>
-          <w:b w:val="0"/>
-          <w:i w:val="0"/>
-          <w:sz w:val="22"/>
-        </w:rPr>
         <w:t xml:space="preserve"> 는 일부 </w:t>
       </w:r>
       <w:r>
-        <w:rPr>
-          <w:rFonts w:ascii="Malgun Gothic" w:hAnsi="Malgun Gothic" w:eastAsia="Malgun Gothic"/>
-          <w:b w:val="0"/>
-          <w:i/>
-          <w:sz w:val="22"/>
-        </w:rPr>
-        <w:t>\mathbf{k}</w:t>
+        <w:drawing>
+          <wp:inline xmlns:a="http://schemas.openxmlformats.org/drawingml/2006/main" xmlns:pic="http://schemas.openxmlformats.org/drawingml/2006/picture">
+            <wp:extent cx="1068866" cy="162000"/>
+            <wp:docPr id="59" name="Picture 59"/>
+            <wp:cNvGraphicFramePr>
+              <a:graphicFrameLocks noChangeAspect="1"/>
+            </wp:cNvGraphicFramePr>
+            <a:graphic>
+              <a:graphicData uri="http://schemas.openxmlformats.org/drawingml/2006/picture">
+                <pic:pic>
+                  <pic:nvPicPr>
+                    <pic:cNvPr id="0" name="fd9d4f9887b3.png"/>
+                    <pic:cNvPicPr/>
+                  </pic:nvPicPr>
+                  <pic:blipFill>
+                    <a:blip r:embed="rId65"/>
+                    <a:stretch>
+                      <a:fillRect/>
+                    </a:stretch>
+                  </pic:blipFill>
+                  <pic:spPr>
+                    <a:xfrm>
+                      <a:off x="0" y="0"/>
+                      <a:ext cx="1068866" cy="162000"/>
+                    </a:xfrm>
+                    <a:prstGeom prst="rect"/>
+                  </pic:spPr>
+                </pic:pic>
+              </a:graphicData>
+            </a:graphic>
+          </wp:inline>
+        </w:drawing>
       </w:r>
       <w:r>
         <w:rPr>
@@ -1881,32 +3504,82 @@
     </w:p>
     <w:p>
       <w:pPr>
-        <w:spacing w:after="80"/>
+        <w:spacing w:before="120" w:after="120"/>
         <w:jc w:val="center"/>
       </w:pPr>
       <w:r>
-        <w:rPr>
-          <w:rFonts w:ascii="Malgun Gothic" w:hAnsi="Malgun Gothic" w:eastAsia="Malgun Gothic"/>
-          <w:b w:val="0"/>
-          <w:i/>
-          <w:sz w:val="22"/>
-        </w:rPr>
-        <w:t>\hat S_U^{\text{reg}}(\mathbf{k}) = \hat S_U^{AP}(\mathbf{k}) + \eta I_3</w:t>
+        <w:drawing>
+          <wp:inline xmlns:a="http://schemas.openxmlformats.org/drawingml/2006/main" xmlns:pic="http://schemas.openxmlformats.org/drawingml/2006/picture">
+            <wp:extent cx="4680000" cy="932286"/>
+            <wp:docPr id="60" name="Picture 60"/>
+            <wp:cNvGraphicFramePr>
+              <a:graphicFrameLocks noChangeAspect="1"/>
+            </wp:cNvGraphicFramePr>
+            <a:graphic>
+              <a:graphicData uri="http://schemas.openxmlformats.org/drawingml/2006/picture">
+                <pic:pic>
+                  <pic:nvPicPr>
+                    <pic:cNvPr id="0" name="0555a8751cac.png"/>
+                    <pic:cNvPicPr/>
+                  </pic:nvPicPr>
+                  <pic:blipFill>
+                    <a:blip r:embed="rId66"/>
+                    <a:stretch>
+                      <a:fillRect/>
+                    </a:stretch>
+                  </pic:blipFill>
+                  <pic:spPr>
+                    <a:xfrm>
+                      <a:off x="0" y="0"/>
+                      <a:ext cx="4680000" cy="932286"/>
+                    </a:xfrm>
+                    <a:prstGeom prst="rect"/>
+                  </pic:spPr>
+                </pic:pic>
+              </a:graphicData>
+            </a:graphic>
+          </wp:inline>
+        </w:drawing>
       </w:r>
     </w:p>
     <w:p>
       <w:pPr>
-        <w:spacing w:after="80"/>
+        <w:spacing w:before="120" w:after="120"/>
         <w:jc w:val="center"/>
       </w:pPr>
       <w:r>
-        <w:rPr>
-          <w:rFonts w:ascii="Malgun Gothic" w:hAnsi="Malgun Gothic" w:eastAsia="Malgun Gothic"/>
-          <w:b w:val="0"/>
-          <w:i/>
-          <w:sz w:val="22"/>
-        </w:rPr>
-        <w:t>\eta = \sigma_{\max} / 50, \quad \sigma_{\max} = \max_{\mathbf{k}} \sigma_{\max}\!\left(\hat S_U^{AP}(\mathbf{k})\right)</w:t>
+        <w:drawing>
+          <wp:inline xmlns:a="http://schemas.openxmlformats.org/drawingml/2006/main" xmlns:pic="http://schemas.openxmlformats.org/drawingml/2006/picture">
+            <wp:extent cx="4680000" cy="932286"/>
+            <wp:docPr id="61" name="Picture 61"/>
+            <wp:cNvGraphicFramePr>
+              <a:graphicFrameLocks noChangeAspect="1"/>
+            </wp:cNvGraphicFramePr>
+            <a:graphic>
+              <a:graphicData uri="http://schemas.openxmlformats.org/drawingml/2006/picture">
+                <pic:pic>
+                  <pic:nvPicPr>
+                    <pic:cNvPr id="0" name="07bdc0312d14.png"/>
+                    <pic:cNvPicPr/>
+                  </pic:nvPicPr>
+                  <pic:blipFill>
+                    <a:blip r:embed="rId67"/>
+                    <a:stretch>
+                      <a:fillRect/>
+                    </a:stretch>
+                  </pic:blipFill>
+                  <pic:spPr>
+                    <a:xfrm>
+                      <a:off x="0" y="0"/>
+                      <a:ext cx="4680000" cy="932286"/>
+                    </a:xfrm>
+                    <a:prstGeom prst="rect"/>
+                  </pic:spPr>
+                </pic:pic>
+              </a:graphicData>
+            </a:graphic>
+          </wp:inline>
+        </w:drawing>
       </w:r>
     </w:p>
     <w:p>
@@ -1923,31 +3596,81 @@
         <w:t xml:space="preserve">여기서 </w:t>
       </w:r>
       <w:r>
+        <w:drawing>
+          <wp:inline xmlns:a="http://schemas.openxmlformats.org/drawingml/2006/main" xmlns:pic="http://schemas.openxmlformats.org/drawingml/2006/picture">
+            <wp:extent cx="1068866" cy="162000"/>
+            <wp:docPr id="62" name="Picture 62"/>
+            <wp:cNvGraphicFramePr>
+              <a:graphicFrameLocks noChangeAspect="1"/>
+            </wp:cNvGraphicFramePr>
+            <a:graphic>
+              <a:graphicData uri="http://schemas.openxmlformats.org/drawingml/2006/picture">
+                <pic:pic>
+                  <pic:nvPicPr>
+                    <pic:cNvPr id="0" name="2c0a44277418.png"/>
+                    <pic:cNvPicPr/>
+                  </pic:nvPicPr>
+                  <pic:blipFill>
+                    <a:blip r:embed="rId68"/>
+                    <a:stretch>
+                      <a:fillRect/>
+                    </a:stretch>
+                  </pic:blipFill>
+                  <pic:spPr>
+                    <a:xfrm>
+                      <a:off x="0" y="0"/>
+                      <a:ext cx="1068866" cy="162000"/>
+                    </a:xfrm>
+                    <a:prstGeom prst="rect"/>
+                  </pic:spPr>
+                </pic:pic>
+              </a:graphicData>
+            </a:graphic>
+          </wp:inline>
+        </w:drawing>
+      </w:r>
+      <w:r>
         <w:rPr>
           <w:rFonts w:ascii="Malgun Gothic" w:hAnsi="Malgun Gothic" w:eastAsia="Malgun Gothic"/>
           <w:b w:val="0"/>
-          <w:i/>
+          <w:i w:val="0"/>
           <w:sz w:val="22"/>
         </w:rPr>
-        <w:t>\sigma_{\max}</w:t>
-      </w:r>
-      <w:r>
-        <w:rPr>
-          <w:rFonts w:ascii="Malgun Gothic" w:hAnsi="Malgun Gothic" w:eastAsia="Malgun Gothic"/>
-          <w:b w:val="0"/>
-          <w:i w:val="0"/>
-          <w:sz w:val="22"/>
-        </w:rPr>
         <w:t xml:space="preserve"> 는 모든 mode 의 최대 singular value. 인수 50 은 본 연구의 유일한 hyperparameter 로, target conditioning </w:t>
       </w:r>
       <w:r>
-        <w:rPr>
-          <w:rFonts w:ascii="Malgun Gothic" w:hAnsi="Malgun Gothic" w:eastAsia="Malgun Gothic"/>
-          <w:b w:val="0"/>
-          <w:i/>
-          <w:sz w:val="22"/>
-        </w:rPr>
-        <w:t>\kappa_{\text{target}} = 50</w:t>
+        <w:drawing>
+          <wp:inline xmlns:a="http://schemas.openxmlformats.org/drawingml/2006/main" xmlns:pic="http://schemas.openxmlformats.org/drawingml/2006/picture">
+            <wp:extent cx="1068866" cy="162000"/>
+            <wp:docPr id="63" name="Picture 63"/>
+            <wp:cNvGraphicFramePr>
+              <a:graphicFrameLocks noChangeAspect="1"/>
+            </wp:cNvGraphicFramePr>
+            <a:graphic>
+              <a:graphicData uri="http://schemas.openxmlformats.org/drawingml/2006/picture">
+                <pic:pic>
+                  <pic:nvPicPr>
+                    <pic:cNvPr id="0" name="ae113805f220.png"/>
+                    <pic:cNvPicPr/>
+                  </pic:nvPicPr>
+                  <pic:blipFill>
+                    <a:blip r:embed="rId69"/>
+                    <a:stretch>
+                      <a:fillRect/>
+                    </a:stretch>
+                  </pic:blipFill>
+                  <pic:spPr>
+                    <a:xfrm>
+                      <a:off x="0" y="0"/>
+                      <a:ext cx="1068866" cy="162000"/>
+                    </a:xfrm>
+                    <a:prstGeom prst="rect"/>
+                  </pic:spPr>
+                </pic:pic>
+              </a:graphicData>
+            </a:graphic>
+          </wp:inline>
+        </w:drawing>
       </w:r>
       <w:r>
         <w:rPr>
@@ -1987,13 +3710,38 @@
         <w:t xml:space="preserve">영모드 </w:t>
       </w:r>
       <w:r>
-        <w:rPr>
-          <w:rFonts w:ascii="Malgun Gothic" w:hAnsi="Malgun Gothic" w:eastAsia="Malgun Gothic"/>
-          <w:b w:val="0"/>
-          <w:i/>
-          <w:sz w:val="22"/>
-        </w:rPr>
-        <w:t>\mathbf{k} = \mathbf{0}</w:t>
+        <w:drawing>
+          <wp:inline xmlns:a="http://schemas.openxmlformats.org/drawingml/2006/main" xmlns:pic="http://schemas.openxmlformats.org/drawingml/2006/picture">
+            <wp:extent cx="1068866" cy="162000"/>
+            <wp:docPr id="64" name="Picture 64"/>
+            <wp:cNvGraphicFramePr>
+              <a:graphicFrameLocks noChangeAspect="1"/>
+            </wp:cNvGraphicFramePr>
+            <a:graphic>
+              <a:graphicData uri="http://schemas.openxmlformats.org/drawingml/2006/picture">
+                <pic:pic>
+                  <pic:nvPicPr>
+                    <pic:cNvPr id="0" name="c2bc2a3570cd.png"/>
+                    <pic:cNvPicPr/>
+                  </pic:nvPicPr>
+                  <pic:blipFill>
+                    <a:blip r:embed="rId70"/>
+                    <a:stretch>
+                      <a:fillRect/>
+                    </a:stretch>
+                  </pic:blipFill>
+                  <pic:spPr>
+                    <a:xfrm>
+                      <a:off x="0" y="0"/>
+                      <a:ext cx="1068866" cy="162000"/>
+                    </a:xfrm>
+                    <a:prstGeom prst="rect"/>
+                  </pic:spPr>
+                </pic:pic>
+              </a:graphicData>
+            </a:graphic>
+          </wp:inline>
+        </w:drawing>
       </w:r>
       <w:r>
         <w:rPr>
@@ -2007,17 +3755,42 @@
     </w:p>
     <w:p>
       <w:pPr>
-        <w:spacing w:after="80"/>
+        <w:spacing w:before="120" w:after="120"/>
         <w:jc w:val="center"/>
       </w:pPr>
       <w:r>
-        <w:rPr>
-          <w:rFonts w:ascii="Malgun Gothic" w:hAnsi="Malgun Gothic" w:eastAsia="Malgun Gothic"/>
-          <w:b w:val="0"/>
-          <w:i/>
-          <w:sz w:val="22"/>
-        </w:rPr>
-        <w:t>\hat S_U^{-1}(\mathbf{0}) = \begin{pmatrix} 0 &amp; 0 &amp; 0 \\ 0 &amp; 1 &amp; 0 \\ 0 &amp; 0 &amp; 1 \end{pmatrix}</w:t>
+        <w:drawing>
+          <wp:inline xmlns:a="http://schemas.openxmlformats.org/drawingml/2006/main" xmlns:pic="http://schemas.openxmlformats.org/drawingml/2006/picture">
+            <wp:extent cx="4680000" cy="371327"/>
+            <wp:docPr id="65" name="Picture 65"/>
+            <wp:cNvGraphicFramePr>
+              <a:graphicFrameLocks noChangeAspect="1"/>
+            </wp:cNvGraphicFramePr>
+            <a:graphic>
+              <a:graphicData uri="http://schemas.openxmlformats.org/drawingml/2006/picture">
+                <pic:pic>
+                  <pic:nvPicPr>
+                    <pic:cNvPr id="0" name="820184298ec1.png"/>
+                    <pic:cNvPicPr/>
+                  </pic:nvPicPr>
+                  <pic:blipFill>
+                    <a:blip r:embed="rId71"/>
+                    <a:stretch>
+                      <a:fillRect/>
+                    </a:stretch>
+                  </pic:blipFill>
+                  <pic:spPr>
+                    <a:xfrm>
+                      <a:off x="0" y="0"/>
+                      <a:ext cx="4680000" cy="371327"/>
+                    </a:xfrm>
+                    <a:prstGeom prst="rect"/>
+                  </pic:spPr>
+                </pic:pic>
+              </a:graphicData>
+            </a:graphic>
+          </wp:inline>
+        </w:drawing>
       </w:r>
     </w:p>
     <w:p>
@@ -2062,31 +3835,81 @@
         <w:t xml:space="preserve">분포함수 잔차 </w:t>
       </w:r>
       <w:r>
+        <w:drawing>
+          <wp:inline xmlns:a="http://schemas.openxmlformats.org/drawingml/2006/main" xmlns:pic="http://schemas.openxmlformats.org/drawingml/2006/picture">
+            <wp:extent cx="1068866" cy="162000"/>
+            <wp:docPr id="66" name="Picture 66"/>
+            <wp:cNvGraphicFramePr>
+              <a:graphicFrameLocks noChangeAspect="1"/>
+            </wp:cNvGraphicFramePr>
+            <a:graphic>
+              <a:graphicData uri="http://schemas.openxmlformats.org/drawingml/2006/picture">
+                <pic:pic>
+                  <pic:nvPicPr>
+                    <pic:cNvPr id="0" name="dc82f31552d1.png"/>
+                    <pic:cNvPicPr/>
+                  </pic:nvPicPr>
+                  <pic:blipFill>
+                    <a:blip r:embed="rId72"/>
+                    <a:stretch>
+                      <a:fillRect/>
+                    </a:stretch>
+                  </pic:blipFill>
+                  <pic:spPr>
+                    <a:xfrm>
+                      <a:off x="0" y="0"/>
+                      <a:ext cx="1068866" cy="162000"/>
+                    </a:xfrm>
+                    <a:prstGeom prst="rect"/>
+                  </pic:spPr>
+                </pic:pic>
+              </a:graphicData>
+            </a:graphic>
+          </wp:inline>
+        </w:drawing>
+      </w:r>
+      <w:r>
         <w:rPr>
           <w:rFonts w:ascii="Malgun Gothic" w:hAnsi="Malgun Gothic" w:eastAsia="Malgun Gothic"/>
           <w:b w:val="0"/>
-          <w:i/>
+          <w:i w:val="0"/>
           <w:sz w:val="22"/>
         </w:rPr>
-        <w:t>R \in \mathbb{R}^{q N^2}</w:t>
-      </w:r>
-      <w:r>
-        <w:rPr>
-          <w:rFonts w:ascii="Malgun Gothic" w:hAnsi="Malgun Gothic" w:eastAsia="Malgun Gothic"/>
-          <w:b w:val="0"/>
-          <w:i w:val="0"/>
-          <w:sz w:val="22"/>
-        </w:rPr>
         <w:t xml:space="preserve"> 에 대한 PC 작용 </w:t>
       </w:r>
       <w:r>
-        <w:rPr>
-          <w:rFonts w:ascii="Malgun Gothic" w:hAnsi="Malgun Gothic" w:eastAsia="Malgun Gothic"/>
-          <w:b w:val="0"/>
-          <w:i/>
-          <w:sz w:val="22"/>
-        </w:rPr>
-        <w:t>P_0^{-1} R</w:t>
+        <w:drawing>
+          <wp:inline xmlns:a="http://schemas.openxmlformats.org/drawingml/2006/main" xmlns:pic="http://schemas.openxmlformats.org/drawingml/2006/picture">
+            <wp:extent cx="1068866" cy="162000"/>
+            <wp:docPr id="67" name="Picture 67"/>
+            <wp:cNvGraphicFramePr>
+              <a:graphicFrameLocks noChangeAspect="1"/>
+            </wp:cNvGraphicFramePr>
+            <a:graphic>
+              <a:graphicData uri="http://schemas.openxmlformats.org/drawingml/2006/picture">
+                <pic:pic>
+                  <pic:nvPicPr>
+                    <pic:cNvPr id="0" name="c86eac2a0db7.png"/>
+                    <pic:cNvPicPr/>
+                  </pic:nvPicPr>
+                  <pic:blipFill>
+                    <a:blip r:embed="rId73"/>
+                    <a:stretch>
+                      <a:fillRect/>
+                    </a:stretch>
+                  </pic:blipFill>
+                  <pic:spPr>
+                    <a:xfrm>
+                      <a:off x="0" y="0"/>
+                      <a:ext cx="1068866" cy="162000"/>
+                    </a:xfrm>
+                    <a:prstGeom prst="rect"/>
+                  </pic:spPr>
+                </pic:pic>
+              </a:graphicData>
+            </a:graphic>
+          </wp:inline>
+        </w:drawing>
       </w:r>
       <w:r>
         <w:rPr>
@@ -2105,11 +3928,63 @@
       <w:r>
         <w:rPr>
           <w:rFonts w:ascii="Malgun Gothic" w:hAnsi="Malgun Gothic" w:eastAsia="Malgun Gothic"/>
+          <w:b/>
+          <w:i w:val="0"/>
+          <w:sz w:val="22"/>
+        </w:rPr>
+        <w:t>거시 projection</w:t>
+      </w:r>
+      <w:r>
+        <w:rPr>
+          <w:rFonts w:ascii="Malgun Gothic" w:hAnsi="Malgun Gothic" w:eastAsia="Malgun Gothic"/>
           <w:b w:val="0"/>
           <w:i w:val="0"/>
           <w:sz w:val="22"/>
         </w:rPr>
-        <w:t>**거시 projection**: $R_U = MR \in \mathbb{R}^{3 N^2}$, 점별 행렬 곱.</w:t>
+        <w:t xml:space="preserve">: </w:t>
+      </w:r>
+      <w:r>
+        <w:drawing>
+          <wp:inline xmlns:a="http://schemas.openxmlformats.org/drawingml/2006/main" xmlns:pic="http://schemas.openxmlformats.org/drawingml/2006/picture">
+            <wp:extent cx="1068866" cy="162000"/>
+            <wp:docPr id="68" name="Picture 68"/>
+            <wp:cNvGraphicFramePr>
+              <a:graphicFrameLocks noChangeAspect="1"/>
+            </wp:cNvGraphicFramePr>
+            <a:graphic>
+              <a:graphicData uri="http://schemas.openxmlformats.org/drawingml/2006/picture">
+                <pic:pic>
+                  <pic:nvPicPr>
+                    <pic:cNvPr id="0" name="c34facd8fd99.png"/>
+                    <pic:cNvPicPr/>
+                  </pic:nvPicPr>
+                  <pic:blipFill>
+                    <a:blip r:embed="rId74"/>
+                    <a:stretch>
+                      <a:fillRect/>
+                    </a:stretch>
+                  </pic:blipFill>
+                  <pic:spPr>
+                    <a:xfrm>
+                      <a:off x="0" y="0"/>
+                      <a:ext cx="1068866" cy="162000"/>
+                    </a:xfrm>
+                    <a:prstGeom prst="rect"/>
+                  </pic:spPr>
+                </pic:pic>
+              </a:graphicData>
+            </a:graphic>
+          </wp:inline>
+        </w:drawing>
+      </w:r>
+      <w:r>
+        <w:rPr>
+          <w:rFonts w:ascii="Malgun Gothic" w:hAnsi="Malgun Gothic" w:eastAsia="Malgun Gothic"/>
+          <w:b w:val="0"/>
+          <w:i w:val="0"/>
+          <w:sz w:val="22"/>
+        </w:rPr>
+        <w:t>, 점별 행렬 곱.</w:t>
       </w:r>
     </w:p>
     <w:p>
@@ -2119,11 +3994,63 @@
       <w:r>
         <w:rPr>
           <w:rFonts w:ascii="Malgun Gothic" w:hAnsi="Malgun Gothic" w:eastAsia="Malgun Gothic"/>
+          <w:b/>
+          <w:i w:val="0"/>
+          <w:sz w:val="22"/>
+        </w:rPr>
+        <w:t>2D FFT</w:t>
+      </w:r>
+      <w:r>
+        <w:rPr>
+          <w:rFonts w:ascii="Malgun Gothic" w:hAnsi="Malgun Gothic" w:eastAsia="Malgun Gothic"/>
           <w:b w:val="0"/>
           <w:i w:val="0"/>
           <w:sz w:val="22"/>
         </w:rPr>
-        <w:t>**2D FFT**: $\hat R_U = \mathcal{F}\{R_U\}$, 각 거시 성분에 대해 독립적으로 2D FFT.</w:t>
+        <w:t xml:space="preserve">: </w:t>
+      </w:r>
+      <w:r>
+        <w:drawing>
+          <wp:inline xmlns:a="http://schemas.openxmlformats.org/drawingml/2006/main" xmlns:pic="http://schemas.openxmlformats.org/drawingml/2006/picture">
+            <wp:extent cx="1068866" cy="162000"/>
+            <wp:docPr id="69" name="Picture 69"/>
+            <wp:cNvGraphicFramePr>
+              <a:graphicFrameLocks noChangeAspect="1"/>
+            </wp:cNvGraphicFramePr>
+            <a:graphic>
+              <a:graphicData uri="http://schemas.openxmlformats.org/drawingml/2006/picture">
+                <pic:pic>
+                  <pic:nvPicPr>
+                    <pic:cNvPr id="0" name="a04e97845175.png"/>
+                    <pic:cNvPicPr/>
+                  </pic:nvPicPr>
+                  <pic:blipFill>
+                    <a:blip r:embed="rId75"/>
+                    <a:stretch>
+                      <a:fillRect/>
+                    </a:stretch>
+                  </pic:blipFill>
+                  <pic:spPr>
+                    <a:xfrm>
+                      <a:off x="0" y="0"/>
+                      <a:ext cx="1068866" cy="162000"/>
+                    </a:xfrm>
+                    <a:prstGeom prst="rect"/>
+                  </pic:spPr>
+                </pic:pic>
+              </a:graphicData>
+            </a:graphic>
+          </wp:inline>
+        </w:drawing>
+      </w:r>
+      <w:r>
+        <w:rPr>
+          <w:rFonts w:ascii="Malgun Gothic" w:hAnsi="Malgun Gothic" w:eastAsia="Malgun Gothic"/>
+          <w:b w:val="0"/>
+          <w:i w:val="0"/>
+          <w:sz w:val="22"/>
+        </w:rPr>
+        <w:t>, 각 거시 성분에 대해 독립적으로 2D FFT.</w:t>
       </w:r>
     </w:p>
     <w:p>
@@ -2133,11 +4060,106 @@
       <w:r>
         <w:rPr>
           <w:rFonts w:ascii="Malgun Gothic" w:hAnsi="Malgun Gothic" w:eastAsia="Malgun Gothic"/>
+          <w:b/>
+          <w:i w:val="0"/>
+          <w:sz w:val="22"/>
+        </w:rPr>
+        <w:t>Mode-wise inverse</w:t>
+      </w:r>
+      <w:r>
+        <w:rPr>
+          <w:rFonts w:ascii="Malgun Gothic" w:hAnsi="Malgun Gothic" w:eastAsia="Malgun Gothic"/>
           <w:b w:val="0"/>
           <w:i w:val="0"/>
           <w:sz w:val="22"/>
         </w:rPr>
-        <w:t>**Mode-wise inverse**: 각 $\mathbf{k}$ 에서 $\delta \hat U(\mathbf{k}) = \hat S_U^{\text{reg}^{-1}}(\mathbf{k}) \hat R_U(\mathbf{k})$.</w:t>
+        <w:t xml:space="preserve">: 각 </w:t>
+      </w:r>
+      <w:r>
+        <w:drawing>
+          <wp:inline xmlns:a="http://schemas.openxmlformats.org/drawingml/2006/main" xmlns:pic="http://schemas.openxmlformats.org/drawingml/2006/picture">
+            <wp:extent cx="1068866" cy="162000"/>
+            <wp:docPr id="70" name="Picture 70"/>
+            <wp:cNvGraphicFramePr>
+              <a:graphicFrameLocks noChangeAspect="1"/>
+            </wp:cNvGraphicFramePr>
+            <a:graphic>
+              <a:graphicData uri="http://schemas.openxmlformats.org/drawingml/2006/picture">
+                <pic:pic>
+                  <pic:nvPicPr>
+                    <pic:cNvPr id="0" name="fd9d4f9887b3.png"/>
+                    <pic:cNvPicPr/>
+                  </pic:nvPicPr>
+                  <pic:blipFill>
+                    <a:blip r:embed="rId65"/>
+                    <a:stretch>
+                      <a:fillRect/>
+                    </a:stretch>
+                  </pic:blipFill>
+                  <pic:spPr>
+                    <a:xfrm>
+                      <a:off x="0" y="0"/>
+                      <a:ext cx="1068866" cy="162000"/>
+                    </a:xfrm>
+                    <a:prstGeom prst="rect"/>
+                  </pic:spPr>
+                </pic:pic>
+              </a:graphicData>
+            </a:graphic>
+          </wp:inline>
+        </w:drawing>
+      </w:r>
+      <w:r>
+        <w:rPr>
+          <w:rFonts w:ascii="Malgun Gothic" w:hAnsi="Malgun Gothic" w:eastAsia="Malgun Gothic"/>
+          <w:b w:val="0"/>
+          <w:i w:val="0"/>
+          <w:sz w:val="22"/>
+        </w:rPr>
+        <w:t xml:space="preserve"> 에서 </w:t>
+      </w:r>
+      <w:r>
+        <w:drawing>
+          <wp:inline xmlns:a="http://schemas.openxmlformats.org/drawingml/2006/main" xmlns:pic="http://schemas.openxmlformats.org/drawingml/2006/picture">
+            <wp:extent cx="1068866" cy="162000"/>
+            <wp:docPr id="71" name="Picture 71"/>
+            <wp:cNvGraphicFramePr>
+              <a:graphicFrameLocks noChangeAspect="1"/>
+            </wp:cNvGraphicFramePr>
+            <a:graphic>
+              <a:graphicData uri="http://schemas.openxmlformats.org/drawingml/2006/picture">
+                <pic:pic>
+                  <pic:nvPicPr>
+                    <pic:cNvPr id="0" name="a0ac8a9896c0.png"/>
+                    <pic:cNvPicPr/>
+                  </pic:nvPicPr>
+                  <pic:blipFill>
+                    <a:blip r:embed="rId76"/>
+                    <a:stretch>
+                      <a:fillRect/>
+                    </a:stretch>
+                  </pic:blipFill>
+                  <pic:spPr>
+                    <a:xfrm>
+                      <a:off x="0" y="0"/>
+                      <a:ext cx="1068866" cy="162000"/>
+                    </a:xfrm>
+                    <a:prstGeom prst="rect"/>
+                  </pic:spPr>
+                </pic:pic>
+              </a:graphicData>
+            </a:graphic>
+          </wp:inline>
+        </w:drawing>
+      </w:r>
+      <w:r>
+        <w:rPr>
+          <w:rFonts w:ascii="Malgun Gothic" w:hAnsi="Malgun Gothic" w:eastAsia="Malgun Gothic"/>
+          <w:b w:val="0"/>
+          <w:i w:val="0"/>
+          <w:sz w:val="22"/>
+        </w:rPr>
+        <w:t>.</w:t>
       </w:r>
     </w:p>
     <w:p>
@@ -2147,11 +4169,106 @@
       <w:r>
         <w:rPr>
           <w:rFonts w:ascii="Malgun Gothic" w:hAnsi="Malgun Gothic" w:eastAsia="Malgun Gothic"/>
+          <w:b/>
+          <w:i w:val="0"/>
+          <w:sz w:val="22"/>
+        </w:rPr>
+        <w:t>역 FFT + lift</w:t>
+      </w:r>
+      <w:r>
+        <w:rPr>
+          <w:rFonts w:ascii="Malgun Gothic" w:hAnsi="Malgun Gothic" w:eastAsia="Malgun Gothic"/>
           <w:b w:val="0"/>
           <w:i w:val="0"/>
           <w:sz w:val="22"/>
         </w:rPr>
-        <w:t>**역 FFT + lift**: $\delta U = \mathcal{F}^{-1}\{\delta \hat U\}$, $\delta f = T \delta U$.</w:t>
+        <w:t xml:space="preserve">: </w:t>
+      </w:r>
+      <w:r>
+        <w:drawing>
+          <wp:inline xmlns:a="http://schemas.openxmlformats.org/drawingml/2006/main" xmlns:pic="http://schemas.openxmlformats.org/drawingml/2006/picture">
+            <wp:extent cx="1068866" cy="162000"/>
+            <wp:docPr id="72" name="Picture 72"/>
+            <wp:cNvGraphicFramePr>
+              <a:graphicFrameLocks noChangeAspect="1"/>
+            </wp:cNvGraphicFramePr>
+            <a:graphic>
+              <a:graphicData uri="http://schemas.openxmlformats.org/drawingml/2006/picture">
+                <pic:pic>
+                  <pic:nvPicPr>
+                    <pic:cNvPr id="0" name="367dfdc7583d.png"/>
+                    <pic:cNvPicPr/>
+                  </pic:nvPicPr>
+                  <pic:blipFill>
+                    <a:blip r:embed="rId77"/>
+                    <a:stretch>
+                      <a:fillRect/>
+                    </a:stretch>
+                  </pic:blipFill>
+                  <pic:spPr>
+                    <a:xfrm>
+                      <a:off x="0" y="0"/>
+                      <a:ext cx="1068866" cy="162000"/>
+                    </a:xfrm>
+                    <a:prstGeom prst="rect"/>
+                  </pic:spPr>
+                </pic:pic>
+              </a:graphicData>
+            </a:graphic>
+          </wp:inline>
+        </w:drawing>
+      </w:r>
+      <w:r>
+        <w:rPr>
+          <w:rFonts w:ascii="Malgun Gothic" w:hAnsi="Malgun Gothic" w:eastAsia="Malgun Gothic"/>
+          <w:b w:val="0"/>
+          <w:i w:val="0"/>
+          <w:sz w:val="22"/>
+        </w:rPr>
+        <w:t xml:space="preserve">, </w:t>
+      </w:r>
+      <w:r>
+        <w:drawing>
+          <wp:inline xmlns:a="http://schemas.openxmlformats.org/drawingml/2006/main" xmlns:pic="http://schemas.openxmlformats.org/drawingml/2006/picture">
+            <wp:extent cx="1068866" cy="162000"/>
+            <wp:docPr id="73" name="Picture 73"/>
+            <wp:cNvGraphicFramePr>
+              <a:graphicFrameLocks noChangeAspect="1"/>
+            </wp:cNvGraphicFramePr>
+            <a:graphic>
+              <a:graphicData uri="http://schemas.openxmlformats.org/drawingml/2006/picture">
+                <pic:pic>
+                  <pic:nvPicPr>
+                    <pic:cNvPr id="0" name="f9b151914690.png"/>
+                    <pic:cNvPicPr/>
+                  </pic:nvPicPr>
+                  <pic:blipFill>
+                    <a:blip r:embed="rId78"/>
+                    <a:stretch>
+                      <a:fillRect/>
+                    </a:stretch>
+                  </pic:blipFill>
+                  <pic:spPr>
+                    <a:xfrm>
+                      <a:off x="0" y="0"/>
+                      <a:ext cx="1068866" cy="162000"/>
+                    </a:xfrm>
+                    <a:prstGeom prst="rect"/>
+                  </pic:spPr>
+                </pic:pic>
+              </a:graphicData>
+            </a:graphic>
+          </wp:inline>
+        </w:drawing>
+      </w:r>
+      <w:r>
+        <w:rPr>
+          <w:rFonts w:ascii="Malgun Gothic" w:hAnsi="Malgun Gothic" w:eastAsia="Malgun Gothic"/>
+          <w:b w:val="0"/>
+          <w:i w:val="0"/>
+          <w:sz w:val="22"/>
+        </w:rPr>
+        <w:t>.</w:t>
       </w:r>
     </w:p>
     <w:p>
@@ -2168,13 +4285,81 @@
         <w:t xml:space="preserve">총 계산 비용: </w:t>
       </w:r>
       <w:r>
+        <w:drawing>
+          <wp:inline xmlns:a="http://schemas.openxmlformats.org/drawingml/2006/main" xmlns:pic="http://schemas.openxmlformats.org/drawingml/2006/picture">
+            <wp:extent cx="1068866" cy="162000"/>
+            <wp:docPr id="74" name="Picture 74"/>
+            <wp:cNvGraphicFramePr>
+              <a:graphicFrameLocks noChangeAspect="1"/>
+            </wp:cNvGraphicFramePr>
+            <a:graphic>
+              <a:graphicData uri="http://schemas.openxmlformats.org/drawingml/2006/picture">
+                <pic:pic>
+                  <pic:nvPicPr>
+                    <pic:cNvPr id="0" name="5e414c101e36.png"/>
+                    <pic:cNvPicPr/>
+                  </pic:nvPicPr>
+                  <pic:blipFill>
+                    <a:blip r:embed="rId79"/>
+                    <a:stretch>
+                      <a:fillRect/>
+                    </a:stretch>
+                  </pic:blipFill>
+                  <pic:spPr>
+                    <a:xfrm>
+                      <a:off x="0" y="0"/>
+                      <a:ext cx="1068866" cy="162000"/>
+                    </a:xfrm>
+                    <a:prstGeom prst="rect"/>
+                  </pic:spPr>
+                </pic:pic>
+              </a:graphicData>
+            </a:graphic>
+          </wp:inline>
+        </w:drawing>
+      </w:r>
+      <w:r>
         <w:rPr>
           <w:rFonts w:ascii="Malgun Gothic" w:hAnsi="Malgun Gothic" w:eastAsia="Malgun Gothic"/>
           <w:b w:val="0"/>
-          <w:i/>
+          <w:i w:val="0"/>
           <w:sz w:val="22"/>
         </w:rPr>
-        <w:t>O(N^2 \log N)</w:t>
+        <w:t xml:space="preserve"> FFT + </w:t>
+      </w:r>
+      <w:r>
+        <w:drawing>
+          <wp:inline xmlns:a="http://schemas.openxmlformats.org/drawingml/2006/main" xmlns:pic="http://schemas.openxmlformats.org/drawingml/2006/picture">
+            <wp:extent cx="1068866" cy="162000"/>
+            <wp:docPr id="75" name="Picture 75"/>
+            <wp:cNvGraphicFramePr>
+              <a:graphicFrameLocks noChangeAspect="1"/>
+            </wp:cNvGraphicFramePr>
+            <a:graphic>
+              <a:graphicData uri="http://schemas.openxmlformats.org/drawingml/2006/picture">
+                <pic:pic>
+                  <pic:nvPicPr>
+                    <pic:cNvPr id="0" name="55ae64a1fe95.png"/>
+                    <pic:cNvPicPr/>
+                  </pic:nvPicPr>
+                  <pic:blipFill>
+                    <a:blip r:embed="rId80"/>
+                    <a:stretch>
+                      <a:fillRect/>
+                    </a:stretch>
+                  </pic:blipFill>
+                  <pic:spPr>
+                    <a:xfrm>
+                      <a:off x="0" y="0"/>
+                      <a:ext cx="1068866" cy="162000"/>
+                    </a:xfrm>
+                    <a:prstGeom prst="rect"/>
+                  </pic:spPr>
+                </pic:pic>
+              </a:graphicData>
+            </a:graphic>
+          </wp:inline>
+        </w:drawing>
       </w:r>
       <w:r>
         <w:rPr>
@@ -2183,34 +4368,41 @@
           <w:i w:val="0"/>
           <w:sz w:val="22"/>
         </w:rPr>
-        <w:t xml:space="preserve"> FFT + </w:t>
-      </w:r>
-      <w:r>
-        <w:rPr>
-          <w:rFonts w:ascii="Malgun Gothic" w:hAnsi="Malgun Gothic" w:eastAsia="Malgun Gothic"/>
-          <w:b w:val="0"/>
-          <w:i/>
-          <w:sz w:val="22"/>
-        </w:rPr>
-        <w:t>O(N^2)</w:t>
-      </w:r>
-      <w:r>
-        <w:rPr>
-          <w:rFonts w:ascii="Malgun Gothic" w:hAnsi="Malgun Gothic" w:eastAsia="Malgun Gothic"/>
-          <w:b w:val="0"/>
-          <w:i w:val="0"/>
-          <w:sz w:val="22"/>
-        </w:rPr>
         <w:t xml:space="preserve"> </w:t>
       </w:r>
       <w:r>
-        <w:rPr>
-          <w:rFonts w:ascii="Malgun Gothic" w:hAnsi="Malgun Gothic" w:eastAsia="Malgun Gothic"/>
-          <w:b w:val="0"/>
-          <w:i/>
-          <w:sz w:val="22"/>
-        </w:rPr>
-        <w:t>3 \times 3</w:t>
+        <w:drawing>
+          <wp:inline xmlns:a="http://schemas.openxmlformats.org/drawingml/2006/main" xmlns:pic="http://schemas.openxmlformats.org/drawingml/2006/picture">
+            <wp:extent cx="1068866" cy="162000"/>
+            <wp:docPr id="76" name="Picture 76"/>
+            <wp:cNvGraphicFramePr>
+              <a:graphicFrameLocks noChangeAspect="1"/>
+            </wp:cNvGraphicFramePr>
+            <a:graphic>
+              <a:graphicData uri="http://schemas.openxmlformats.org/drawingml/2006/picture">
+                <pic:pic>
+                  <pic:nvPicPr>
+                    <pic:cNvPr id="0" name="d207abc02af8.png"/>
+                    <pic:cNvPicPr/>
+                  </pic:nvPicPr>
+                  <pic:blipFill>
+                    <a:blip r:embed="rId55"/>
+                    <a:stretch>
+                      <a:fillRect/>
+                    </a:stretch>
+                  </pic:blipFill>
+                  <pic:spPr>
+                    <a:xfrm>
+                      <a:off x="0" y="0"/>
+                      <a:ext cx="1068866" cy="162000"/>
+                    </a:xfrm>
+                    <a:prstGeom prst="rect"/>
+                  </pic:spPr>
+                </pic:pic>
+              </a:graphicData>
+            </a:graphic>
+          </wp:inline>
+        </w:drawing>
       </w:r>
       <w:r>
         <w:rPr>
@@ -2252,17 +4444,42 @@
     </w:p>
     <w:p>
       <w:pPr>
-        <w:spacing w:after="80"/>
+        <w:spacing w:before="120" w:after="120"/>
         <w:jc w:val="center"/>
       </w:pPr>
       <w:r>
-        <w:rPr>
-          <w:rFonts w:ascii="Malgun Gothic" w:hAnsi="Malgun Gothic" w:eastAsia="Malgun Gothic"/>
-          <w:b w:val="0"/>
-          <w:i/>
-          <w:sz w:val="22"/>
-        </w:rPr>
-        <w:t>J(y) v \approx \frac{R(y + \varepsilon v) - R(y)}{\varepsilon}, \quad \varepsilon = \frac{\sqrt{\varepsilon_{\text{mach}}} \cdot \max(1, \|y\|)}{\|v\|}</w:t>
+        <w:drawing>
+          <wp:inline xmlns:a="http://schemas.openxmlformats.org/drawingml/2006/main" xmlns:pic="http://schemas.openxmlformats.org/drawingml/2006/picture">
+            <wp:extent cx="4680000" cy="932286"/>
+            <wp:docPr id="77" name="Picture 77"/>
+            <wp:cNvGraphicFramePr>
+              <a:graphicFrameLocks noChangeAspect="1"/>
+            </wp:cNvGraphicFramePr>
+            <a:graphic>
+              <a:graphicData uri="http://schemas.openxmlformats.org/drawingml/2006/picture">
+                <pic:pic>
+                  <pic:nvPicPr>
+                    <pic:cNvPr id="0" name="3c4e55111aa2.png"/>
+                    <pic:cNvPicPr/>
+                  </pic:nvPicPr>
+                  <pic:blipFill>
+                    <a:blip r:embed="rId81"/>
+                    <a:stretch>
+                      <a:fillRect/>
+                    </a:stretch>
+                  </pic:blipFill>
+                  <pic:spPr>
+                    <a:xfrm>
+                      <a:off x="0" y="0"/>
+                      <a:ext cx="4680000" cy="932286"/>
+                    </a:xfrm>
+                    <a:prstGeom prst="rect"/>
+                  </pic:spPr>
+                </pic:pic>
+              </a:graphicData>
+            </a:graphic>
+          </wp:inline>
+        </w:drawing>
       </w:r>
     </w:p>
     <w:p>
@@ -2279,31 +4496,81 @@
         <w:t xml:space="preserve">여기서 </w:t>
       </w:r>
       <w:r>
+        <w:drawing>
+          <wp:inline xmlns:a="http://schemas.openxmlformats.org/drawingml/2006/main" xmlns:pic="http://schemas.openxmlformats.org/drawingml/2006/picture">
+            <wp:extent cx="1068866" cy="162000"/>
+            <wp:docPr id="78" name="Picture 78"/>
+            <wp:cNvGraphicFramePr>
+              <a:graphicFrameLocks noChangeAspect="1"/>
+            </wp:cNvGraphicFramePr>
+            <a:graphic>
+              <a:graphicData uri="http://schemas.openxmlformats.org/drawingml/2006/picture">
+                <pic:pic>
+                  <pic:nvPicPr>
+                    <pic:cNvPr id="0" name="9836a2a3ae56.png"/>
+                    <pic:cNvPicPr/>
+                  </pic:nvPicPr>
+                  <pic:blipFill>
+                    <a:blip r:embed="rId82"/>
+                    <a:stretch>
+                      <a:fillRect/>
+                    </a:stretch>
+                  </pic:blipFill>
+                  <pic:spPr>
+                    <a:xfrm>
+                      <a:off x="0" y="0"/>
+                      <a:ext cx="1068866" cy="162000"/>
+                    </a:xfrm>
+                    <a:prstGeom prst="rect"/>
+                  </pic:spPr>
+                </pic:pic>
+              </a:graphicData>
+            </a:graphic>
+          </wp:inline>
+        </w:drawing>
+      </w:r>
+      <w:r>
         <w:rPr>
           <w:rFonts w:ascii="Malgun Gothic" w:hAnsi="Malgun Gothic" w:eastAsia="Malgun Gothic"/>
           <w:b w:val="0"/>
-          <w:i/>
+          <w:i w:val="0"/>
           <w:sz w:val="22"/>
         </w:rPr>
-        <w:t>\varepsilon_{\text{mach}} \approx 2.2 \times 10^{-16}</w:t>
-      </w:r>
-      <w:r>
-        <w:rPr>
-          <w:rFonts w:ascii="Malgun Gothic" w:hAnsi="Malgun Gothic" w:eastAsia="Malgun Gothic"/>
-          <w:b w:val="0"/>
-          <w:i w:val="0"/>
-          <w:sz w:val="22"/>
-        </w:rPr>
         <w:t xml:space="preserve">. JVP 한 번의 비용은 </w:t>
       </w:r>
       <w:r>
-        <w:rPr>
-          <w:rFonts w:ascii="Malgun Gothic" w:hAnsi="Malgun Gothic" w:eastAsia="Malgun Gothic"/>
-          <w:b w:val="0"/>
-          <w:i/>
-          <w:sz w:val="22"/>
-        </w:rPr>
-        <w:t>R(y + \varepsilon v)</w:t>
+        <w:drawing>
+          <wp:inline xmlns:a="http://schemas.openxmlformats.org/drawingml/2006/main" xmlns:pic="http://schemas.openxmlformats.org/drawingml/2006/picture">
+            <wp:extent cx="1068866" cy="162000"/>
+            <wp:docPr id="79" name="Picture 79"/>
+            <wp:cNvGraphicFramePr>
+              <a:graphicFrameLocks noChangeAspect="1"/>
+            </wp:cNvGraphicFramePr>
+            <a:graphic>
+              <a:graphicData uri="http://schemas.openxmlformats.org/drawingml/2006/picture">
+                <pic:pic>
+                  <pic:nvPicPr>
+                    <pic:cNvPr id="0" name="d15d53f70313.png"/>
+                    <pic:cNvPicPr/>
+                  </pic:nvPicPr>
+                  <pic:blipFill>
+                    <a:blip r:embed="rId83"/>
+                    <a:stretch>
+                      <a:fillRect/>
+                    </a:stretch>
+                  </pic:blipFill>
+                  <pic:spPr>
+                    <a:xfrm>
+                      <a:off x="0" y="0"/>
+                      <a:ext cx="1068866" cy="162000"/>
+                    </a:xfrm>
+                    <a:prstGeom prst="rect"/>
+                  </pic:spPr>
+                </pic:pic>
+              </a:graphicData>
+            </a:graphic>
+          </wp:inline>
+        </w:drawing>
       </w:r>
       <w:r>
         <w:rPr>
@@ -2357,13 +4624,38 @@
         <w:t xml:space="preserve">매 outer iter </w:t>
       </w:r>
       <w:r>
-        <w:rPr>
-          <w:rFonts w:ascii="Malgun Gothic" w:hAnsi="Malgun Gothic" w:eastAsia="Malgun Gothic"/>
-          <w:b w:val="0"/>
-          <w:i/>
-          <w:sz w:val="22"/>
-        </w:rPr>
-        <w:t>k</w:t>
+        <w:drawing>
+          <wp:inline xmlns:a="http://schemas.openxmlformats.org/drawingml/2006/main" xmlns:pic="http://schemas.openxmlformats.org/drawingml/2006/picture">
+            <wp:extent cx="1068866" cy="162000"/>
+            <wp:docPr id="80" name="Picture 80"/>
+            <wp:cNvGraphicFramePr>
+              <a:graphicFrameLocks noChangeAspect="1"/>
+            </wp:cNvGraphicFramePr>
+            <a:graphic>
+              <a:graphicData uri="http://schemas.openxmlformats.org/drawingml/2006/picture">
+                <pic:pic>
+                  <pic:nvPicPr>
+                    <pic:cNvPr id="0" name="7f8331c7ef55.png"/>
+                    <pic:cNvPicPr/>
+                  </pic:nvPicPr>
+                  <pic:blipFill>
+                    <a:blip r:embed="rId35"/>
+                    <a:stretch>
+                      <a:fillRect/>
+                    </a:stretch>
+                  </pic:blipFill>
+                  <pic:spPr>
+                    <a:xfrm>
+                      <a:off x="0" y="0"/>
+                      <a:ext cx="1068866" cy="162000"/>
+                    </a:xfrm>
+                    <a:prstGeom prst="rect"/>
+                  </pic:spPr>
+                </pic:pic>
+              </a:graphicData>
+            </a:graphic>
+          </wp:inline>
+        </w:drawing>
       </w:r>
       <w:r>
         <w:rPr>
@@ -2377,17 +4669,42 @@
     </w:p>
     <w:p>
       <w:pPr>
-        <w:spacing w:after="80"/>
+        <w:spacing w:before="120" w:after="120"/>
         <w:jc w:val="center"/>
       </w:pPr>
       <w:r>
-        <w:rPr>
-          <w:rFonts w:ascii="Malgun Gothic" w:hAnsi="Malgun Gothic" w:eastAsia="Malgun Gothic"/>
-          <w:b w:val="0"/>
-          <w:i/>
-          <w:sz w:val="22"/>
-        </w:rPr>
-        <w:t>\boxed{y_k = f_k + \beta_k (f_k - f_{k-1})}</w:t>
+        <w:drawing>
+          <wp:inline xmlns:a="http://schemas.openxmlformats.org/drawingml/2006/main" xmlns:pic="http://schemas.openxmlformats.org/drawingml/2006/picture">
+            <wp:extent cx="4680000" cy="932286"/>
+            <wp:docPr id="81" name="Picture 81"/>
+            <wp:cNvGraphicFramePr>
+              <a:graphicFrameLocks noChangeAspect="1"/>
+            </wp:cNvGraphicFramePr>
+            <a:graphic>
+              <a:graphicData uri="http://schemas.openxmlformats.org/drawingml/2006/picture">
+                <pic:pic>
+                  <pic:nvPicPr>
+                    <pic:cNvPr id="0" name="eb0610935a98.png"/>
+                    <pic:cNvPicPr/>
+                  </pic:nvPicPr>
+                  <pic:blipFill>
+                    <a:blip r:embed="rId84"/>
+                    <a:stretch>
+                      <a:fillRect/>
+                    </a:stretch>
+                  </pic:blipFill>
+                  <pic:spPr>
+                    <a:xfrm>
+                      <a:off x="0" y="0"/>
+                      <a:ext cx="4680000" cy="932286"/>
+                    </a:xfrm>
+                    <a:prstGeom prst="rect"/>
+                  </pic:spPr>
+                </pic:pic>
+              </a:graphicData>
+            </a:graphic>
+          </wp:inline>
+        </w:drawing>
       </w:r>
     </w:p>
     <w:p>
@@ -2404,13 +4721,38 @@
         <w:t xml:space="preserve">이는 ML 의 Nesterov accelerated gradient (NAG) lookahead 와 동일한 구조이다. Newton 단계의 base point 와 RHS 모두를 </w:t>
       </w:r>
       <w:r>
-        <w:rPr>
-          <w:rFonts w:ascii="Malgun Gothic" w:hAnsi="Malgun Gothic" w:eastAsia="Malgun Gothic"/>
-          <w:b w:val="0"/>
-          <w:i/>
-          <w:sz w:val="22"/>
-        </w:rPr>
-        <w:t>y_k</w:t>
+        <w:drawing>
+          <wp:inline xmlns:a="http://schemas.openxmlformats.org/drawingml/2006/main" xmlns:pic="http://schemas.openxmlformats.org/drawingml/2006/picture">
+            <wp:extent cx="1068866" cy="162000"/>
+            <wp:docPr id="82" name="Picture 82"/>
+            <wp:cNvGraphicFramePr>
+              <a:graphicFrameLocks noChangeAspect="1"/>
+            </wp:cNvGraphicFramePr>
+            <a:graphic>
+              <a:graphicData uri="http://schemas.openxmlformats.org/drawingml/2006/picture">
+                <pic:pic>
+                  <pic:nvPicPr>
+                    <pic:cNvPr id="0" name="293047c7f491.png"/>
+                    <pic:cNvPicPr/>
+                  </pic:nvPicPr>
+                  <pic:blipFill>
+                    <a:blip r:embed="rId85"/>
+                    <a:stretch>
+                      <a:fillRect/>
+                    </a:stretch>
+                  </pic:blipFill>
+                  <pic:spPr>
+                    <a:xfrm>
+                      <a:off x="0" y="0"/>
+                      <a:ext cx="1068866" cy="162000"/>
+                    </a:xfrm>
+                    <a:prstGeom prst="rect"/>
+                  </pic:spPr>
+                </pic:pic>
+              </a:graphicData>
+            </a:graphic>
+          </wp:inline>
+        </w:drawing>
       </w:r>
       <w:r>
         <w:rPr>
@@ -2441,13 +4783,38 @@
         <w:spacing w:after="80"/>
       </w:pPr>
       <w:r>
-        <w:rPr>
-          <w:rFonts w:ascii="Malgun Gothic" w:hAnsi="Malgun Gothic" w:eastAsia="Malgun Gothic"/>
-          <w:b w:val="0"/>
-          <w:i/>
-          <w:sz w:val="22"/>
-        </w:rPr>
-        <w:t>\beta_k</w:t>
+        <w:drawing>
+          <wp:inline xmlns:a="http://schemas.openxmlformats.org/drawingml/2006/main" xmlns:pic="http://schemas.openxmlformats.org/drawingml/2006/picture">
+            <wp:extent cx="1068866" cy="162000"/>
+            <wp:docPr id="83" name="Picture 83"/>
+            <wp:cNvGraphicFramePr>
+              <a:graphicFrameLocks noChangeAspect="1"/>
+            </wp:cNvGraphicFramePr>
+            <a:graphic>
+              <a:graphicData uri="http://schemas.openxmlformats.org/drawingml/2006/picture">
+                <pic:pic>
+                  <pic:nvPicPr>
+                    <pic:cNvPr id="0" name="7fa626ab6577.png"/>
+                    <pic:cNvPicPr/>
+                  </pic:nvPicPr>
+                  <pic:blipFill>
+                    <a:blip r:embed="rId37"/>
+                    <a:stretch>
+                      <a:fillRect/>
+                    </a:stretch>
+                  </pic:blipFill>
+                  <pic:spPr>
+                    <a:xfrm>
+                      <a:off x="0" y="0"/>
+                      <a:ext cx="1068866" cy="162000"/>
+                    </a:xfrm>
+                    <a:prstGeom prst="rect"/>
+                  </pic:spPr>
+                </pic:pic>
+              </a:graphicData>
+            </a:graphic>
+          </wp:inline>
+        </w:drawing>
       </w:r>
       <w:r>
         <w:rPr>
@@ -2559,13 +4926,81 @@
         <w:t xml:space="preserve">초기값: </w:t>
       </w:r>
       <w:r>
+        <w:drawing>
+          <wp:inline xmlns:a="http://schemas.openxmlformats.org/drawingml/2006/main" xmlns:pic="http://schemas.openxmlformats.org/drawingml/2006/picture">
+            <wp:extent cx="1068866" cy="162000"/>
+            <wp:docPr id="84" name="Picture 84"/>
+            <wp:cNvGraphicFramePr>
+              <a:graphicFrameLocks noChangeAspect="1"/>
+            </wp:cNvGraphicFramePr>
+            <a:graphic>
+              <a:graphicData uri="http://schemas.openxmlformats.org/drawingml/2006/picture">
+                <pic:pic>
+                  <pic:nvPicPr>
+                    <pic:cNvPr id="0" name="51eeebf4f80b.png"/>
+                    <pic:cNvPicPr/>
+                  </pic:nvPicPr>
+                  <pic:blipFill>
+                    <a:blip r:embed="rId86"/>
+                    <a:stretch>
+                      <a:fillRect/>
+                    </a:stretch>
+                  </pic:blipFill>
+                  <pic:spPr>
+                    <a:xfrm>
+                      <a:off x="0" y="0"/>
+                      <a:ext cx="1068866" cy="162000"/>
+                    </a:xfrm>
+                    <a:prstGeom prst="rect"/>
+                  </pic:spPr>
+                </pic:pic>
+              </a:graphicData>
+            </a:graphic>
+          </wp:inline>
+        </w:drawing>
+      </w:r>
+      <w:r>
         <w:rPr>
           <w:rFonts w:ascii="Malgun Gothic" w:hAnsi="Malgun Gothic" w:eastAsia="Malgun Gothic"/>
           <w:b w:val="0"/>
-          <w:i/>
+          <w:i w:val="0"/>
           <w:sz w:val="22"/>
         </w:rPr>
-        <w:t>\beta_0 = 0</w:t>
+        <w:t xml:space="preserve">, </w:t>
+      </w:r>
+      <w:r>
+        <w:drawing>
+          <wp:inline xmlns:a="http://schemas.openxmlformats.org/drawingml/2006/main" xmlns:pic="http://schemas.openxmlformats.org/drawingml/2006/picture">
+            <wp:extent cx="1068866" cy="162000"/>
+            <wp:docPr id="85" name="Picture 85"/>
+            <wp:cNvGraphicFramePr>
+              <a:graphicFrameLocks noChangeAspect="1"/>
+            </wp:cNvGraphicFramePr>
+            <a:graphic>
+              <a:graphicData uri="http://schemas.openxmlformats.org/drawingml/2006/picture">
+                <pic:pic>
+                  <pic:nvPicPr>
+                    <pic:cNvPr id="0" name="dcc9f389c006.png"/>
+                    <pic:cNvPicPr/>
+                  </pic:nvPicPr>
+                  <pic:blipFill>
+                    <a:blip r:embed="rId87"/>
+                    <a:stretch>
+                      <a:fillRect/>
+                    </a:stretch>
+                  </pic:blipFill>
+                  <pic:spPr>
+                    <a:xfrm>
+                      <a:off x="0" y="0"/>
+                      <a:ext cx="1068866" cy="162000"/>
+                    </a:xfrm>
+                    <a:prstGeom prst="rect"/>
+                  </pic:spPr>
+                </pic:pic>
+              </a:graphicData>
+            </a:graphic>
+          </wp:inline>
+        </w:drawing>
       </w:r>
       <w:r>
         <w:rPr>
@@ -2577,31 +5012,38 @@
         <w:t xml:space="preserve">, </w:t>
       </w:r>
       <w:r>
-        <w:rPr>
-          <w:rFonts w:ascii="Malgun Gothic" w:hAnsi="Malgun Gothic" w:eastAsia="Malgun Gothic"/>
-          <w:b w:val="0"/>
-          <w:i/>
-          <w:sz w:val="22"/>
-        </w:rPr>
-        <w:t>\beta_{\text{cap}} = \beta_{\text{max}} = 0.7</w:t>
-      </w:r>
-      <w:r>
-        <w:rPr>
-          <w:rFonts w:ascii="Malgun Gothic" w:hAnsi="Malgun Gothic" w:eastAsia="Malgun Gothic"/>
-          <w:b w:val="0"/>
-          <w:i w:val="0"/>
-          <w:sz w:val="22"/>
-        </w:rPr>
-        <w:t xml:space="preserve">, </w:t>
-      </w:r>
-      <w:r>
-        <w:rPr>
-          <w:rFonts w:ascii="Malgun Gothic" w:hAnsi="Malgun Gothic" w:eastAsia="Malgun Gothic"/>
-          <w:b w:val="0"/>
-          <w:i/>
-          <w:sz w:val="22"/>
-        </w:rPr>
-        <w:t>\text{streak} = 0</w:t>
+        <w:drawing>
+          <wp:inline xmlns:a="http://schemas.openxmlformats.org/drawingml/2006/main" xmlns:pic="http://schemas.openxmlformats.org/drawingml/2006/picture">
+            <wp:extent cx="1068866" cy="162000"/>
+            <wp:docPr id="86" name="Picture 86"/>
+            <wp:cNvGraphicFramePr>
+              <a:graphicFrameLocks noChangeAspect="1"/>
+            </wp:cNvGraphicFramePr>
+            <a:graphic>
+              <a:graphicData uri="http://schemas.openxmlformats.org/drawingml/2006/picture">
+                <pic:pic>
+                  <pic:nvPicPr>
+                    <pic:cNvPr id="0" name="1f8afaceb88d.png"/>
+                    <pic:cNvPicPr/>
+                  </pic:nvPicPr>
+                  <pic:blipFill>
+                    <a:blip r:embed="rId88"/>
+                    <a:stretch>
+                      <a:fillRect/>
+                    </a:stretch>
+                  </pic:blipFill>
+                  <pic:spPr>
+                    <a:xfrm>
+                      <a:off x="0" y="0"/>
+                      <a:ext cx="1068866" cy="162000"/>
+                    </a:xfrm>
+                    <a:prstGeom prst="rect"/>
+                  </pic:spPr>
+                </pic:pic>
+              </a:graphicData>
+            </a:graphic>
+          </wp:inline>
+        </w:drawing>
       </w:r>
       <w:r>
         <w:rPr>
@@ -2627,13 +5069,38 @@
         <w:t xml:space="preserve">cap ratchet 의 의미: 연속 2회 이상 reject 없이 진행되면 부드러운 regime 으로 판정, </w:t>
       </w:r>
       <w:r>
-        <w:rPr>
-          <w:rFonts w:ascii="Malgun Gothic" w:hAnsi="Malgun Gothic" w:eastAsia="Malgun Gothic"/>
-          <w:b w:val="0"/>
-          <w:i/>
-          <w:sz w:val="22"/>
-        </w:rPr>
-        <w:t>\beta</w:t>
+        <w:drawing>
+          <wp:inline xmlns:a="http://schemas.openxmlformats.org/drawingml/2006/main" xmlns:pic="http://schemas.openxmlformats.org/drawingml/2006/picture">
+            <wp:extent cx="1068866" cy="162000"/>
+            <wp:docPr id="87" name="Picture 87"/>
+            <wp:cNvGraphicFramePr>
+              <a:graphicFrameLocks noChangeAspect="1"/>
+            </wp:cNvGraphicFramePr>
+            <a:graphic>
+              <a:graphicData uri="http://schemas.openxmlformats.org/drawingml/2006/picture">
+                <pic:pic>
+                  <pic:nvPicPr>
+                    <pic:cNvPr id="0" name="bc4b8762263d.png"/>
+                    <pic:cNvPicPr/>
+                  </pic:nvPicPr>
+                  <pic:blipFill>
+                    <a:blip r:embed="rId89"/>
+                    <a:stretch>
+                      <a:fillRect/>
+                    </a:stretch>
+                  </pic:blipFill>
+                  <pic:spPr>
+                    <a:xfrm>
+                      <a:off x="0" y="0"/>
+                      <a:ext cx="1068866" cy="162000"/>
+                    </a:xfrm>
+                    <a:prstGeom prst="rect"/>
+                  </pic:spPr>
+                </pic:pic>
+              </a:graphicData>
+            </a:graphic>
+          </wp:inline>
+        </w:drawing>
       </w:r>
       <w:r>
         <w:rPr>
@@ -2678,37 +5145,47 @@
         <w:spacing w:after="80"/>
       </w:pPr>
       <w:r>
+        <w:drawing>
+          <wp:inline xmlns:a="http://schemas.openxmlformats.org/drawingml/2006/main" xmlns:pic="http://schemas.openxmlformats.org/drawingml/2006/picture">
+            <wp:extent cx="1068866" cy="162000"/>
+            <wp:docPr id="88" name="Picture 88"/>
+            <wp:cNvGraphicFramePr>
+              <a:graphicFrameLocks noChangeAspect="1"/>
+            </wp:cNvGraphicFramePr>
+            <a:graphic>
+              <a:graphicData uri="http://schemas.openxmlformats.org/drawingml/2006/picture">
+                <pic:pic>
+                  <pic:nvPicPr>
+                    <pic:cNvPr id="0" name="9d9ab8f05a41.png"/>
+                    <pic:cNvPicPr/>
+                  </pic:nvPicPr>
+                  <pic:blipFill>
+                    <a:blip r:embed="rId40"/>
+                    <a:stretch>
+                      <a:fillRect/>
+                    </a:stretch>
+                  </pic:blipFill>
+                  <pic:spPr>
+                    <a:xfrm>
+                      <a:off x="0" y="0"/>
+                      <a:ext cx="1068866" cy="162000"/>
+                    </a:xfrm>
+                    <a:prstGeom prst="rect"/>
+                  </pic:spPr>
+                </pic:pic>
+              </a:graphicData>
+            </a:graphic>
+          </wp:inline>
+        </w:drawing>
+      </w:r>
+      <w:r>
         <w:rPr>
           <w:rFonts w:ascii="Malgun Gothic" w:hAnsi="Malgun Gothic" w:eastAsia="Malgun Gothic"/>
           <w:b w:val="0"/>
-          <w:i/>
+          <w:i w:val="0"/>
           <w:sz w:val="22"/>
         </w:rPr>
-        <w:t>\beta_k &gt; 0.3</w:t>
-      </w:r>
-      <w:r>
-        <w:rPr>
-          <w:rFonts w:ascii="Malgun Gothic" w:hAnsi="Malgun Gothic" w:eastAsia="Malgun Gothic"/>
-          <w:b w:val="0"/>
-          <w:i w:val="0"/>
-          <w:sz w:val="22"/>
-        </w:rPr>
         <w:t xml:space="preserve"> 인 경우에만 룩어헤드 잔차를 평가하여 안전성을 확인한다:</w:t>
-      </w:r>
-    </w:p>
-    <w:p>
-      <w:pPr>
-        <w:spacing w:after="80"/>
-        <w:jc w:val="center"/>
-      </w:pPr>
-      <w:r>
-        <w:rPr>
-          <w:rFonts w:ascii="Malgun Gothic" w:hAnsi="Malgun Gothic" w:eastAsia="Malgun Gothic"/>
-          <w:b w:val="0"/>
-          <w:i/>
-          <w:sz w:val="22"/>
-        </w:rPr>
-        <w:t>R_y = y_k - \mathcal{L}(y_k) \quad \text{(LBE call 1회 추가)}</w:t>
       </w:r>
     </w:p>
     <w:p>
@@ -2716,28 +5193,81 @@
         <w:spacing w:after="80"/>
       </w:pPr>
       <w:r>
+        <w:drawing>
+          <wp:inline xmlns:a="http://schemas.openxmlformats.org/drawingml/2006/main" xmlns:pic="http://schemas.openxmlformats.org/drawingml/2006/picture">
+            <wp:extent cx="1068866" cy="162000"/>
+            <wp:docPr id="89" name="Picture 89"/>
+            <wp:cNvGraphicFramePr>
+              <a:graphicFrameLocks noChangeAspect="1"/>
+            </wp:cNvGraphicFramePr>
+            <a:graphic>
+              <a:graphicData uri="http://schemas.openxmlformats.org/drawingml/2006/picture">
+                <pic:pic>
+                  <pic:nvPicPr>
+                    <pic:cNvPr id="0" name="1aab9ee29cf4.png"/>
+                    <pic:cNvPicPr/>
+                  </pic:nvPicPr>
+                  <pic:blipFill>
+                    <a:blip r:embed="rId90"/>
+                    <a:stretch>
+                      <a:fillRect/>
+                    </a:stretch>
+                  </pic:blipFill>
+                  <pic:spPr>
+                    <a:xfrm>
+                      <a:off x="0" y="0"/>
+                      <a:ext cx="1068866" cy="162000"/>
+                    </a:xfrm>
+                    <a:prstGeom prst="rect"/>
+                  </pic:spPr>
+                </pic:pic>
+              </a:graphicData>
+            </a:graphic>
+          </wp:inline>
+        </w:drawing>
+      </w:r>
+      <w:r>
+        <w:drawing>
+          <wp:inline xmlns:a="http://schemas.openxmlformats.org/drawingml/2006/main" xmlns:pic="http://schemas.openxmlformats.org/drawingml/2006/picture">
+            <wp:extent cx="1068866" cy="162000"/>
+            <wp:docPr id="90" name="Picture 90"/>
+            <wp:cNvGraphicFramePr>
+              <a:graphicFrameLocks noChangeAspect="1"/>
+            </wp:cNvGraphicFramePr>
+            <a:graphic>
+              <a:graphicData uri="http://schemas.openxmlformats.org/drawingml/2006/picture">
+                <pic:pic>
+                  <pic:nvPicPr>
+                    <pic:cNvPr id="0" name="0776bdda02e0.png"/>
+                    <pic:cNvPicPr/>
+                  </pic:nvPicPr>
+                  <pic:blipFill>
+                    <a:blip r:embed="rId42"/>
+                    <a:stretch>
+                      <a:fillRect/>
+                    </a:stretch>
+                  </pic:blipFill>
+                  <pic:spPr>
+                    <a:xfrm>
+                      <a:off x="0" y="0"/>
+                      <a:ext cx="1068866" cy="162000"/>
+                    </a:xfrm>
+                    <a:prstGeom prst="rect"/>
+                  </pic:spPr>
+                </pic:pic>
+              </a:graphicData>
+            </a:graphic>
+          </wp:inline>
+        </w:drawing>
+      </w:r>
+      <w:r>
         <w:rPr>
           <w:rFonts w:ascii="Malgun Gothic" w:hAnsi="Malgun Gothic" w:eastAsia="Malgun Gothic"/>
           <w:b w:val="0"/>
           <w:i w:val="0"/>
           <w:sz w:val="22"/>
         </w:rPr>
-        <w:t>수용 부등식:</w:t>
-      </w:r>
-    </w:p>
-    <w:p>
-      <w:pPr>
-        <w:spacing w:after="80"/>
-        <w:jc w:val="center"/>
-      </w:pPr>
-      <w:r>
-        <w:rPr>
-          <w:rFonts w:ascii="Malgun Gothic" w:hAnsi="Malgun Gothic" w:eastAsia="Malgun Gothic"/>
-          <w:b w:val="0"/>
-          <w:i/>
-          <w:sz w:val="22"/>
-        </w:rPr>
-        <w:t>\boxed{\|R_y\| \le (1 + \varepsilon_{\text{eff}}) \|R_k\|}</w:t>
+        <w:t>$ (LBE call 1회 추가)</w:t>
       </w:r>
     </w:p>
     <w:p>
@@ -2751,40 +5281,47 @@
           <w:i w:val="0"/>
           <w:sz w:val="22"/>
         </w:rPr>
-        <w:t xml:space="preserve">허용 한계는 </w:t>
-      </w:r>
-      <w:r>
-        <w:rPr>
-          <w:rFonts w:ascii="Malgun Gothic" w:hAnsi="Malgun Gothic" w:eastAsia="Malgun Gothic"/>
-          <w:b w:val="0"/>
-          <w:i/>
-          <w:sz w:val="22"/>
-        </w:rPr>
-        <w:t>\beta</w:t>
-      </w:r>
-      <w:r>
-        <w:rPr>
-          <w:rFonts w:ascii="Malgun Gothic" w:hAnsi="Malgun Gothic" w:eastAsia="Malgun Gothic"/>
-          <w:b w:val="0"/>
-          <w:i w:val="0"/>
-          <w:sz w:val="22"/>
-        </w:rPr>
-        <w:t xml:space="preserve"> 에 적응:</w:t>
+        <w:t>수용 부등식:</w:t>
       </w:r>
     </w:p>
     <w:p>
       <w:pPr>
-        <w:spacing w:after="80"/>
+        <w:spacing w:before="120" w:after="120"/>
         <w:jc w:val="center"/>
       </w:pPr>
       <w:r>
-        <w:rPr>
-          <w:rFonts w:ascii="Malgun Gothic" w:hAnsi="Malgun Gothic" w:eastAsia="Malgun Gothic"/>
-          <w:b w:val="0"/>
-          <w:i/>
-          <w:sz w:val="22"/>
-        </w:rPr>
-        <w:t>\varepsilon_{\text{eff}} = \varepsilon_{\text{accept}} + 0.2 \beta_k</w:t>
+        <w:drawing>
+          <wp:inline xmlns:a="http://schemas.openxmlformats.org/drawingml/2006/main" xmlns:pic="http://schemas.openxmlformats.org/drawingml/2006/picture">
+            <wp:extent cx="4680000" cy="646286"/>
+            <wp:docPr id="91" name="Picture 91"/>
+            <wp:cNvGraphicFramePr>
+              <a:graphicFrameLocks noChangeAspect="1"/>
+            </wp:cNvGraphicFramePr>
+            <a:graphic>
+              <a:graphicData uri="http://schemas.openxmlformats.org/drawingml/2006/picture">
+                <pic:pic>
+                  <pic:nvPicPr>
+                    <pic:cNvPr id="0" name="d7aff1a6ea57.png"/>
+                    <pic:cNvPicPr/>
+                  </pic:nvPicPr>
+                  <pic:blipFill>
+                    <a:blip r:embed="rId91"/>
+                    <a:stretch>
+                      <a:fillRect/>
+                    </a:stretch>
+                  </pic:blipFill>
+                  <pic:spPr>
+                    <a:xfrm>
+                      <a:off x="0" y="0"/>
+                      <a:ext cx="4680000" cy="646286"/>
+                    </a:xfrm>
+                    <a:prstGeom prst="rect"/>
+                  </pic:spPr>
+                </pic:pic>
+              </a:graphicData>
+            </a:graphic>
+          </wp:inline>
+        </w:drawing>
       </w:r>
     </w:p>
     <w:p>
@@ -2798,17 +5335,96 @@
           <w:i w:val="0"/>
           <w:sz w:val="22"/>
         </w:rPr>
-        <w:t xml:space="preserve">기본값 </w:t>
+        <w:t xml:space="preserve">허용 한계는 </w:t>
+      </w:r>
+      <w:r>
+        <w:drawing>
+          <wp:inline xmlns:a="http://schemas.openxmlformats.org/drawingml/2006/main" xmlns:pic="http://schemas.openxmlformats.org/drawingml/2006/picture">
+            <wp:extent cx="1068866" cy="162000"/>
+            <wp:docPr id="92" name="Picture 92"/>
+            <wp:cNvGraphicFramePr>
+              <a:graphicFrameLocks noChangeAspect="1"/>
+            </wp:cNvGraphicFramePr>
+            <a:graphic>
+              <a:graphicData uri="http://schemas.openxmlformats.org/drawingml/2006/picture">
+                <pic:pic>
+                  <pic:nvPicPr>
+                    <pic:cNvPr id="0" name="bc4b8762263d.png"/>
+                    <pic:cNvPicPr/>
+                  </pic:nvPicPr>
+                  <pic:blipFill>
+                    <a:blip r:embed="rId89"/>
+                    <a:stretch>
+                      <a:fillRect/>
+                    </a:stretch>
+                  </pic:blipFill>
+                  <pic:spPr>
+                    <a:xfrm>
+                      <a:off x="0" y="0"/>
+                      <a:ext cx="1068866" cy="162000"/>
+                    </a:xfrm>
+                    <a:prstGeom prst="rect"/>
+                  </pic:spPr>
+                </pic:pic>
+              </a:graphicData>
+            </a:graphic>
+          </wp:inline>
+        </w:drawing>
       </w:r>
       <w:r>
         <w:rPr>
           <w:rFonts w:ascii="Malgun Gothic" w:hAnsi="Malgun Gothic" w:eastAsia="Malgun Gothic"/>
           <w:b w:val="0"/>
-          <w:i/>
+          <w:i w:val="0"/>
           <w:sz w:val="22"/>
         </w:rPr>
-        <w:t>\varepsilon_{\text{accept}} = 0.10</w:t>
-      </w:r>
+        <w:t xml:space="preserve"> 에 적응:</w:t>
+      </w:r>
+    </w:p>
+    <w:p>
+      <w:pPr>
+        <w:spacing w:before="120" w:after="120"/>
+        <w:jc w:val="center"/>
+      </w:pPr>
+      <w:r>
+        <w:drawing>
+          <wp:inline xmlns:a="http://schemas.openxmlformats.org/drawingml/2006/main" xmlns:pic="http://schemas.openxmlformats.org/drawingml/2006/picture">
+            <wp:extent cx="4680000" cy="932286"/>
+            <wp:docPr id="93" name="Picture 93"/>
+            <wp:cNvGraphicFramePr>
+              <a:graphicFrameLocks noChangeAspect="1"/>
+            </wp:cNvGraphicFramePr>
+            <a:graphic>
+              <a:graphicData uri="http://schemas.openxmlformats.org/drawingml/2006/picture">
+                <pic:pic>
+                  <pic:nvPicPr>
+                    <pic:cNvPr id="0" name="45e6d3bccc84.png"/>
+                    <pic:cNvPicPr/>
+                  </pic:nvPicPr>
+                  <pic:blipFill>
+                    <a:blip r:embed="rId92"/>
+                    <a:stretch>
+                      <a:fillRect/>
+                    </a:stretch>
+                  </pic:blipFill>
+                  <pic:spPr>
+                    <a:xfrm>
+                      <a:off x="0" y="0"/>
+                      <a:ext cx="4680000" cy="932286"/>
+                    </a:xfrm>
+                    <a:prstGeom prst="rect"/>
+                  </pic:spPr>
+                </pic:pic>
+              </a:graphicData>
+            </a:graphic>
+          </wp:inline>
+        </w:drawing>
+      </w:r>
+    </w:p>
+    <w:p>
+      <w:pPr>
+        <w:spacing w:after="80"/>
+      </w:pPr>
       <w:r>
         <w:rPr>
           <w:rFonts w:ascii="Malgun Gothic" w:hAnsi="Malgun Gothic" w:eastAsia="Malgun Gothic"/>
@@ -2816,16 +5432,84 @@
           <w:i w:val="0"/>
           <w:sz w:val="22"/>
         </w:rPr>
-        <w:t xml:space="preserve">. 즉 </w:t>
+        <w:t xml:space="preserve">기본값 </w:t>
+      </w:r>
+      <w:r>
+        <w:drawing>
+          <wp:inline xmlns:a="http://schemas.openxmlformats.org/drawingml/2006/main" xmlns:pic="http://schemas.openxmlformats.org/drawingml/2006/picture">
+            <wp:extent cx="1068866" cy="162000"/>
+            <wp:docPr id="94" name="Picture 94"/>
+            <wp:cNvGraphicFramePr>
+              <a:graphicFrameLocks noChangeAspect="1"/>
+            </wp:cNvGraphicFramePr>
+            <a:graphic>
+              <a:graphicData uri="http://schemas.openxmlformats.org/drawingml/2006/picture">
+                <pic:pic>
+                  <pic:nvPicPr>
+                    <pic:cNvPr id="0" name="7a2034b27288.png"/>
+                    <pic:cNvPicPr/>
+                  </pic:nvPicPr>
+                  <pic:blipFill>
+                    <a:blip r:embed="rId93"/>
+                    <a:stretch>
+                      <a:fillRect/>
+                    </a:stretch>
+                  </pic:blipFill>
+                  <pic:spPr>
+                    <a:xfrm>
+                      <a:off x="0" y="0"/>
+                      <a:ext cx="1068866" cy="162000"/>
+                    </a:xfrm>
+                    <a:prstGeom prst="rect"/>
+                  </pic:spPr>
+                </pic:pic>
+              </a:graphicData>
+            </a:graphic>
+          </wp:inline>
+        </w:drawing>
       </w:r>
       <w:r>
         <w:rPr>
           <w:rFonts w:ascii="Malgun Gothic" w:hAnsi="Malgun Gothic" w:eastAsia="Malgun Gothic"/>
           <w:b w:val="0"/>
-          <w:i/>
+          <w:i w:val="0"/>
           <w:sz w:val="22"/>
         </w:rPr>
-        <w:t>\beta = 0.7</w:t>
+        <w:t xml:space="preserve">. 즉 </w:t>
+      </w:r>
+      <w:r>
+        <w:drawing>
+          <wp:inline xmlns:a="http://schemas.openxmlformats.org/drawingml/2006/main" xmlns:pic="http://schemas.openxmlformats.org/drawingml/2006/picture">
+            <wp:extent cx="1068866" cy="162000"/>
+            <wp:docPr id="95" name="Picture 95"/>
+            <wp:cNvGraphicFramePr>
+              <a:graphicFrameLocks noChangeAspect="1"/>
+            </wp:cNvGraphicFramePr>
+            <a:graphic>
+              <a:graphicData uri="http://schemas.openxmlformats.org/drawingml/2006/picture">
+                <pic:pic>
+                  <pic:nvPicPr>
+                    <pic:cNvPr id="0" name="18517e37c761.png"/>
+                    <pic:cNvPicPr/>
+                  </pic:nvPicPr>
+                  <pic:blipFill>
+                    <a:blip r:embed="rId94"/>
+                    <a:stretch>
+                      <a:fillRect/>
+                    </a:stretch>
+                  </pic:blipFill>
+                  <pic:spPr>
+                    <a:xfrm>
+                      <a:off x="0" y="0"/>
+                      <a:ext cx="1068866" cy="162000"/>
+                    </a:xfrm>
+                    <a:prstGeom prst="rect"/>
+                  </pic:spPr>
+                </pic:pic>
+              </a:graphicData>
+            </a:graphic>
+          </wp:inline>
+        </w:drawing>
       </w:r>
       <w:r>
         <w:rPr>
@@ -2837,31 +5521,81 @@
         <w:t xml:space="preserve"> 에서 </w:t>
       </w:r>
       <w:r>
+        <w:drawing>
+          <wp:inline xmlns:a="http://schemas.openxmlformats.org/drawingml/2006/main" xmlns:pic="http://schemas.openxmlformats.org/drawingml/2006/picture">
+            <wp:extent cx="1068866" cy="162000"/>
+            <wp:docPr id="96" name="Picture 96"/>
+            <wp:cNvGraphicFramePr>
+              <a:graphicFrameLocks noChangeAspect="1"/>
+            </wp:cNvGraphicFramePr>
+            <a:graphic>
+              <a:graphicData uri="http://schemas.openxmlformats.org/drawingml/2006/picture">
+                <pic:pic>
+                  <pic:nvPicPr>
+                    <pic:cNvPr id="0" name="0a5ed53bc4ce.png"/>
+                    <pic:cNvPicPr/>
+                  </pic:nvPicPr>
+                  <pic:blipFill>
+                    <a:blip r:embed="rId95"/>
+                    <a:stretch>
+                      <a:fillRect/>
+                    </a:stretch>
+                  </pic:blipFill>
+                  <pic:spPr>
+                    <a:xfrm>
+                      <a:off x="0" y="0"/>
+                      <a:ext cx="1068866" cy="162000"/>
+                    </a:xfrm>
+                    <a:prstGeom prst="rect"/>
+                  </pic:spPr>
+                </pic:pic>
+              </a:graphicData>
+            </a:graphic>
+          </wp:inline>
+        </w:drawing>
+      </w:r>
+      <w:r>
         <w:rPr>
           <w:rFonts w:ascii="Malgun Gothic" w:hAnsi="Malgun Gothic" w:eastAsia="Malgun Gothic"/>
           <w:b w:val="0"/>
-          <w:i/>
+          <w:i w:val="0"/>
           <w:sz w:val="22"/>
         </w:rPr>
-        <w:t>\varepsilon_{\text{eff}} = 0.24</w:t>
-      </w:r>
-      <w:r>
-        <w:rPr>
-          <w:rFonts w:ascii="Malgun Gothic" w:hAnsi="Malgun Gothic" w:eastAsia="Malgun Gothic"/>
-          <w:b w:val="0"/>
-          <w:i w:val="0"/>
-          <w:sz w:val="22"/>
-        </w:rPr>
         <w:t xml:space="preserve"> (잔차 24% 증가까지 허용), </w:t>
       </w:r>
       <w:r>
-        <w:rPr>
-          <w:rFonts w:ascii="Malgun Gothic" w:hAnsi="Malgun Gothic" w:eastAsia="Malgun Gothic"/>
-          <w:b w:val="0"/>
-          <w:i/>
-          <w:sz w:val="22"/>
-        </w:rPr>
-        <w:t>\beta = 0.3</w:t>
+        <w:drawing>
+          <wp:inline xmlns:a="http://schemas.openxmlformats.org/drawingml/2006/main" xmlns:pic="http://schemas.openxmlformats.org/drawingml/2006/picture">
+            <wp:extent cx="1068866" cy="162000"/>
+            <wp:docPr id="97" name="Picture 97"/>
+            <wp:cNvGraphicFramePr>
+              <a:graphicFrameLocks noChangeAspect="1"/>
+            </wp:cNvGraphicFramePr>
+            <a:graphic>
+              <a:graphicData uri="http://schemas.openxmlformats.org/drawingml/2006/picture">
+                <pic:pic>
+                  <pic:nvPicPr>
+                    <pic:cNvPr id="0" name="656808d03179.png"/>
+                    <pic:cNvPicPr/>
+                  </pic:nvPicPr>
+                  <pic:blipFill>
+                    <a:blip r:embed="rId96"/>
+                    <a:stretch>
+                      <a:fillRect/>
+                    </a:stretch>
+                  </pic:blipFill>
+                  <pic:spPr>
+                    <a:xfrm>
+                      <a:off x="0" y="0"/>
+                      <a:ext cx="1068866" cy="162000"/>
+                    </a:xfrm>
+                    <a:prstGeom prst="rect"/>
+                  </pic:spPr>
+                </pic:pic>
+              </a:graphicData>
+            </a:graphic>
+          </wp:inline>
+        </w:drawing>
       </w:r>
       <w:r>
         <w:rPr>
@@ -2901,13 +5635,38 @@
         <w:t xml:space="preserve">부등식을 위반하거나 </w:t>
       </w:r>
       <w:r>
-        <w:rPr>
-          <w:rFonts w:ascii="Malgun Gothic" w:hAnsi="Malgun Gothic" w:eastAsia="Malgun Gothic"/>
-          <w:b w:val="0"/>
-          <w:i/>
-          <w:sz w:val="22"/>
-        </w:rPr>
-        <w:t>R_y</w:t>
+        <w:drawing>
+          <wp:inline xmlns:a="http://schemas.openxmlformats.org/drawingml/2006/main" xmlns:pic="http://schemas.openxmlformats.org/drawingml/2006/picture">
+            <wp:extent cx="1068866" cy="162000"/>
+            <wp:docPr id="98" name="Picture 98"/>
+            <wp:cNvGraphicFramePr>
+              <a:graphicFrameLocks noChangeAspect="1"/>
+            </wp:cNvGraphicFramePr>
+            <a:graphic>
+              <a:graphicData uri="http://schemas.openxmlformats.org/drawingml/2006/picture">
+                <pic:pic>
+                  <pic:nvPicPr>
+                    <pic:cNvPr id="0" name="3d6f68f5aadf.png"/>
+                    <pic:cNvPicPr/>
+                  </pic:nvPicPr>
+                  <pic:blipFill>
+                    <a:blip r:embed="rId97"/>
+                    <a:stretch>
+                      <a:fillRect/>
+                    </a:stretch>
+                  </pic:blipFill>
+                  <pic:spPr>
+                    <a:xfrm>
+                      <a:off x="0" y="0"/>
+                      <a:ext cx="1068866" cy="162000"/>
+                    </a:xfrm>
+                    <a:prstGeom prst="rect"/>
+                  </pic:spPr>
+                </pic:pic>
+              </a:graphicData>
+            </a:graphic>
+          </wp:inline>
+        </w:drawing>
       </w:r>
       <w:r>
         <w:rPr>
@@ -3006,11 +5765,20 @@
       <w:r>
         <w:rPr>
           <w:rFonts w:ascii="Malgun Gothic" w:hAnsi="Malgun Gothic" w:eastAsia="Malgun Gothic"/>
+          <w:b/>
+          <w:i w:val="0"/>
+          <w:sz w:val="22"/>
+        </w:rPr>
+        <w:t>모멘텀 0 reset 이 아닌 0.7 곱</w:t>
+      </w:r>
+      <w:r>
+        <w:rPr>
+          <w:rFonts w:ascii="Malgun Gothic" w:hAnsi="Malgun Gothic" w:eastAsia="Malgun Gothic"/>
           <w:b w:val="0"/>
           <w:i w:val="0"/>
           <w:sz w:val="22"/>
         </w:rPr>
-        <w:t>**모멘텀 0 reset 이 아닌 0.7 곱**: 거부 발생 후 다음 iter 에서 즉시 다시 시도 가능. 진동 방지.</w:t>
+        <w:t>: 거부 발생 후 다음 iter 에서 즉시 다시 시도 가능. 진동 방지.</w:t>
       </w:r>
     </w:p>
     <w:p>
@@ -3020,11 +5788,106 @@
       <w:r>
         <w:rPr>
           <w:rFonts w:ascii="Malgun Gothic" w:hAnsi="Malgun Gothic" w:eastAsia="Malgun Gothic"/>
+          <w:b/>
+          <w:i w:val="0"/>
+          <w:sz w:val="22"/>
+        </w:rPr>
+        <w:t>잔차 재사용</w:t>
+      </w:r>
+      <w:r>
+        <w:rPr>
+          <w:rFonts w:ascii="Malgun Gothic" w:hAnsi="Malgun Gothic" w:eastAsia="Malgun Gothic"/>
           <w:b w:val="0"/>
           <w:i w:val="0"/>
           <w:sz w:val="22"/>
         </w:rPr>
-        <w:t>**잔차 재사용**: $R_y$ 평가에 소비한 1 LBE 가 낭비되더라도, 그 값을 사용하지 않고 $R_k$ 를 RHS 로 쓴다 (안정성 우선).</w:t>
+        <w:t xml:space="preserve">: </w:t>
+      </w:r>
+      <w:r>
+        <w:drawing>
+          <wp:inline xmlns:a="http://schemas.openxmlformats.org/drawingml/2006/main" xmlns:pic="http://schemas.openxmlformats.org/drawingml/2006/picture">
+            <wp:extent cx="1068866" cy="162000"/>
+            <wp:docPr id="99" name="Picture 99"/>
+            <wp:cNvGraphicFramePr>
+              <a:graphicFrameLocks noChangeAspect="1"/>
+            </wp:cNvGraphicFramePr>
+            <a:graphic>
+              <a:graphicData uri="http://schemas.openxmlformats.org/drawingml/2006/picture">
+                <pic:pic>
+                  <pic:nvPicPr>
+                    <pic:cNvPr id="0" name="3d6f68f5aadf.png"/>
+                    <pic:cNvPicPr/>
+                  </pic:nvPicPr>
+                  <pic:blipFill>
+                    <a:blip r:embed="rId97"/>
+                    <a:stretch>
+                      <a:fillRect/>
+                    </a:stretch>
+                  </pic:blipFill>
+                  <pic:spPr>
+                    <a:xfrm>
+                      <a:off x="0" y="0"/>
+                      <a:ext cx="1068866" cy="162000"/>
+                    </a:xfrm>
+                    <a:prstGeom prst="rect"/>
+                  </pic:spPr>
+                </pic:pic>
+              </a:graphicData>
+            </a:graphic>
+          </wp:inline>
+        </w:drawing>
+      </w:r>
+      <w:r>
+        <w:rPr>
+          <w:rFonts w:ascii="Malgun Gothic" w:hAnsi="Malgun Gothic" w:eastAsia="Malgun Gothic"/>
+          <w:b w:val="0"/>
+          <w:i w:val="0"/>
+          <w:sz w:val="22"/>
+        </w:rPr>
+        <w:t xml:space="preserve"> 평가에 소비한 1 LBE 가 낭비되더라도, 그 값을 사용하지 않고 </w:t>
+      </w:r>
+      <w:r>
+        <w:drawing>
+          <wp:inline xmlns:a="http://schemas.openxmlformats.org/drawingml/2006/main" xmlns:pic="http://schemas.openxmlformats.org/drawingml/2006/picture">
+            <wp:extent cx="1068866" cy="162000"/>
+            <wp:docPr id="100" name="Picture 100"/>
+            <wp:cNvGraphicFramePr>
+              <a:graphicFrameLocks noChangeAspect="1"/>
+            </wp:cNvGraphicFramePr>
+            <a:graphic>
+              <a:graphicData uri="http://schemas.openxmlformats.org/drawingml/2006/picture">
+                <pic:pic>
+                  <pic:nvPicPr>
+                    <pic:cNvPr id="0" name="d9f560b76db0.png"/>
+                    <pic:cNvPicPr/>
+                  </pic:nvPicPr>
+                  <pic:blipFill>
+                    <a:blip r:embed="rId98"/>
+                    <a:stretch>
+                      <a:fillRect/>
+                    </a:stretch>
+                  </pic:blipFill>
+                  <pic:spPr>
+                    <a:xfrm>
+                      <a:off x="0" y="0"/>
+                      <a:ext cx="1068866" cy="162000"/>
+                    </a:xfrm>
+                    <a:prstGeom prst="rect"/>
+                  </pic:spPr>
+                </pic:pic>
+              </a:graphicData>
+            </a:graphic>
+          </wp:inline>
+        </w:drawing>
+      </w:r>
+      <w:r>
+        <w:rPr>
+          <w:rFonts w:ascii="Malgun Gothic" w:hAnsi="Malgun Gothic" w:eastAsia="Malgun Gothic"/>
+          <w:b w:val="0"/>
+          <w:i w:val="0"/>
+          <w:sz w:val="22"/>
+        </w:rPr>
+        <w:t xml:space="preserve"> 를 RHS 로 쓴다 (안정성 우선).</w:t>
       </w:r>
     </w:p>
     <w:p>
@@ -3123,13 +5986,38 @@
         <w:t xml:space="preserve">수용된 룩어헤드 </w:t>
       </w:r>
       <w:r>
-        <w:rPr>
-          <w:rFonts w:ascii="Malgun Gothic" w:hAnsi="Malgun Gothic" w:eastAsia="Malgun Gothic"/>
-          <w:b w:val="0"/>
-          <w:i/>
-          <w:sz w:val="22"/>
-        </w:rPr>
-        <w:t>y_k</w:t>
+        <w:drawing>
+          <wp:inline xmlns:a="http://schemas.openxmlformats.org/drawingml/2006/main" xmlns:pic="http://schemas.openxmlformats.org/drawingml/2006/picture">
+            <wp:extent cx="1068866" cy="162000"/>
+            <wp:docPr id="101" name="Picture 101"/>
+            <wp:cNvGraphicFramePr>
+              <a:graphicFrameLocks noChangeAspect="1"/>
+            </wp:cNvGraphicFramePr>
+            <a:graphic>
+              <a:graphicData uri="http://schemas.openxmlformats.org/drawingml/2006/picture">
+                <pic:pic>
+                  <pic:nvPicPr>
+                    <pic:cNvPr id="0" name="293047c7f491.png"/>
+                    <pic:cNvPicPr/>
+                  </pic:nvPicPr>
+                  <pic:blipFill>
+                    <a:blip r:embed="rId85"/>
+                    <a:stretch>
+                      <a:fillRect/>
+                    </a:stretch>
+                  </pic:blipFill>
+                  <pic:spPr>
+                    <a:xfrm>
+                      <a:off x="0" y="0"/>
+                      <a:ext cx="1068866" cy="162000"/>
+                    </a:xfrm>
+                    <a:prstGeom prst="rect"/>
+                  </pic:spPr>
+                </pic:pic>
+              </a:graphicData>
+            </a:graphic>
+          </wp:inline>
+        </w:drawing>
       </w:r>
       <w:r>
         <w:rPr>
@@ -3143,17 +6031,42 @@
     </w:p>
     <w:p>
       <w:pPr>
-        <w:spacing w:after="80"/>
+        <w:spacing w:before="120" w:after="120"/>
         <w:jc w:val="center"/>
       </w:pPr>
       <w:r>
-        <w:rPr>
-          <w:rFonts w:ascii="Malgun Gothic" w:hAnsi="Malgun Gothic" w:eastAsia="Malgun Gothic"/>
-          <w:b w:val="0"/>
-          <w:i/>
-          <w:sz w:val="22"/>
-        </w:rPr>
-        <w:t>J(y_k) \delta f = -R_y</w:t>
+        <w:drawing>
+          <wp:inline xmlns:a="http://schemas.openxmlformats.org/drawingml/2006/main" xmlns:pic="http://schemas.openxmlformats.org/drawingml/2006/picture">
+            <wp:extent cx="4680000" cy="932286"/>
+            <wp:docPr id="102" name="Picture 102"/>
+            <wp:cNvGraphicFramePr>
+              <a:graphicFrameLocks noChangeAspect="1"/>
+            </wp:cNvGraphicFramePr>
+            <a:graphic>
+              <a:graphicData uri="http://schemas.openxmlformats.org/drawingml/2006/picture">
+                <pic:pic>
+                  <pic:nvPicPr>
+                    <pic:cNvPr id="0" name="de6a754eb413.png"/>
+                    <pic:cNvPicPr/>
+                  </pic:nvPicPr>
+                  <pic:blipFill>
+                    <a:blip r:embed="rId99"/>
+                    <a:stretch>
+                      <a:fillRect/>
+                    </a:stretch>
+                  </pic:blipFill>
+                  <pic:spPr>
+                    <a:xfrm>
+                      <a:off x="0" y="0"/>
+                      <a:ext cx="4680000" cy="932286"/>
+                    </a:xfrm>
+                    <a:prstGeom prst="rect"/>
+                  </pic:spPr>
+                </pic:pic>
+              </a:graphicData>
+            </a:graphic>
+          </wp:inline>
+        </w:drawing>
       </w:r>
     </w:p>
     <w:p>
@@ -3261,12 +6174,12 @@
             <w:r/>
             <w:r>
               <w:rPr>
-                <w:rFonts w:ascii="Malgun Gothic" w:hAnsi="Malgun Gothic" w:eastAsia="Malgun Gothic"/>
+                <w:rFonts w:ascii="Consolas" w:hAnsi="Consolas" w:eastAsia="Consolas"/>
                 <w:b w:val="0"/>
                 <w:i w:val="0"/>
                 <w:sz w:val="20"/>
               </w:rPr>
-              <w:t>`maxiter`</w:t>
+              <w:t>maxiter</w:t>
             </w:r>
           </w:p>
         </w:tc>
@@ -3314,12 +6227,12 @@
             <w:r/>
             <w:r>
               <w:rPr>
-                <w:rFonts w:ascii="Malgun Gothic" w:hAnsi="Malgun Gothic" w:eastAsia="Malgun Gothic"/>
+                <w:rFonts w:ascii="Consolas" w:hAnsi="Consolas" w:eastAsia="Consolas"/>
                 <w:b w:val="0"/>
                 <w:i w:val="0"/>
                 <w:sz w:val="20"/>
               </w:rPr>
-              <w:t>`restart`</w:t>
+              <w:t>restart</w:t>
             </w:r>
           </w:p>
         </w:tc>
@@ -3330,13 +6243,38 @@
           <w:p>
             <w:r/>
             <w:r>
-              <w:rPr>
-                <w:rFonts w:ascii="Malgun Gothic" w:hAnsi="Malgun Gothic" w:eastAsia="Malgun Gothic"/>
-                <w:b w:val="0"/>
-                <w:i w:val="0"/>
-                <w:sz w:val="20"/>
-              </w:rPr>
-              <w:t>$2 \times m_{\text{Kry}} = 20$</w:t>
+              <w:drawing>
+                <wp:inline xmlns:a="http://schemas.openxmlformats.org/drawingml/2006/main" xmlns:pic="http://schemas.openxmlformats.org/drawingml/2006/picture">
+                  <wp:extent cx="1068866" cy="162000"/>
+                  <wp:docPr id="103" name="Picture 103"/>
+                  <wp:cNvGraphicFramePr>
+                    <a:graphicFrameLocks noChangeAspect="1"/>
+                  </wp:cNvGraphicFramePr>
+                  <a:graphic>
+                    <a:graphicData uri="http://schemas.openxmlformats.org/drawingml/2006/picture">
+                      <pic:pic>
+                        <pic:nvPicPr>
+                          <pic:cNvPr id="0" name="048e4ea20dc5.png"/>
+                          <pic:cNvPicPr/>
+                        </pic:nvPicPr>
+                        <pic:blipFill>
+                          <a:blip r:embed="rId100"/>
+                          <a:stretch>
+                            <a:fillRect/>
+                          </a:stretch>
+                        </pic:blipFill>
+                        <pic:spPr>
+                          <a:xfrm>
+                            <a:off x="0" y="0"/>
+                            <a:ext cx="1068866" cy="162000"/>
+                          </a:xfrm>
+                          <a:prstGeom prst="rect"/>
+                        </pic:spPr>
+                      </pic:pic>
+                    </a:graphicData>
+                  </a:graphic>
+                </wp:inline>
+              </w:drawing>
             </w:r>
           </w:p>
         </w:tc>
@@ -3367,12 +6305,12 @@
             <w:r/>
             <w:r>
               <w:rPr>
-                <w:rFonts w:ascii="Malgun Gothic" w:hAnsi="Malgun Gothic" w:eastAsia="Malgun Gothic"/>
+                <w:rFonts w:ascii="Consolas" w:hAnsi="Consolas" w:eastAsia="Consolas"/>
                 <w:b w:val="0"/>
                 <w:i w:val="0"/>
                 <w:sz w:val="20"/>
               </w:rPr>
-              <w:t>`rtol`</w:t>
+              <w:t>rtol</w:t>
             </w:r>
           </w:p>
         </w:tc>
@@ -3383,13 +6321,38 @@
           <w:p>
             <w:r/>
             <w:r>
-              <w:rPr>
-                <w:rFonts w:ascii="Malgun Gothic" w:hAnsi="Malgun Gothic" w:eastAsia="Malgun Gothic"/>
-                <w:b w:val="0"/>
-                <w:i w:val="0"/>
-                <w:sz w:val="20"/>
-              </w:rPr>
-              <w:t>$10^{-3}$</w:t>
+              <w:drawing>
+                <wp:inline xmlns:a="http://schemas.openxmlformats.org/drawingml/2006/main" xmlns:pic="http://schemas.openxmlformats.org/drawingml/2006/picture">
+                  <wp:extent cx="1068866" cy="162000"/>
+                  <wp:docPr id="104" name="Picture 104"/>
+                  <wp:cNvGraphicFramePr>
+                    <a:graphicFrameLocks noChangeAspect="1"/>
+                  </wp:cNvGraphicFramePr>
+                  <a:graphic>
+                    <a:graphicData uri="http://schemas.openxmlformats.org/drawingml/2006/picture">
+                      <pic:pic>
+                        <pic:nvPicPr>
+                          <pic:cNvPr id="0" name="ead616f1cb6a.png"/>
+                          <pic:cNvPicPr/>
+                        </pic:nvPicPr>
+                        <pic:blipFill>
+                          <a:blip r:embed="rId101"/>
+                          <a:stretch>
+                            <a:fillRect/>
+                          </a:stretch>
+                        </pic:blipFill>
+                        <pic:spPr>
+                          <a:xfrm>
+                            <a:off x="0" y="0"/>
+                            <a:ext cx="1068866" cy="162000"/>
+                          </a:xfrm>
+                          <a:prstGeom prst="rect"/>
+                        </pic:spPr>
+                      </pic:pic>
+                    </a:graphicData>
+                  </a:graphic>
+                </wp:inline>
+              </w:drawing>
             </w:r>
           </w:p>
         </w:tc>
@@ -3420,12 +6383,12 @@
             <w:r/>
             <w:r>
               <w:rPr>
-                <w:rFonts w:ascii="Malgun Gothic" w:hAnsi="Malgun Gothic" w:eastAsia="Malgun Gothic"/>
+                <w:rFonts w:ascii="Consolas" w:hAnsi="Consolas" w:eastAsia="Consolas"/>
                 <w:b w:val="0"/>
                 <w:i w:val="0"/>
                 <w:sz w:val="20"/>
               </w:rPr>
-              <w:t>`atol`</w:t>
+              <w:t>atol</w:t>
             </w:r>
           </w:p>
         </w:tc>
@@ -3473,12 +6436,12 @@
             <w:r/>
             <w:r>
               <w:rPr>
-                <w:rFonts w:ascii="Malgun Gothic" w:hAnsi="Malgun Gothic" w:eastAsia="Malgun Gothic"/>
+                <w:rFonts w:ascii="Consolas" w:hAnsi="Consolas" w:eastAsia="Consolas"/>
                 <w:b w:val="0"/>
                 <w:i w:val="0"/>
                 <w:sz w:val="20"/>
               </w:rPr>
-              <w:t>`M`</w:t>
+              <w:t>M</w:t>
             </w:r>
           </w:p>
         </w:tc>
@@ -3489,13 +6452,47 @@
           <w:p>
             <w:r/>
             <w:r>
+              <w:drawing>
+                <wp:inline xmlns:a="http://schemas.openxmlformats.org/drawingml/2006/main" xmlns:pic="http://schemas.openxmlformats.org/drawingml/2006/picture">
+                  <wp:extent cx="1068866" cy="162000"/>
+                  <wp:docPr id="105" name="Picture 105"/>
+                  <wp:cNvGraphicFramePr>
+                    <a:graphicFrameLocks noChangeAspect="1"/>
+                  </wp:cNvGraphicFramePr>
+                  <a:graphic>
+                    <a:graphicData uri="http://schemas.openxmlformats.org/drawingml/2006/picture">
+                      <pic:pic>
+                        <pic:nvPicPr>
+                          <pic:cNvPr id="0" name="87271c0c1b41.png"/>
+                          <pic:cNvPicPr/>
+                        </pic:nvPicPr>
+                        <pic:blipFill>
+                          <a:blip r:embed="rId102"/>
+                          <a:stretch>
+                            <a:fillRect/>
+                          </a:stretch>
+                        </pic:blipFill>
+                        <pic:spPr>
+                          <a:xfrm>
+                            <a:off x="0" y="0"/>
+                            <a:ext cx="1068866" cy="162000"/>
+                          </a:xfrm>
+                          <a:prstGeom prst="rect"/>
+                        </pic:spPr>
+                      </pic:pic>
+                    </a:graphicData>
+                  </a:graphic>
+                </wp:inline>
+              </w:drawing>
+            </w:r>
+            <w:r>
               <w:rPr>
                 <w:rFonts w:ascii="Malgun Gothic" w:hAnsi="Malgun Gothic" w:eastAsia="Malgun Gothic"/>
                 <w:b w:val="0"/>
                 <w:i w:val="0"/>
                 <w:sz w:val="20"/>
               </w:rPr>
-              <w:t>$P_0^{-1}$ (AP-Schur, §2.3)</w:t>
+              <w:t xml:space="preserve"> (AP-Schur, §2.3)</w:t>
             </w:r>
           </w:p>
         </w:tc>
@@ -3548,17 +6545,42 @@
     </w:p>
     <w:p>
       <w:pPr>
-        <w:spacing w:after="80"/>
+        <w:spacing w:before="120" w:after="120"/>
         <w:jc w:val="center"/>
       </w:pPr>
       <w:r>
-        <w:rPr>
-          <w:rFonts w:ascii="Malgun Gothic" w:hAnsi="Malgun Gothic" w:eastAsia="Malgun Gothic"/>
-          <w:b w:val="0"/>
-          <w:i/>
-          <w:sz w:val="22"/>
-        </w:rPr>
-        <w:t>f_{\text{new}}^{(0)} = y_k + \delta f</w:t>
+        <w:drawing>
+          <wp:inline xmlns:a="http://schemas.openxmlformats.org/drawingml/2006/main" xmlns:pic="http://schemas.openxmlformats.org/drawingml/2006/picture">
+            <wp:extent cx="4680000" cy="932286"/>
+            <wp:docPr id="106" name="Picture 106"/>
+            <wp:cNvGraphicFramePr>
+              <a:graphicFrameLocks noChangeAspect="1"/>
+            </wp:cNvGraphicFramePr>
+            <a:graphic>
+              <a:graphicData uri="http://schemas.openxmlformats.org/drawingml/2006/picture">
+                <pic:pic>
+                  <pic:nvPicPr>
+                    <pic:cNvPr id="0" name="0221327cf4f4.png"/>
+                    <pic:cNvPicPr/>
+                  </pic:nvPicPr>
+                  <pic:blipFill>
+                    <a:blip r:embed="rId103"/>
+                    <a:stretch>
+                      <a:fillRect/>
+                    </a:stretch>
+                  </pic:blipFill>
+                  <pic:spPr>
+                    <a:xfrm>
+                      <a:off x="0" y="0"/>
+                      <a:ext cx="4680000" cy="932286"/>
+                    </a:xfrm>
+                    <a:prstGeom prst="rect"/>
+                  </pic:spPr>
+                </pic:pic>
+              </a:graphicData>
+            </a:graphic>
+          </wp:inline>
+        </w:drawing>
       </w:r>
     </w:p>
     <w:p>
@@ -3603,13 +6625,38 @@
         <w:t xml:space="preserve">Newton step 직후 </w:t>
       </w:r>
       <w:r>
-        <w:rPr>
-          <w:rFonts w:ascii="Malgun Gothic" w:hAnsi="Malgun Gothic" w:eastAsia="Malgun Gothic"/>
-          <w:b w:val="0"/>
-          <w:i/>
-          <w:sz w:val="22"/>
-        </w:rPr>
-        <w:t>K = 15</w:t>
+        <w:drawing>
+          <wp:inline xmlns:a="http://schemas.openxmlformats.org/drawingml/2006/main" xmlns:pic="http://schemas.openxmlformats.org/drawingml/2006/picture">
+            <wp:extent cx="1068866" cy="162000"/>
+            <wp:docPr id="107" name="Picture 107"/>
+            <wp:cNvGraphicFramePr>
+              <a:graphicFrameLocks noChangeAspect="1"/>
+            </wp:cNvGraphicFramePr>
+            <a:graphic>
+              <a:graphicData uri="http://schemas.openxmlformats.org/drawingml/2006/picture">
+                <pic:pic>
+                  <pic:nvPicPr>
+                    <pic:cNvPr id="0" name="12d92ef1c794.png"/>
+                    <pic:cNvPicPr/>
+                  </pic:nvPicPr>
+                  <pic:blipFill>
+                    <a:blip r:embed="rId104"/>
+                    <a:stretch>
+                      <a:fillRect/>
+                    </a:stretch>
+                  </pic:blipFill>
+                  <pic:spPr>
+                    <a:xfrm>
+                      <a:off x="0" y="0"/>
+                      <a:ext cx="1068866" cy="162000"/>
+                    </a:xfrm>
+                    <a:prstGeom prst="rect"/>
+                  </pic:spPr>
+                </pic:pic>
+              </a:graphicData>
+            </a:graphic>
+          </wp:inline>
+        </w:drawing>
       </w:r>
       <w:r>
         <w:rPr>
@@ -3623,17 +6670,42 @@
     </w:p>
     <w:p>
       <w:pPr>
-        <w:spacing w:after="80"/>
+        <w:spacing w:before="120" w:after="120"/>
         <w:jc w:val="center"/>
       </w:pPr>
       <w:r>
-        <w:rPr>
-          <w:rFonts w:ascii="Malgun Gothic" w:hAnsi="Malgun Gothic" w:eastAsia="Malgun Gothic"/>
-          <w:b w:val="0"/>
-          <w:i/>
-          <w:sz w:val="22"/>
-        </w:rPr>
-        <w:t>f_{\text{new}}^{(K)} = \mathcal{L}^K\!\left( f_{\text{new}}^{(0)} \right)</w:t>
+        <w:drawing>
+          <wp:inline xmlns:a="http://schemas.openxmlformats.org/drawingml/2006/main" xmlns:pic="http://schemas.openxmlformats.org/drawingml/2006/picture">
+            <wp:extent cx="4680000" cy="932286"/>
+            <wp:docPr id="108" name="Picture 108"/>
+            <wp:cNvGraphicFramePr>
+              <a:graphicFrameLocks noChangeAspect="1"/>
+            </wp:cNvGraphicFramePr>
+            <a:graphic>
+              <a:graphicData uri="http://schemas.openxmlformats.org/drawingml/2006/picture">
+                <pic:pic>
+                  <pic:nvPicPr>
+                    <pic:cNvPr id="0" name="ebfd87ca5d78.png"/>
+                    <pic:cNvPicPr/>
+                  </pic:nvPicPr>
+                  <pic:blipFill>
+                    <a:blip r:embed="rId105"/>
+                    <a:stretch>
+                      <a:fillRect/>
+                    </a:stretch>
+                  </pic:blipFill>
+                  <pic:spPr>
+                    <a:xfrm>
+                      <a:off x="0" y="0"/>
+                      <a:ext cx="4680000" cy="932286"/>
+                    </a:xfrm>
+                    <a:prstGeom prst="rect"/>
+                  </pic:spPr>
+                </pic:pic>
+              </a:graphicData>
+            </a:graphic>
+          </wp:inline>
+        </w:drawing>
       </w:r>
     </w:p>
     <w:p>
@@ -3678,31 +6750,81 @@
         <w:t>수렴 후반부 (</w:t>
       </w:r>
       <w:r>
+        <w:drawing>
+          <wp:inline xmlns:a="http://schemas.openxmlformats.org/drawingml/2006/main" xmlns:pic="http://schemas.openxmlformats.org/drawingml/2006/picture">
+            <wp:extent cx="1068866" cy="162000"/>
+            <wp:docPr id="109" name="Picture 109"/>
+            <wp:cNvGraphicFramePr>
+              <a:graphicFrameLocks noChangeAspect="1"/>
+            </wp:cNvGraphicFramePr>
+            <a:graphic>
+              <a:graphicData uri="http://schemas.openxmlformats.org/drawingml/2006/picture">
+                <pic:pic>
+                  <pic:nvPicPr>
+                    <pic:cNvPr id="0" name="77fb08991d3b.png"/>
+                    <pic:cNvPicPr/>
+                  </pic:nvPicPr>
+                  <pic:blipFill>
+                    <a:blip r:embed="rId106"/>
+                    <a:stretch>
+                      <a:fillRect/>
+                    </a:stretch>
+                  </pic:blipFill>
+                  <pic:spPr>
+                    <a:xfrm>
+                      <a:off x="0" y="0"/>
+                      <a:ext cx="1068866" cy="162000"/>
+                    </a:xfrm>
+                    <a:prstGeom prst="rect"/>
+                  </pic:spPr>
+                </pic:pic>
+              </a:graphicData>
+            </a:graphic>
+          </wp:inline>
+        </w:drawing>
+      </w:r>
+      <w:r>
         <w:rPr>
           <w:rFonts w:ascii="Malgun Gothic" w:hAnsi="Malgun Gothic" w:eastAsia="Malgun Gothic"/>
           <w:b w:val="0"/>
-          <w:i/>
+          <w:i w:val="0"/>
           <w:sz w:val="22"/>
         </w:rPr>
-        <w:t>\|R\| &lt; 3 \times 10^{-5}</w:t>
-      </w:r>
-      <w:r>
-        <w:rPr>
-          <w:rFonts w:ascii="Malgun Gothic" w:hAnsi="Malgun Gothic" w:eastAsia="Malgun Gothic"/>
-          <w:b w:val="0"/>
-          <w:i w:val="0"/>
-          <w:sz w:val="22"/>
-        </w:rPr>
         <w:t>) 이고 잔차가 단조 감소 중 (</w:t>
       </w:r>
       <w:r>
-        <w:rPr>
-          <w:rFonts w:ascii="Malgun Gothic" w:hAnsi="Malgun Gothic" w:eastAsia="Malgun Gothic"/>
-          <w:b w:val="0"/>
-          <w:i/>
-          <w:sz w:val="22"/>
-        </w:rPr>
-        <w:t>\|R_k\| &lt; \|R_{k-1}\|</w:t>
+        <w:drawing>
+          <wp:inline xmlns:a="http://schemas.openxmlformats.org/drawingml/2006/main" xmlns:pic="http://schemas.openxmlformats.org/drawingml/2006/picture">
+            <wp:extent cx="1068866" cy="162000"/>
+            <wp:docPr id="110" name="Picture 110"/>
+            <wp:cNvGraphicFramePr>
+              <a:graphicFrameLocks noChangeAspect="1"/>
+            </wp:cNvGraphicFramePr>
+            <a:graphic>
+              <a:graphicData uri="http://schemas.openxmlformats.org/drawingml/2006/picture">
+                <pic:pic>
+                  <pic:nvPicPr>
+                    <pic:cNvPr id="0" name="cf36e0434461.png"/>
+                    <pic:cNvPicPr/>
+                  </pic:nvPicPr>
+                  <pic:blipFill>
+                    <a:blip r:embed="rId107"/>
+                    <a:stretch>
+                      <a:fillRect/>
+                    </a:stretch>
+                  </pic:blipFill>
+                  <pic:spPr>
+                    <a:xfrm>
+                      <a:off x="0" y="0"/>
+                      <a:ext cx="1068866" cy="162000"/>
+                    </a:xfrm>
+                    <a:prstGeom prst="rect"/>
+                  </pic:spPr>
+                </pic:pic>
+              </a:graphicData>
+            </a:graphic>
+          </wp:inline>
+        </w:drawing>
       </w:r>
       <w:r>
         <w:rPr>
@@ -4379,13 +7501,38 @@
         <w:t xml:space="preserve">핵심 코드 길이 약 90 줄. Hyperparameter: </w:t>
       </w:r>
       <w:r>
-        <w:rPr>
-          <w:rFonts w:ascii="Malgun Gothic" w:hAnsi="Malgun Gothic" w:eastAsia="Malgun Gothic"/>
-          <w:b w:val="0"/>
-          <w:i/>
-          <w:sz w:val="22"/>
-        </w:rPr>
-        <w:t>\beta_{\text{max}}, \varepsilon_{\text{accept}}, K</w:t>
+        <w:drawing>
+          <wp:inline xmlns:a="http://schemas.openxmlformats.org/drawingml/2006/main" xmlns:pic="http://schemas.openxmlformats.org/drawingml/2006/picture">
+            <wp:extent cx="1068866" cy="162000"/>
+            <wp:docPr id="111" name="Picture 111"/>
+            <wp:cNvGraphicFramePr>
+              <a:graphicFrameLocks noChangeAspect="1"/>
+            </wp:cNvGraphicFramePr>
+            <a:graphic>
+              <a:graphicData uri="http://schemas.openxmlformats.org/drawingml/2006/picture">
+                <pic:pic>
+                  <pic:nvPicPr>
+                    <pic:cNvPr id="0" name="4e45b3f29a3a.png"/>
+                    <pic:cNvPicPr/>
+                  </pic:nvPicPr>
+                  <pic:blipFill>
+                    <a:blip r:embed="rId108"/>
+                    <a:stretch>
+                      <a:fillRect/>
+                    </a:stretch>
+                  </pic:blipFill>
+                  <pic:spPr>
+                    <a:xfrm>
+                      <a:off x="0" y="0"/>
+                      <a:ext cx="1068866" cy="162000"/>
+                    </a:xfrm>
+                    <a:prstGeom prst="rect"/>
+                  </pic:spPr>
+                </pic:pic>
+              </a:graphicData>
+            </a:graphic>
+          </wp:inline>
+        </w:drawing>
       </w:r>
       <w:r>
         <w:rPr>
@@ -4489,7 +7636,41 @@
                 <w:i w:val="0"/>
                 <w:sz w:val="20"/>
               </w:rPr>
-              <w:t>잔차 $R = f - L(f)$</w:t>
+              <w:t xml:space="preserve">잔차 </w:t>
+            </w:r>
+            <w:r>
+              <w:drawing>
+                <wp:inline xmlns:a="http://schemas.openxmlformats.org/drawingml/2006/main" xmlns:pic="http://schemas.openxmlformats.org/drawingml/2006/picture">
+                  <wp:extent cx="1068866" cy="162000"/>
+                  <wp:docPr id="112" name="Picture 112"/>
+                  <wp:cNvGraphicFramePr>
+                    <a:graphicFrameLocks noChangeAspect="1"/>
+                  </wp:cNvGraphicFramePr>
+                  <a:graphic>
+                    <a:graphicData uri="http://schemas.openxmlformats.org/drawingml/2006/picture">
+                      <pic:pic>
+                        <pic:nvPicPr>
+                          <pic:cNvPr id="0" name="17dc0d7da341.png"/>
+                          <pic:cNvPicPr/>
+                        </pic:nvPicPr>
+                        <pic:blipFill>
+                          <a:blip r:embed="rId109"/>
+                          <a:stretch>
+                            <a:fillRect/>
+                          </a:stretch>
+                        </pic:blipFill>
+                        <pic:spPr>
+                          <a:xfrm>
+                            <a:off x="0" y="0"/>
+                            <a:ext cx="1068866" cy="162000"/>
+                          </a:xfrm>
+                          <a:prstGeom prst="rect"/>
+                        </pic:spPr>
+                      </pic:pic>
+                    </a:graphicData>
+                  </a:graphic>
+                </wp:inline>
+              </w:drawing>
             </w:r>
           </w:p>
         </w:tc>
@@ -4542,7 +7723,41 @@
                 <w:i w:val="0"/>
                 <w:sz w:val="20"/>
               </w:rPr>
-              <w:t>룩어헤드 잔차 $R_y$</w:t>
+              <w:t xml:space="preserve">룩어헤드 잔차 </w:t>
+            </w:r>
+            <w:r>
+              <w:drawing>
+                <wp:inline xmlns:a="http://schemas.openxmlformats.org/drawingml/2006/main" xmlns:pic="http://schemas.openxmlformats.org/drawingml/2006/picture">
+                  <wp:extent cx="1068866" cy="162000"/>
+                  <wp:docPr id="113" name="Picture 113"/>
+                  <wp:cNvGraphicFramePr>
+                    <a:graphicFrameLocks noChangeAspect="1"/>
+                  </wp:cNvGraphicFramePr>
+                  <a:graphic>
+                    <a:graphicData uri="http://schemas.openxmlformats.org/drawingml/2006/picture">
+                      <pic:pic>
+                        <pic:nvPicPr>
+                          <pic:cNvPr id="0" name="3d6f68f5aadf.png"/>
+                          <pic:cNvPicPr/>
+                        </pic:nvPicPr>
+                        <pic:blipFill>
+                          <a:blip r:embed="rId97"/>
+                          <a:stretch>
+                            <a:fillRect/>
+                          </a:stretch>
+                        </pic:blipFill>
+                        <pic:spPr>
+                          <a:xfrm>
+                            <a:off x="0" y="0"/>
+                            <a:ext cx="1068866" cy="162000"/>
+                          </a:xfrm>
+                          <a:prstGeom prst="rect"/>
+                        </pic:spPr>
+                      </pic:pic>
+                    </a:graphicData>
+                  </a:graphic>
+                </wp:inline>
+              </w:drawing>
             </w:r>
           </w:p>
         </w:tc>
@@ -4570,13 +7785,47 @@
           <w:p>
             <w:r/>
             <w:r>
+              <w:drawing>
+                <wp:inline xmlns:a="http://schemas.openxmlformats.org/drawingml/2006/main" xmlns:pic="http://schemas.openxmlformats.org/drawingml/2006/picture">
+                  <wp:extent cx="1068866" cy="162000"/>
+                  <wp:docPr id="114" name="Picture 114"/>
+                  <wp:cNvGraphicFramePr>
+                    <a:graphicFrameLocks noChangeAspect="1"/>
+                  </wp:cNvGraphicFramePr>
+                  <a:graphic>
+                    <a:graphicData uri="http://schemas.openxmlformats.org/drawingml/2006/picture">
+                      <pic:pic>
+                        <pic:nvPicPr>
+                          <pic:cNvPr id="0" name="67684c9348be.png"/>
+                          <pic:cNvPicPr/>
+                        </pic:nvPicPr>
+                        <pic:blipFill>
+                          <a:blip r:embed="rId110"/>
+                          <a:stretch>
+                            <a:fillRect/>
+                          </a:stretch>
+                        </pic:blipFill>
+                        <pic:spPr>
+                          <a:xfrm>
+                            <a:off x="0" y="0"/>
+                            <a:ext cx="1068866" cy="162000"/>
+                          </a:xfrm>
+                          <a:prstGeom prst="rect"/>
+                        </pic:spPr>
+                      </pic:pic>
+                    </a:graphicData>
+                  </a:graphic>
+                </wp:inline>
+              </w:drawing>
+            </w:r>
+            <w:r>
               <w:rPr>
                 <w:rFonts w:ascii="Malgun Gothic" w:hAnsi="Malgun Gothic" w:eastAsia="Malgun Gothic"/>
                 <w:b w:val="0"/>
                 <w:i w:val="0"/>
                 <w:sz w:val="20"/>
               </w:rPr>
-              <w:t>$\beta &gt; 0.3$ 일 때만</w:t>
+              <w:t xml:space="preserve"> 일 때만</w:t>
             </w:r>
           </w:p>
         </w:tc>
@@ -4697,11 +7946,11 @@
             <w:r>
               <w:rPr>
                 <w:rFonts w:ascii="Malgun Gothic" w:hAnsi="Malgun Gothic" w:eastAsia="Malgun Gothic"/>
-                <w:b w:val="0"/>
+                <w:b/>
                 <w:i w:val="0"/>
                 <w:sz w:val="20"/>
               </w:rPr>
-              <w:t>**합 (대표값)**</w:t>
+              <w:t>합 (대표값)</w:t>
             </w:r>
           </w:p>
         </w:tc>
@@ -4714,11 +7963,11 @@
             <w:r>
               <w:rPr>
                 <w:rFonts w:ascii="Malgun Gothic" w:hAnsi="Malgun Gothic" w:eastAsia="Malgun Gothic"/>
-                <w:b w:val="0"/>
+                <w:b/>
                 <w:i w:val="0"/>
                 <w:sz w:val="20"/>
               </w:rPr>
-              <w:t>**10–20**</w:t>
+              <w:t>10–20</w:t>
             </w:r>
           </w:p>
         </w:tc>
@@ -4728,14 +7977,6 @@
           </w:tcPr>
           <w:p>
             <w:r/>
-            <w:r>
-              <w:rPr>
-                <w:rFonts w:ascii="Malgun Gothic" w:hAnsi="Malgun Gothic" w:eastAsia="Malgun Gothic"/>
-                <w:b w:val="0"/>
-                <w:i w:val="0"/>
-                <w:sz w:val="20"/>
-              </w:rPr>
-            </w:r>
           </w:p>
         </w:tc>
       </w:tr>
@@ -4775,11 +8016,20 @@
       <w:r>
         <w:rPr>
           <w:rFonts w:ascii="Malgun Gothic" w:hAnsi="Malgun Gothic" w:eastAsia="Malgun Gothic"/>
+          <w:b/>
+          <w:i w:val="0"/>
+          <w:sz w:val="22"/>
+        </w:rPr>
+        <w:t>Nesterov + Newton-Krylov 결합</w:t>
+      </w:r>
+      <w:r>
+        <w:rPr>
+          <w:rFonts w:ascii="Malgun Gothic" w:hAnsi="Malgun Gothic" w:eastAsia="Malgun Gothic"/>
           <w:b w:val="0"/>
           <w:i w:val="0"/>
           <w:sz w:val="22"/>
         </w:rPr>
-        <w:t>**Nesterov + Newton-Krylov 결합**: ML 분야의 accelerated gradient 모멘텀을 LBM 정상해 root-finding 의 Newton-Krylov 단계에 직접 이식. LBM 문헌상 전례 없음.</w:t>
+        <w:t>: ML 분야의 accelerated gradient 모멘텀을 LBM 정상해 root-finding 의 Newton-Krylov 단계에 직접 이식. LBM 문헌상 전례 없음.</w:t>
       </w:r>
     </w:p>
     <w:p>
@@ -4789,11 +8039,20 @@
       <w:r>
         <w:rPr>
           <w:rFonts w:ascii="Malgun Gothic" w:hAnsi="Malgun Gothic" w:eastAsia="Malgun Gothic"/>
+          <w:b/>
+          <w:i w:val="0"/>
+          <w:sz w:val="22"/>
+        </w:rPr>
+        <w:t>잔차 단조 안전성 검사</w:t>
+      </w:r>
+      <w:r>
+        <w:rPr>
+          <w:rFonts w:ascii="Malgun Gothic" w:hAnsi="Malgun Gothic" w:eastAsia="Malgun Gothic"/>
           <w:b w:val="0"/>
           <w:i w:val="0"/>
           <w:sz w:val="22"/>
         </w:rPr>
-        <w:t>**잔차 단조 안전성 검사**: NN 단독에서 stiff cavity 발산을 방지하는 명시적 trust-region 형 가드. 일반 nonlinear solver 의 trust-region 과 유사하나 LBM-specific 한 1-LBE 비용으로 구현.</w:t>
+        <w:t>: NN 단독에서 stiff cavity 발산을 방지하는 명시적 trust-region 형 가드. 일반 nonlinear solver 의 trust-region 과 유사하나 LBM-specific 한 1-LBE 비용으로 구현.</w:t>
       </w:r>
     </w:p>
     <w:p>
@@ -4803,11 +8062,63 @@
       <w:r>
         <w:rPr>
           <w:rFonts w:ascii="Malgun Gothic" w:hAnsi="Malgun Gothic" w:eastAsia="Malgun Gothic"/>
+          <w:b/>
+          <w:i w:val="0"/>
+          <w:sz w:val="22"/>
+        </w:rPr>
+        <w:t>Fourier-moment AP-Schur 전처리기</w:t>
+      </w:r>
+      <w:r>
+        <w:rPr>
+          <w:rFonts w:ascii="Malgun Gothic" w:hAnsi="Malgun Gothic" w:eastAsia="Malgun Gothic"/>
           <w:b w:val="0"/>
           <w:i w:val="0"/>
           <w:sz w:val="22"/>
         </w:rPr>
-        <w:t>**Fourier-moment AP-Schur 전처리기**: $\frac{1-\omega}{2\omega}[MA^2T - (MAT)^2]$ 형 BGK-dependent 보정. Bardow et al. (2008) DTS, Premnath et al. (2009) 와 다른 *native residual* 형식 + AP correction.</w:t>
+        <w:t xml:space="preserve">: </w:t>
+      </w:r>
+      <w:r>
+        <w:drawing>
+          <wp:inline xmlns:a="http://schemas.openxmlformats.org/drawingml/2006/main" xmlns:pic="http://schemas.openxmlformats.org/drawingml/2006/picture">
+            <wp:extent cx="1068866" cy="162000"/>
+            <wp:docPr id="115" name="Picture 115"/>
+            <wp:cNvGraphicFramePr>
+              <a:graphicFrameLocks noChangeAspect="1"/>
+            </wp:cNvGraphicFramePr>
+            <a:graphic>
+              <a:graphicData uri="http://schemas.openxmlformats.org/drawingml/2006/picture">
+                <pic:pic>
+                  <pic:nvPicPr>
+                    <pic:cNvPr id="0" name="6f40fcd14442.png"/>
+                    <pic:cNvPicPr/>
+                  </pic:nvPicPr>
+                  <pic:blipFill>
+                    <a:blip r:embed="rId111"/>
+                    <a:stretch>
+                      <a:fillRect/>
+                    </a:stretch>
+                  </pic:blipFill>
+                  <pic:spPr>
+                    <a:xfrm>
+                      <a:off x="0" y="0"/>
+                      <a:ext cx="1068866" cy="162000"/>
+                    </a:xfrm>
+                    <a:prstGeom prst="rect"/>
+                  </pic:spPr>
+                </pic:pic>
+              </a:graphicData>
+            </a:graphic>
+          </wp:inline>
+        </w:drawing>
+      </w:r>
+      <w:r>
+        <w:rPr>
+          <w:rFonts w:ascii="Malgun Gothic" w:hAnsi="Malgun Gothic" w:eastAsia="Malgun Gothic"/>
+          <w:b w:val="0"/>
+          <w:i w:val="0"/>
+          <w:sz w:val="22"/>
+        </w:rPr>
+        <w:t xml:space="preserve"> 형 BGK-dependent 보정. Bardow et al. (2008) DTS, Premnath et al. (2009) 와 다른 *native residual* 형식 + AP correction.</w:t>
       </w:r>
     </w:p>
     <w:p>
@@ -4817,11 +8128,20 @@
       <w:r>
         <w:rPr>
           <w:rFonts w:ascii="Malgun Gothic" w:hAnsi="Malgun Gothic" w:eastAsia="Malgun Gothic"/>
+          <w:b/>
+          <w:i w:val="0"/>
+          <w:sz w:val="22"/>
+        </w:rPr>
+        <w:t>단조-게이트 적응형 K-anneal</w:t>
+      </w:r>
+      <w:r>
+        <w:rPr>
+          <w:rFonts w:ascii="Malgun Gothic" w:hAnsi="Malgun Gothic" w:eastAsia="Malgun Gothic"/>
           <w:b w:val="0"/>
           <w:i w:val="0"/>
           <w:sz w:val="22"/>
         </w:rPr>
-        <w:t>**단조-게이트 적응형 K-anneal**: 사후 LBM 완화 횟수의 동적 조절. 잔차 절대값 + 단조 감소 두 조건 모두 충족 시에만 K 를 절감.</w:t>
+        <w:t>: 사후 LBM 완화 횟수의 동적 조절. 잔차 절대값 + 단조 감소 두 조건 모두 충족 시에만 K 를 절감.</w:t>
       </w:r>
     </w:p>
     <w:p>
@@ -4831,11 +8151,20 @@
       <w:r>
         <w:rPr>
           <w:rFonts w:ascii="Malgun Gothic" w:hAnsi="Malgun Gothic" w:eastAsia="Malgun Gothic"/>
+          <w:b/>
+          <w:i w:val="0"/>
+          <w:sz w:val="22"/>
+        </w:rPr>
+        <w:t>streak-aware β cap ratchet</w:t>
+      </w:r>
+      <w:r>
+        <w:rPr>
+          <w:rFonts w:ascii="Malgun Gothic" w:hAnsi="Malgun Gothic" w:eastAsia="Malgun Gothic"/>
           <w:b w:val="0"/>
           <w:i w:val="0"/>
           <w:sz w:val="22"/>
         </w:rPr>
-        <w:t>**streak-aware β cap ratchet**: 안정 진행 구간에서 모멘텀 한계를 점진 확장 (0.7→0.95), 거부 시 즉시 복귀. 부드러운 regime detection 없이 구현되는 효율 메커니즘.</w:t>
+        <w:t>: 안정 진행 구간에서 모멘텀 한계를 점진 확장 (0.7→0.95), 거부 시 즉시 복귀. 부드러운 regime detection 없이 구현되는 효율 메커니즘.</w:t>
       </w:r>
     </w:p>
     <w:p>
@@ -5455,32 +8784,82 @@
     </w:p>
     <w:p>
       <w:pPr>
-        <w:spacing w:after="80"/>
+        <w:spacing w:before="120" w:after="120"/>
         <w:jc w:val="center"/>
       </w:pPr>
       <w:r>
-        <w:rPr>
-          <w:rFonts w:ascii="Malgun Gothic" w:hAnsi="Malgun Gothic" w:eastAsia="Malgun Gothic"/>
-          <w:b w:val="0"/>
-          <w:i/>
-          <w:sz w:val="22"/>
-        </w:rPr>
-        <w:t>\text{composite} = \text{mean\_speedup} \times \text{accuracy\_factor} \times \text{convergence\_fraction}</w:t>
+        <w:drawing>
+          <wp:inline xmlns:a="http://schemas.openxmlformats.org/drawingml/2006/main" xmlns:pic="http://schemas.openxmlformats.org/drawingml/2006/picture">
+            <wp:extent cx="4680000" cy="660304"/>
+            <wp:docPr id="116" name="Picture 116"/>
+            <wp:cNvGraphicFramePr>
+              <a:graphicFrameLocks noChangeAspect="1"/>
+            </wp:cNvGraphicFramePr>
+            <a:graphic>
+              <a:graphicData uri="http://schemas.openxmlformats.org/drawingml/2006/picture">
+                <pic:pic>
+                  <pic:nvPicPr>
+                    <pic:cNvPr id="0" name="ceec94e7c04d.png"/>
+                    <pic:cNvPicPr/>
+                  </pic:nvPicPr>
+                  <pic:blipFill>
+                    <a:blip r:embed="rId112"/>
+                    <a:stretch>
+                      <a:fillRect/>
+                    </a:stretch>
+                  </pic:blipFill>
+                  <pic:spPr>
+                    <a:xfrm>
+                      <a:off x="0" y="0"/>
+                      <a:ext cx="4680000" cy="660304"/>
+                    </a:xfrm>
+                    <a:prstGeom prst="rect"/>
+                  </pic:spPr>
+                </pic:pic>
+              </a:graphicData>
+            </a:graphic>
+          </wp:inline>
+        </w:drawing>
       </w:r>
     </w:p>
     <w:p>
       <w:pPr>
-        <w:spacing w:after="80"/>
+        <w:spacing w:before="120" w:after="120"/>
         <w:jc w:val="center"/>
       </w:pPr>
       <w:r>
-        <w:rPr>
-          <w:rFonts w:ascii="Malgun Gothic" w:hAnsi="Malgun Gothic" w:eastAsia="Malgun Gothic"/>
-          <w:b w:val="0"/>
-          <w:i/>
-          <w:sz w:val="22"/>
-        </w:rPr>
-        <w:t>\text{accuracy\_factor} = \max(0, 1 - \text{worst\_field\_err} / 0.05)</w:t>
+        <w:drawing>
+          <wp:inline xmlns:a="http://schemas.openxmlformats.org/drawingml/2006/main" xmlns:pic="http://schemas.openxmlformats.org/drawingml/2006/picture">
+            <wp:extent cx="4680000" cy="914148"/>
+            <wp:docPr id="117" name="Picture 117"/>
+            <wp:cNvGraphicFramePr>
+              <a:graphicFrameLocks noChangeAspect="1"/>
+            </wp:cNvGraphicFramePr>
+            <a:graphic>
+              <a:graphicData uri="http://schemas.openxmlformats.org/drawingml/2006/picture">
+                <pic:pic>
+                  <pic:nvPicPr>
+                    <pic:cNvPr id="0" name="5e61e2487b57.png"/>
+                    <pic:cNvPicPr/>
+                  </pic:nvPicPr>
+                  <pic:blipFill>
+                    <a:blip r:embed="rId113"/>
+                    <a:stretch>
+                      <a:fillRect/>
+                    </a:stretch>
+                  </pic:blipFill>
+                  <pic:spPr>
+                    <a:xfrm>
+                      <a:off x="0" y="0"/>
+                      <a:ext cx="4680000" cy="914148"/>
+                    </a:xfrm>
+                    <a:prstGeom prst="rect"/>
+                  </pic:spPr>
+                </pic:pic>
+              </a:graphicData>
+            </a:graphic>
+          </wp:inline>
+        </w:drawing>
       </w:r>
     </w:p>
     <w:p>
@@ -5533,7 +8912,7 @@
         <w:drawing>
           <wp:inline xmlns:a="http://schemas.openxmlformats.org/drawingml/2006/main" xmlns:pic="http://schemas.openxmlformats.org/drawingml/2006/picture">
             <wp:extent cx="5400000" cy="1413423"/>
-            <wp:docPr id="1" name="Picture 1"/>
+            <wp:docPr id="118" name="Picture 118"/>
             <wp:cNvGraphicFramePr>
               <a:graphicFrameLocks noChangeAspect="1"/>
             </wp:cNvGraphicFramePr>
@@ -5545,7 +8924,7 @@
                     <pic:cNvPicPr/>
                   </pic:nvPicPr>
                   <pic:blipFill>
-                    <a:blip r:embed="rId9"/>
+                    <a:blip r:embed="rId114"/>
                     <a:stretch>
                       <a:fillRect/>
                     </a:stretch>
@@ -5609,7 +8988,7 @@
         <w:drawing>
           <wp:inline xmlns:a="http://schemas.openxmlformats.org/drawingml/2006/main" xmlns:pic="http://schemas.openxmlformats.org/drawingml/2006/picture">
             <wp:extent cx="5400000" cy="2415138"/>
-            <wp:docPr id="2" name="Picture 2"/>
+            <wp:docPr id="119" name="Picture 119"/>
             <wp:cNvGraphicFramePr>
               <a:graphicFrameLocks noChangeAspect="1"/>
             </wp:cNvGraphicFramePr>
@@ -5621,7 +9000,7 @@
                     <pic:cNvPicPr/>
                   </pic:nvPicPr>
                   <pic:blipFill>
-                    <a:blip r:embed="rId10"/>
+                    <a:blip r:embed="rId115"/>
                     <a:stretch>
                       <a:fillRect/>
                     </a:stretch>
@@ -6273,11 +9652,20 @@
             <w:r>
               <w:rPr>
                 <w:rFonts w:ascii="Malgun Gothic" w:hAnsi="Malgun Gothic" w:eastAsia="Malgun Gothic"/>
+                <w:b/>
+                <w:i w:val="0"/>
+                <w:sz w:val="20"/>
+              </w:rPr>
+              <w:t>5.66×</w:t>
+            </w:r>
+            <w:r>
+              <w:rPr>
+                <w:rFonts w:ascii="Malgun Gothic" w:hAnsi="Malgun Gothic" w:eastAsia="Malgun Gothic"/>
                 <w:b w:val="0"/>
                 <w:i w:val="0"/>
                 <w:sz w:val="20"/>
               </w:rPr>
-              <w:t>**5.66×** ✓</w:t>
+              <w:t xml:space="preserve"> ✓</w:t>
             </w:r>
           </w:p>
         </w:tc>
@@ -6354,7 +9742,7 @@
         <w:drawing>
           <wp:inline xmlns:a="http://schemas.openxmlformats.org/drawingml/2006/main" xmlns:pic="http://schemas.openxmlformats.org/drawingml/2006/picture">
             <wp:extent cx="5400000" cy="3340148"/>
-            <wp:docPr id="3" name="Picture 3"/>
+            <wp:docPr id="120" name="Picture 120"/>
             <wp:cNvGraphicFramePr>
               <a:graphicFrameLocks noChangeAspect="1"/>
             </wp:cNvGraphicFramePr>
@@ -6366,7 +9754,7 @@
                     <pic:cNvPicPr/>
                   </pic:nvPicPr>
                   <pic:blipFill>
-                    <a:blip r:embed="rId11"/>
+                    <a:blip r:embed="rId116"/>
                     <a:stretch>
                       <a:fillRect/>
                     </a:stretch>
@@ -6744,11 +10132,20 @@
             <w:r>
               <w:rPr>
                 <w:rFonts w:ascii="Malgun Gothic" w:hAnsi="Malgun Gothic" w:eastAsia="Malgun Gothic"/>
+                <w:b/>
+                <w:i w:val="0"/>
+                <w:sz w:val="20"/>
+              </w:rPr>
+              <w:t>NaN</w:t>
+            </w:r>
+            <w:r>
+              <w:rPr>
+                <w:rFonts w:ascii="Malgun Gothic" w:hAnsi="Malgun Gothic" w:eastAsia="Malgun Gothic"/>
                 <w:b w:val="0"/>
                 <w:i w:val="0"/>
                 <w:sz w:val="20"/>
               </w:rPr>
-              <w:t>**NaN** ❌</w:t>
+              <w:t xml:space="preserve"> ❌</w:t>
             </w:r>
           </w:p>
         </w:tc>
@@ -6780,11 +10177,11 @@
             <w:r>
               <w:rPr>
                 <w:rFonts w:ascii="Malgun Gothic" w:hAnsi="Malgun Gothic" w:eastAsia="Malgun Gothic"/>
-                <w:b w:val="0"/>
+                <w:b/>
                 <w:i w:val="0"/>
                 <w:sz w:val="20"/>
               </w:rPr>
-              <w:t>**Safe-NN-SCMK v4**</w:t>
+              <w:t>Safe-NN-SCMK v4</w:t>
             </w:r>
           </w:p>
         </w:tc>
@@ -6797,11 +10194,11 @@
             <w:r>
               <w:rPr>
                 <w:rFonts w:ascii="Malgun Gothic" w:hAnsi="Malgun Gothic" w:eastAsia="Malgun Gothic"/>
-                <w:b w:val="0"/>
+                <w:b/>
                 <w:i w:val="0"/>
                 <w:sz w:val="20"/>
               </w:rPr>
-              <w:t>**45.41**</w:t>
+              <w:t>45.41</w:t>
             </w:r>
           </w:p>
         </w:tc>
@@ -6814,11 +10211,20 @@
             <w:r>
               <w:rPr>
                 <w:rFonts w:ascii="Malgun Gothic" w:hAnsi="Malgun Gothic" w:eastAsia="Malgun Gothic"/>
+                <w:b/>
+                <w:i w:val="0"/>
+                <w:sz w:val="20"/>
+              </w:rPr>
+              <w:t>5.66×</w:t>
+            </w:r>
+            <w:r>
+              <w:rPr>
+                <w:rFonts w:ascii="Malgun Gothic" w:hAnsi="Malgun Gothic" w:eastAsia="Malgun Gothic"/>
                 <w:b w:val="0"/>
                 <w:i w:val="0"/>
                 <w:sz w:val="20"/>
               </w:rPr>
-              <w:t>**5.66×** ✓</w:t>
+              <w:t xml:space="preserve"> ✓</w:t>
             </w:r>
           </w:p>
         </w:tc>
@@ -6877,7 +10283,7 @@
         <w:drawing>
           <wp:inline xmlns:a="http://schemas.openxmlformats.org/drawingml/2006/main" xmlns:pic="http://schemas.openxmlformats.org/drawingml/2006/picture">
             <wp:extent cx="5400000" cy="2970253"/>
-            <wp:docPr id="4" name="Picture 4"/>
+            <wp:docPr id="121" name="Picture 121"/>
             <wp:cNvGraphicFramePr>
               <a:graphicFrameLocks noChangeAspect="1"/>
             </wp:cNvGraphicFramePr>
@@ -6889,7 +10295,7 @@
                     <pic:cNvPicPr/>
                   </pic:nvPicPr>
                   <pic:blipFill>
-                    <a:blip r:embed="rId12"/>
+                    <a:blip r:embed="rId117"/>
                     <a:stretch>
                       <a:fillRect/>
                     </a:stretch>
@@ -7806,11 +11212,63 @@
       <w:r>
         <w:rPr>
           <w:rFonts w:ascii="Malgun Gothic" w:hAnsi="Malgun Gothic" w:eastAsia="Malgun Gothic"/>
+          <w:b/>
+          <w:i w:val="0"/>
+          <w:sz w:val="22"/>
+        </w:rPr>
+        <w:t>표준 LBM 의 collision, streaming, 외력, 경계 연산자를 일절 수정하지 않고</w:t>
+      </w:r>
+      <w:r>
+        <w:rPr>
+          <w:rFonts w:ascii="Malgun Gothic" w:hAnsi="Malgun Gothic" w:eastAsia="Malgun Gothic"/>
           <w:b w:val="0"/>
           <w:i w:val="0"/>
           <w:sz w:val="22"/>
         </w:rPr>
-        <w:t>**표준 LBM 의 collision, streaming, 외력, 경계 연산자를 일절 수정하지 않고** native residual $R(f) = f - \mathcal{L}(f) = 0$ 을 그대로 보존한다.</w:t>
+        <w:t xml:space="preserve"> native residual </w:t>
+      </w:r>
+      <w:r>
+        <w:drawing>
+          <wp:inline xmlns:a="http://schemas.openxmlformats.org/drawingml/2006/main" xmlns:pic="http://schemas.openxmlformats.org/drawingml/2006/picture">
+            <wp:extent cx="1068866" cy="162000"/>
+            <wp:docPr id="122" name="Picture 122"/>
+            <wp:cNvGraphicFramePr>
+              <a:graphicFrameLocks noChangeAspect="1"/>
+            </wp:cNvGraphicFramePr>
+            <a:graphic>
+              <a:graphicData uri="http://schemas.openxmlformats.org/drawingml/2006/picture">
+                <pic:pic>
+                  <pic:nvPicPr>
+                    <pic:cNvPr id="0" name="109eeaaf2848.png"/>
+                    <pic:cNvPicPr/>
+                  </pic:nvPicPr>
+                  <pic:blipFill>
+                    <a:blip r:embed="rId9"/>
+                    <a:stretch>
+                      <a:fillRect/>
+                    </a:stretch>
+                  </pic:blipFill>
+                  <pic:spPr>
+                    <a:xfrm>
+                      <a:off x="0" y="0"/>
+                      <a:ext cx="1068866" cy="162000"/>
+                    </a:xfrm>
+                    <a:prstGeom prst="rect"/>
+                  </pic:spPr>
+                </pic:pic>
+              </a:graphicData>
+            </a:graphic>
+          </wp:inline>
+        </w:drawing>
+      </w:r>
+      <w:r>
+        <w:rPr>
+          <w:rFonts w:ascii="Malgun Gothic" w:hAnsi="Malgun Gothic" w:eastAsia="Malgun Gothic"/>
+          <w:b w:val="0"/>
+          <w:i w:val="0"/>
+          <w:sz w:val="22"/>
+        </w:rPr>
+        <w:t xml:space="preserve"> 을 그대로 보존한다.</w:t>
       </w:r>
     </w:p>
     <w:p>
@@ -7820,11 +11278,20 @@
       <w:r>
         <w:rPr>
           <w:rFonts w:ascii="Malgun Gothic" w:hAnsi="Malgun Gothic" w:eastAsia="Malgun Gothic"/>
+          <w:b/>
+          <w:i w:val="0"/>
+          <w:sz w:val="22"/>
+        </w:rPr>
+        <w:t>Fourier-moment AP-Schur 전처리기</w:t>
+      </w:r>
+      <w:r>
+        <w:rPr>
+          <w:rFonts w:ascii="Malgun Gothic" w:hAnsi="Malgun Gothic" w:eastAsia="Malgun Gothic"/>
           <w:b w:val="0"/>
           <w:i w:val="0"/>
           <w:sz w:val="22"/>
         </w:rPr>
-        <w:t>**Fourier-moment AP-Schur 전처리기**를 닫힌 형식으로 구성하고, BGK 완화율 의존 보정으로 운동학적 영공간 leak 을 정정한다.</w:t>
+        <w:t>를 닫힌 형식으로 구성하고, BGK 완화율 의존 보정으로 운동학적 영공간 leak 을 정정한다.</w:t>
       </w:r>
     </w:p>
     <w:p>
@@ -7834,11 +11301,20 @@
       <w:r>
         <w:rPr>
           <w:rFonts w:ascii="Malgun Gothic" w:hAnsi="Malgun Gothic" w:eastAsia="Malgun Gothic"/>
+          <w:b/>
+          <w:i w:val="0"/>
+          <w:sz w:val="22"/>
+        </w:rPr>
+        <w:t>Nesterov 모멘텀</w:t>
+      </w:r>
+      <w:r>
+        <w:rPr>
+          <w:rFonts w:ascii="Malgun Gothic" w:hAnsi="Malgun Gothic" w:eastAsia="Malgun Gothic"/>
           <w:b w:val="0"/>
           <w:i w:val="0"/>
           <w:sz w:val="22"/>
         </w:rPr>
-        <w:t>**Nesterov 모멘텀**을 Newton-Krylov 의 룩어헤드 점에 적용하여 ML 분야의 accelerated gradient 를 root-finding 문제에 이식하였다. LBM 문헌상 전례가 없다.</w:t>
+        <w:t>을 Newton-Krylov 의 룩어헤드 점에 적용하여 ML 분야의 accelerated gradient 를 root-finding 문제에 이식하였다. LBM 문헌상 전례가 없다.</w:t>
       </w:r>
     </w:p>
     <w:p>
@@ -7848,11 +11324,20 @@
       <w:r>
         <w:rPr>
           <w:rFonts w:ascii="Malgun Gothic" w:hAnsi="Malgun Gothic" w:eastAsia="Malgun Gothic"/>
+          <w:b/>
+          <w:i w:val="0"/>
+          <w:sz w:val="22"/>
+        </w:rPr>
+        <w:t>잔차 단조 안전성 검사</w:t>
+      </w:r>
+      <w:r>
+        <w:rPr>
+          <w:rFonts w:ascii="Malgun Gothic" w:hAnsi="Malgun Gothic" w:eastAsia="Malgun Gothic"/>
           <w:b w:val="0"/>
           <w:i w:val="0"/>
           <w:sz w:val="22"/>
         </w:rPr>
-        <w:t>**잔차 단조 안전성 검사**로 NN 단독에서 발생하는 stiff cavity 발산을 방지한다. Cavity Re=400 에서 NN 은 NaN 으로 발산하나 Safe-NN 은 5.66 배 가속 + 안정 수렴.</w:t>
+        <w:t>로 NN 단독에서 발생하는 stiff cavity 발산을 방지한다. Cavity Re=400 에서 NN 은 NaN 으로 발산하나 Safe-NN 은 5.66 배 가속 + 안정 수렴.</w:t>
       </w:r>
     </w:p>
     <w:p>
@@ -7862,11 +11347,20 @@
       <w:r>
         <w:rPr>
           <w:rFonts w:ascii="Malgun Gothic" w:hAnsi="Malgun Gothic" w:eastAsia="Malgun Gothic"/>
+          <w:b/>
+          <w:i w:val="0"/>
+          <w:sz w:val="22"/>
+        </w:rPr>
+        <w:t>단조-게이트 적응형 K-anneal</w:t>
+      </w:r>
+      <w:r>
+        <w:rPr>
+          <w:rFonts w:ascii="Malgun Gothic" w:hAnsi="Malgun Gothic" w:eastAsia="Malgun Gothic"/>
           <w:b w:val="0"/>
           <w:i w:val="0"/>
           <w:sz w:val="22"/>
         </w:rPr>
-        <w:t>**단조-게이트 적응형 K-anneal** 로 사후 LBM 완화 횟수를 동적으로 조절, 수렴 후반의 잉여 LBE call 을 제거한다.</w:t>
+        <w:t xml:space="preserve"> 로 사후 LBM 완화 횟수를 동적으로 조절, 수렴 후반의 잉여 LBE call 을 제거한다.</w:t>
       </w:r>
     </w:p>
     <w:p>
@@ -7897,31 +11391,81 @@
         <w:t xml:space="preserve">향후 작업으로 (i) MRT 충돌 모델로의 확장 (BGK </w:t>
       </w:r>
       <w:r>
+        <w:drawing>
+          <wp:inline xmlns:a="http://schemas.openxmlformats.org/drawingml/2006/main" xmlns:pic="http://schemas.openxmlformats.org/drawingml/2006/picture">
+            <wp:extent cx="1068866" cy="162000"/>
+            <wp:docPr id="123" name="Picture 123"/>
+            <wp:cNvGraphicFramePr>
+              <a:graphicFrameLocks noChangeAspect="1"/>
+            </wp:cNvGraphicFramePr>
+            <a:graphic>
+              <a:graphicData uri="http://schemas.openxmlformats.org/drawingml/2006/picture">
+                <pic:pic>
+                  <pic:nvPicPr>
+                    <pic:cNvPr id="0" name="4ce6be4a3b61.png"/>
+                    <pic:cNvPicPr/>
+                  </pic:nvPicPr>
+                  <pic:blipFill>
+                    <a:blip r:embed="rId60"/>
+                    <a:stretch>
+                      <a:fillRect/>
+                    </a:stretch>
+                  </pic:blipFill>
+                  <pic:spPr>
+                    <a:xfrm>
+                      <a:off x="0" y="0"/>
+                      <a:ext cx="1068866" cy="162000"/>
+                    </a:xfrm>
+                    <a:prstGeom prst="rect"/>
+                  </pic:spPr>
+                </pic:pic>
+              </a:graphicData>
+            </a:graphic>
+          </wp:inline>
+        </w:drawing>
+      </w:r>
+      <w:r>
         <w:rPr>
           <w:rFonts w:ascii="Malgun Gothic" w:hAnsi="Malgun Gothic" w:eastAsia="Malgun Gothic"/>
           <w:b w:val="0"/>
-          <w:i/>
+          <w:i w:val="0"/>
           <w:sz w:val="22"/>
         </w:rPr>
-        <w:t>\omega \to 2</w:t>
-      </w:r>
-      <w:r>
-        <w:rPr>
-          <w:rFonts w:ascii="Malgun Gothic" w:hAnsi="Malgun Gothic" w:eastAsia="Malgun Gothic"/>
-          <w:b w:val="0"/>
-          <w:i w:val="0"/>
-          <w:sz w:val="22"/>
-        </w:rPr>
         <w:t xml:space="preserve"> stiffness 해소), (ii) 3D D3Q19 검증, (iii) 큰 격자 (</w:t>
       </w:r>
       <w:r>
-        <w:rPr>
-          <w:rFonts w:ascii="Malgun Gothic" w:hAnsi="Malgun Gothic" w:eastAsia="Malgun Gothic"/>
-          <w:b w:val="0"/>
-          <w:i/>
-          <w:sz w:val="22"/>
-        </w:rPr>
-        <w:t>N \ge 128</w:t>
+        <w:drawing>
+          <wp:inline xmlns:a="http://schemas.openxmlformats.org/drawingml/2006/main" xmlns:pic="http://schemas.openxmlformats.org/drawingml/2006/picture">
+            <wp:extent cx="1068866" cy="162000"/>
+            <wp:docPr id="124" name="Picture 124"/>
+            <wp:cNvGraphicFramePr>
+              <a:graphicFrameLocks noChangeAspect="1"/>
+            </wp:cNvGraphicFramePr>
+            <a:graphic>
+              <a:graphicData uri="http://schemas.openxmlformats.org/drawingml/2006/picture">
+                <pic:pic>
+                  <pic:nvPicPr>
+                    <pic:cNvPr id="0" name="adf934e34ca2.png"/>
+                    <pic:cNvPicPr/>
+                  </pic:nvPicPr>
+                  <pic:blipFill>
+                    <a:blip r:embed="rId118"/>
+                    <a:stretch>
+                      <a:fillRect/>
+                    </a:stretch>
+                  </pic:blipFill>
+                  <pic:spPr>
+                    <a:xfrm>
+                      <a:off x="0" y="0"/>
+                      <a:ext cx="1068866" cy="162000"/>
+                    </a:xfrm>
+                    <a:prstGeom prst="rect"/>
+                  </pic:spPr>
+                </pic:pic>
+              </a:graphicData>
+            </a:graphic>
+          </wp:inline>
+        </w:drawing>
       </w:r>
       <w:r>
         <w:rPr>
